--- a/Lesson_08_Subjunctive_Future.docx
+++ b/Lesson_08_Subjunctive_Future.docx
@@ -2,24 +2,7 @@
 <file path=word/document.xml><?xml version="1.0" encoding="utf-8"?>
 <w:document xmlns:w="http://schemas.openxmlformats.org/wordprocessingml/2006/main" xmlns:m="http://schemas.openxmlformats.org/officeDocument/2006/math" xmlns:r="http://schemas.openxmlformats.org/officeDocument/2006/relationships" xmlns:o="urn:schemas-microsoft-com:office:office" xmlns:v="urn:schemas-microsoft-com:vml" xmlns:w10="urn:schemas-microsoft-com:office:word" xmlns:a="http://schemas.openxmlformats.org/drawingml/2006/main" xmlns:pic="http://schemas.openxmlformats.org/drawingml/2006/picture" xmlns:wp="http://schemas.openxmlformats.org/drawingml/2006/wordprocessingDrawing">
   <w:body>
-    <w:bookmarkStart w:id="23" w:name="the-acts-of-mar-yukhannan"/>
-    <w:p>
-      <w:pPr>
-        <w:pStyle w:val="Heading1"/>
-      </w:pPr>
-      <w:r>
-        <w:t xml:space="preserve">The Acts of Mar Yukhannan</w:t>
-      </w:r>
-    </w:p>
-    <w:p>
-      <w:pPr>
-        <w:pStyle w:val="FirstParagraph"/>
-      </w:pPr>
-      <w:r>
-        <w:t xml:space="preserve">An Immersive Syriac Language Course</w:t>
-      </w:r>
-    </w:p>
-    <w:bookmarkStart w:id="22" w:name="lesson-8"/>
+    <w:bookmarkStart w:id="32" w:name="lesson-8"/>
     <w:p>
       <w:pPr>
         <w:pStyle w:val="Heading2"/>
@@ -28,35 +11,13 @@
         <w:t xml:space="preserve">LESSON 8</w:t>
       </w:r>
     </w:p>
-    <w:bookmarkStart w:id="21" w:name="X380dc6657dc9215acef9b39a0c602c1e2815161"/>
+    <w:bookmarkStart w:id="31" w:name="X380dc6657dc9215acef9b39a0c602c1e2815161"/>
     <w:p>
       <w:pPr>
         <w:pStyle w:val="Heading3"/>
       </w:pPr>
       <w:r>
         <w:t xml:space="preserve">The Subjunctive Future: The Imperfect Tense</w:t>
-      </w:r>
-    </w:p>
-    <w:p>
-      <w:pPr>
-        <w:pStyle w:val="FirstParagraph"/>
-      </w:pPr>
-      <w:r>
-        <w:rPr>
-          <w:i/>
-          <w:iCs/>
-        </w:rPr>
-        <w:t xml:space="preserve">Estrangela script · Transliteration · English translation</w:t>
-      </w:r>
-      <w:r>
-        <w:t xml:space="preserve"> </w:t>
-      </w:r>
-      <w:r>
-        <w:rPr>
-          <w:i/>
-          <w:iCs/>
-        </w:rPr>
-        <w:t xml:space="preserve">Greek · Latin · Arabic · Hebrew cross-references throughout</w:t>
       </w:r>
     </w:p>
     <w:p>
@@ -66,7 +27,7 @@
         </w:pict>
       </w:r>
     </w:p>
-    <w:bookmarkStart w:id="9" w:name="section-1-review-of-lesson-7"/>
+    <w:bookmarkStart w:id="20" w:name="section-1-review-of-lesson-7"/>
     <w:p>
       <w:pPr>
         <w:pStyle w:val="Heading4"/>
@@ -86,9 +47,11 @@
         </w:rPr>
         <w:t xml:space="preserve">Quick Summary</w:t>
       </w:r>
-      <w:r>
-        <w:t xml:space="preserve"> </w:t>
-      </w:r>
+    </w:p>
+    <w:p>
+      <w:pPr>
+        <w:pStyle w:val="BodyText"/>
+      </w:pPr>
       <w:r>
         <w:t xml:space="preserve">In Lesson 7, we tackled</w:t>
       </w:r>
@@ -96,7 +59,13 @@
         <w:t xml:space="preserve"> </w:t>
       </w:r>
       <w:r>
-        <w:t xml:space="preserve">“weak roots”</w:t>
+        <w:t xml:space="preserve">“</w:t>
+      </w:r>
+      <w:r>
+        <w:t xml:space="preserve">weak roots</w:t>
+      </w:r>
+      <w:r>
+        <w:t xml:space="preserve">”</w:t>
       </w:r>
       <w:r>
         <w:t xml:space="preserve">—verbs that contain an Alaph (ܐ) or Yodh (ܝ). We saw that while they can lose or transform their weak consonants in conjugation (e.g.,</w:t>
@@ -181,9 +150,11 @@
         </w:rPr>
         <w:t xml:space="preserve">5-Question Warm-Up Drill</w:t>
       </w:r>
-      <w:r>
-        <w:t xml:space="preserve"> </w:t>
-      </w:r>
+    </w:p>
+    <w:p>
+      <w:pPr>
+        <w:pStyle w:val="BodyText"/>
+      </w:pPr>
       <w:r>
         <w:rPr>
           <w:i/>
@@ -191,11 +162,17 @@
         </w:rPr>
         <w:t xml:space="preserve">(Answers in Section 9)</w:t>
       </w:r>
-      <w:r>
-        <w:t xml:space="preserve"> </w:t>
-      </w:r>
-      <w:r>
-        <w:t xml:space="preserve">1. What does the Yodh in a III-Yodh verb turn into in the 3rd masc singular perfect (e.g.,</w:t>
+    </w:p>
+    <w:p>
+      <w:pPr>
+        <w:pStyle w:val="Compact"/>
+        <w:numPr>
+          <w:ilvl w:val="0"/>
+          <w:numId w:val="1001"/>
+        </w:numPr>
+      </w:pPr>
+      <w:r>
+        <w:t xml:space="preserve">What does the Yodh in a III-Yodh verb turn into in the 3rd masc singular perfect (e.g.,</w:t>
       </w:r>
       <w:r>
         <w:t xml:space="preserve"> </w:t>
@@ -210,11 +187,17 @@
       <w:r>
         <w:t xml:space="preserve">)?</w:t>
       </w:r>
-      <w:r>
-        <w:t xml:space="preserve"> </w:t>
-      </w:r>
-      <w:r>
-        <w:t xml:space="preserve">2. Translate:</w:t>
+    </w:p>
+    <w:p>
+      <w:pPr>
+        <w:pStyle w:val="Compact"/>
+        <w:numPr>
+          <w:ilvl w:val="0"/>
+          <w:numId w:val="1001"/>
+        </w:numPr>
+      </w:pPr>
+      <w:r>
+        <w:t xml:space="preserve">Translate:</w:t>
       </w:r>
       <w:r>
         <w:t xml:space="preserve"> </w:t>
@@ -229,11 +212,17 @@
       <w:r>
         <w:t xml:space="preserve">.</w:t>
       </w:r>
-      <w:r>
-        <w:t xml:space="preserve"> </w:t>
-      </w:r>
-      <w:r>
-        <w:t xml:space="preserve">3. Identify the root of</w:t>
+    </w:p>
+    <w:p>
+      <w:pPr>
+        <w:pStyle w:val="Compact"/>
+        <w:numPr>
+          <w:ilvl w:val="0"/>
+          <w:numId w:val="1001"/>
+        </w:numPr>
+      </w:pPr>
+      <w:r>
+        <w:t xml:space="preserve">Identify the root of</w:t>
       </w:r>
       <w:r>
         <w:t xml:space="preserve"> </w:t>
@@ -251,11 +240,17 @@
       <w:r>
         <w:t xml:space="preserve">(he knew).</w:t>
       </w:r>
-      <w:r>
-        <w:t xml:space="preserve"> </w:t>
-      </w:r>
-      <w:r>
-        <w:t xml:space="preserve">4. Translate:</w:t>
+    </w:p>
+    <w:p>
+      <w:pPr>
+        <w:pStyle w:val="Compact"/>
+        <w:numPr>
+          <w:ilvl w:val="0"/>
+          <w:numId w:val="1001"/>
+        </w:numPr>
+      </w:pPr>
+      <w:r>
+        <w:t xml:space="preserve">Translate:</w:t>
       </w:r>
       <w:r>
         <w:t xml:space="preserve"> </w:t>
@@ -302,17 +297,29 @@
       <w:r>
         <w:t xml:space="preserve">?</w:t>
       </w:r>
-      <w:r>
-        <w:t xml:space="preserve"> </w:t>
-      </w:r>
-      <w:r>
-        <w:t xml:space="preserve">5. How would you say</w:t>
-      </w:r>
-      <w:r>
-        <w:t xml:space="preserve"> </w:t>
-      </w:r>
-      <w:r>
-        <w:t xml:space="preserve">“I saw”</w:t>
+    </w:p>
+    <w:p>
+      <w:pPr>
+        <w:pStyle w:val="Compact"/>
+        <w:numPr>
+          <w:ilvl w:val="0"/>
+          <w:numId w:val="1001"/>
+        </w:numPr>
+      </w:pPr>
+      <w:r>
+        <w:t xml:space="preserve">How would you say</w:t>
+      </w:r>
+      <w:r>
+        <w:t xml:space="preserve"> </w:t>
+      </w:r>
+      <w:r>
+        <w:t xml:space="preserve">“</w:t>
+      </w:r>
+      <w:r>
+        <w:t xml:space="preserve">I saw</w:t>
+      </w:r>
+      <w:r>
+        <w:t xml:space="preserve">”</w:t>
       </w:r>
       <w:r>
         <w:t xml:space="preserve"> </w:t>
@@ -341,8 +348,8 @@
         </w:pict>
       </w:r>
     </w:p>
-    <w:bookmarkEnd w:id="9"/>
-    <w:bookmarkStart w:id="10" w:name="X6efa2945857944173ecc06384e8624bd2735e2a"/>
+    <w:bookmarkEnd w:id="20"/>
+    <w:bookmarkStart w:id="21" w:name="X6efa2945857944173ecc06384e8624bd2735e2a"/>
     <w:p>
       <w:pPr>
         <w:pStyle w:val="Heading4"/>
@@ -431,7 +438,13 @@
         <w:t xml:space="preserve"> </w:t>
       </w:r>
       <w:r>
-        <w:t xml:space="preserve">“Prefix Conjugation.”</w:t>
+        <w:t xml:space="preserve">“</w:t>
+      </w:r>
+      <w:r>
+        <w:t xml:space="preserve">Prefix Conjugation.</w:t>
+      </w:r>
+      <w:r>
+        <w:t xml:space="preserve">”</w:t>
       </w:r>
     </w:p>
     <w:p>
@@ -445,9 +458,11 @@
         </w:rPr>
         <w:t xml:space="preserve">Cross-Linguistic Comparison: The Imperfect</w:t>
       </w:r>
-      <w:r>
-        <w:t xml:space="preserve"> </w:t>
-      </w:r>
+    </w:p>
+    <w:p>
+      <w:pPr>
+        <w:pStyle w:val="BodyText"/>
+      </w:pPr>
       <w:r>
         <w:t xml:space="preserve">In all Semitic languages, the Imperfect adds prefixes (</w:t>
       </w:r>
@@ -461,15 +476,15 @@
       <w:r>
         <w:t xml:space="preserve">, etc.) to the root to indicate the person, while suffixes are used to indicate plural number.</w:t>
       </w:r>
-      <w:r>
-        <w:t xml:space="preserve"> </w:t>
-      </w:r>
-      <w:r>
-        <w:t xml:space="preserve">*</w:t>
-      </w:r>
-      <w:r>
-        <w:t xml:space="preserve"> </w:t>
-      </w:r>
+    </w:p>
+    <w:p>
+      <w:pPr>
+        <w:pStyle w:val="Compact"/>
+        <w:numPr>
+          <w:ilvl w:val="0"/>
+          <w:numId w:val="1002"/>
+        </w:numPr>
+      </w:pPr>
       <w:r>
         <w:rPr>
           <w:b/>
@@ -506,15 +521,15 @@
       <w:r>
         <w:t xml:space="preserve">— I will write).</w:t>
       </w:r>
-      <w:r>
-        <w:t xml:space="preserve"> </w:t>
-      </w:r>
-      <w:r>
-        <w:t xml:space="preserve">*</w:t>
-      </w:r>
-      <w:r>
-        <w:t xml:space="preserve"> </w:t>
-      </w:r>
+    </w:p>
+    <w:p>
+      <w:pPr>
+        <w:pStyle w:val="Compact"/>
+        <w:numPr>
+          <w:ilvl w:val="0"/>
+          <w:numId w:val="1002"/>
+        </w:numPr>
+      </w:pPr>
       <w:r>
         <w:rPr>
           <w:b/>
@@ -551,15 +566,15 @@
       <w:r>
         <w:t xml:space="preserve">— I write).</w:t>
       </w:r>
-      <w:r>
-        <w:t xml:space="preserve"> </w:t>
-      </w:r>
-      <w:r>
-        <w:t xml:space="preserve">*</w:t>
-      </w:r>
-      <w:r>
-        <w:t xml:space="preserve"> </w:t>
-      </w:r>
+    </w:p>
+    <w:p>
+      <w:pPr>
+        <w:pStyle w:val="Compact"/>
+        <w:numPr>
+          <w:ilvl w:val="0"/>
+          <w:numId w:val="1002"/>
+        </w:numPr>
+      </w:pPr>
       <w:r>
         <w:rPr>
           <w:b/>
@@ -599,7 +614,7 @@
     </w:p>
     <w:p>
       <w:pPr>
-        <w:pStyle w:val="BodyText"/>
+        <w:pStyle w:val="FirstParagraph"/>
       </w:pPr>
       <w:r>
         <w:rPr>
@@ -690,8 +705,8 @@
         </w:pict>
       </w:r>
     </w:p>
-    <w:bookmarkEnd w:id="10"/>
-    <w:bookmarkStart w:id="11" w:name="Xde286b67ae5fdb7d9d5a0adb6576a98ed9c634f"/>
+    <w:bookmarkEnd w:id="21"/>
+    <w:bookmarkStart w:id="22" w:name="Xde286b67ae5fdb7d9d5a0adb6576a98ed9c634f"/>
     <w:p>
       <w:pPr>
         <w:pStyle w:val="Heading4"/>
@@ -711,9 +726,11 @@
         </w:rPr>
         <w:t xml:space="preserve">1. Forming the Peal Imperfect</w:t>
       </w:r>
-      <w:r>
-        <w:t xml:space="preserve"> </w:t>
-      </w:r>
+    </w:p>
+    <w:p>
+      <w:pPr>
+        <w:pStyle w:val="BodyText"/>
+      </w:pPr>
       <w:r>
         <w:t xml:space="preserve">For a strong root like</w:t>
       </w:r>
@@ -765,15 +782,15 @@
       <w:r>
         <w:t xml:space="preserve">We then add the person-marking prefixes:</w:t>
       </w:r>
-      <w:r>
-        <w:t xml:space="preserve"> </w:t>
-      </w:r>
-      <w:r>
-        <w:t xml:space="preserve">*</w:t>
-      </w:r>
-      <w:r>
-        <w:t xml:space="preserve"> </w:t>
-      </w:r>
+    </w:p>
+    <w:p>
+      <w:pPr>
+        <w:pStyle w:val="Compact"/>
+        <w:numPr>
+          <w:ilvl w:val="0"/>
+          <w:numId w:val="1003"/>
+        </w:numPr>
+      </w:pPr>
       <w:r>
         <w:rPr>
           <w:i/>
@@ -835,15 +852,15 @@
       <w:r>
         <w:t xml:space="preserve">(He will write).</w:t>
       </w:r>
-      <w:r>
-        <w:t xml:space="preserve"> </w:t>
-      </w:r>
-      <w:r>
-        <w:t xml:space="preserve">*</w:t>
-      </w:r>
-      <w:r>
-        <w:t xml:space="preserve"> </w:t>
-      </w:r>
+    </w:p>
+    <w:p>
+      <w:pPr>
+        <w:pStyle w:val="Compact"/>
+        <w:numPr>
+          <w:ilvl w:val="0"/>
+          <w:numId w:val="1003"/>
+        </w:numPr>
+      </w:pPr>
       <w:r>
         <w:rPr>
           <w:i/>
@@ -884,15 +901,15 @@
       <w:r>
         <w:t xml:space="preserve">(You will write / She will write).</w:t>
       </w:r>
-      <w:r>
-        <w:t xml:space="preserve"> </w:t>
-      </w:r>
-      <w:r>
-        <w:t xml:space="preserve">*</w:t>
-      </w:r>
-      <w:r>
-        <w:t xml:space="preserve"> </w:t>
-      </w:r>
+    </w:p>
+    <w:p>
+      <w:pPr>
+        <w:pStyle w:val="Compact"/>
+        <w:numPr>
+          <w:ilvl w:val="0"/>
+          <w:numId w:val="1003"/>
+        </w:numPr>
+      </w:pPr>
       <w:r>
         <w:rPr>
           <w:i/>
@@ -936,7 +953,7 @@
     </w:p>
     <w:p>
       <w:pPr>
-        <w:pStyle w:val="BodyText"/>
+        <w:pStyle w:val="FirstParagraph"/>
       </w:pPr>
       <w:r>
         <w:rPr>
@@ -945,21 +962,23 @@
         </w:rPr>
         <w:t xml:space="preserve">2. Syntax: The Simple Future</w:t>
       </w:r>
-      <w:r>
-        <w:t xml:space="preserve"> </w:t>
-      </w:r>
+    </w:p>
+    <w:p>
+      <w:pPr>
+        <w:pStyle w:val="BodyText"/>
+      </w:pPr>
       <w:r>
         <w:t xml:space="preserve">By itself, the Imperfect functions as a simple future tense.</w:t>
       </w:r>
-      <w:r>
-        <w:t xml:space="preserve"> </w:t>
-      </w:r>
-      <w:r>
-        <w:t xml:space="preserve">*</w:t>
-      </w:r>
-      <w:r>
-        <w:t xml:space="preserve"> </w:t>
-      </w:r>
+    </w:p>
+    <w:p>
+      <w:pPr>
+        <w:pStyle w:val="Compact"/>
+        <w:numPr>
+          <w:ilvl w:val="0"/>
+          <w:numId w:val="1004"/>
+        </w:numPr>
+      </w:pPr>
       <w:r>
         <w:rPr>
           <w:i/>
@@ -970,15 +989,15 @@
       <w:r>
         <w:t xml:space="preserve">. (Yukhannan will write a word).</w:t>
       </w:r>
-      <w:r>
-        <w:t xml:space="preserve"> </w:t>
-      </w:r>
-      <w:r>
-        <w:t xml:space="preserve">*</w:t>
-      </w:r>
-      <w:r>
-        <w:t xml:space="preserve"> </w:t>
-      </w:r>
+    </w:p>
+    <w:p>
+      <w:pPr>
+        <w:pStyle w:val="Compact"/>
+        <w:numPr>
+          <w:ilvl w:val="0"/>
+          <w:numId w:val="1004"/>
+        </w:numPr>
+      </w:pPr>
       <w:r>
         <w:rPr>
           <w:i/>
@@ -992,7 +1011,7 @@
     </w:p>
     <w:p>
       <w:pPr>
-        <w:pStyle w:val="BodyText"/>
+        <w:pStyle w:val="FirstParagraph"/>
       </w:pPr>
       <w:r>
         <w:rPr>
@@ -1023,9 +1042,11 @@
         </w:rPr>
         <w:t xml:space="preserve">+ Imperfect)</w:t>
       </w:r>
-      <w:r>
-        <w:t xml:space="preserve"> </w:t>
-      </w:r>
+    </w:p>
+    <w:p>
+      <w:pPr>
+        <w:pStyle w:val="BodyText"/>
+      </w:pPr>
       <w:r>
         <w:t xml:space="preserve">Syriac uses the Imperfect heavily for purpose clauses, wishes, and commands. It accomplishes this by attaching the relative particle</w:t>
       </w:r>
@@ -1054,15 +1075,15 @@
       <w:r>
         <w:t xml:space="preserve">).</w:t>
       </w:r>
-      <w:r>
-        <w:t xml:space="preserve"> </w:t>
-      </w:r>
-      <w:r>
-        <w:t xml:space="preserve">*</w:t>
-      </w:r>
-      <w:r>
-        <w:t xml:space="preserve"> </w:t>
-      </w:r>
+    </w:p>
+    <w:p>
+      <w:pPr>
+        <w:pStyle w:val="Compact"/>
+        <w:numPr>
+          <w:ilvl w:val="0"/>
+          <w:numId w:val="1005"/>
+        </w:numPr>
+      </w:pPr>
       <w:r>
         <w:rPr>
           <w:i/>
@@ -1105,15 +1126,15 @@
       <w:r>
         <w:t xml:space="preserve">.</w:t>
       </w:r>
-      <w:r>
-        <w:t xml:space="preserve"> </w:t>
-      </w:r>
-      <w:r>
-        <w:t xml:space="preserve">*</w:t>
-      </w:r>
-      <w:r>
-        <w:t xml:space="preserve"> </w:t>
-      </w:r>
+    </w:p>
+    <w:p>
+      <w:pPr>
+        <w:pStyle w:val="Compact"/>
+        <w:numPr>
+          <w:ilvl w:val="0"/>
+          <w:numId w:val="1005"/>
+        </w:numPr>
+      </w:pPr>
       <w:r>
         <w:rPr>
           <w:i/>
@@ -1148,8 +1169,8 @@
         </w:pict>
       </w:r>
     </w:p>
-    <w:bookmarkEnd w:id="11"/>
-    <w:bookmarkStart w:id="12" w:name="X7a6d8a35f5c2e41220904a8ca416f00133db0c4"/>
+    <w:bookmarkEnd w:id="22"/>
+    <w:bookmarkStart w:id="23" w:name="X7a6d8a35f5c2e41220904a8ca416f00133db0c4"/>
     <w:p>
       <w:pPr>
         <w:pStyle w:val="Heading4"/>
@@ -1191,9 +1212,11 @@
         </w:rPr>
         <w:t xml:space="preserve">)</w:t>
       </w:r>
-      <w:r>
-        <w:t xml:space="preserve"> </w:t>
-      </w:r>
+    </w:p>
+    <w:p>
+      <w:pPr>
+        <w:pStyle w:val="BodyText"/>
+      </w:pPr>
       <w:r>
         <w:t xml:space="preserve">In the Peal, the prefix has an</w:t>
       </w:r>
@@ -1266,6 +1289,7 @@
       <w:tblPr>
         <w:tblStyle w:val="Table"/>
         <w:tblW w:type="auto" w:w="0"/>
+        <w:jc w:val="left"/>
         <w:tblLook w:firstRow="1" w:lastRow="0" w:firstColumn="0" w:lastColumn="0" w:noHBand="0" w:noVBand="0" w:val="0020"/>
       </w:tblPr>
       <w:tblGrid>
@@ -2001,45 +2025,73 @@
           <w:i/>
           <w:iCs/>
         </w:rPr>
-        <w:t xml:space="preserve">“He will kill”</w:t>
+        <w:t xml:space="preserve">“</w:t>
       </w:r>
       <w:r>
         <w:rPr>
           <w:i/>
           <w:iCs/>
         </w:rPr>
-        <w:t xml:space="preserve"> </w:t>
+        <w:t xml:space="preserve">He will kill</w:t>
       </w:r>
       <w:r>
         <w:rPr>
           <w:i/>
           <w:iCs/>
         </w:rPr>
-        <w:t xml:space="preserve">(</w:t>
-      </w:r>
-      <w:r>
-        <w:t xml:space="preserve">neqṭūl</w:t>
+        <w:t xml:space="preserve">”</w:t>
       </w:r>
       <w:r>
         <w:rPr>
           <w:i/>
           <w:iCs/>
         </w:rPr>
-        <w:t xml:space="preserve">) and</w:t>
+        <w:t xml:space="preserve"> </w:t>
       </w:r>
       <w:r>
         <w:rPr>
           <w:i/>
           <w:iCs/>
         </w:rPr>
-        <w:t xml:space="preserve"> </w:t>
+        <w:t xml:space="preserve">(</w:t>
+      </w:r>
+      <w:r>
+        <w:t xml:space="preserve">neqṭūl</w:t>
       </w:r>
       <w:r>
         <w:rPr>
           <w:i/>
           <w:iCs/>
         </w:rPr>
-        <w:t xml:space="preserve">“We will kill”</w:t>
+        <w:t xml:space="preserve">) and</w:t>
+      </w:r>
+      <w:r>
+        <w:rPr>
+          <w:i/>
+          <w:iCs/>
+        </w:rPr>
+        <w:t xml:space="preserve"> </w:t>
+      </w:r>
+      <w:r>
+        <w:rPr>
+          <w:i/>
+          <w:iCs/>
+        </w:rPr>
+        <w:t xml:space="preserve">“</w:t>
+      </w:r>
+      <w:r>
+        <w:rPr>
+          <w:i/>
+          <w:iCs/>
+        </w:rPr>
+        <w:t xml:space="preserve">We will kill</w:t>
+      </w:r>
+      <w:r>
+        <w:rPr>
+          <w:i/>
+          <w:iCs/>
+        </w:rPr>
+        <w:t xml:space="preserve">”</w:t>
       </w:r>
       <w:r>
         <w:rPr>
@@ -2099,46 +2151,30 @@
         </w:rPr>
         <w:t xml:space="preserve">, to sanctify)</w:t>
       </w:r>
-      <w:r>
-        <w:t xml:space="preserve"> </w:t>
-      </w:r>
-      <w:r>
-        <w:t xml:space="preserve">In the derived stems (Paael and Aphel), the prefix vowel is</w:t>
-      </w:r>
-      <w:r>
-        <w:t xml:space="preserve"> </w:t>
+    </w:p>
+    <w:p>
+      <w:pPr>
+        <w:pStyle w:val="BodyText"/>
+      </w:pPr>
+      <w:r>
+        <w:t xml:space="preserve">In the Paael the prefix has only a reduced vowel (</w:t>
       </w:r>
       <w:r>
         <w:rPr>
           <w:i/>
           <w:iCs/>
         </w:rPr>
-        <w:t xml:space="preserve">a</w:t>
-      </w:r>
-      <w:r>
-        <w:t xml:space="preserve"> </w:t>
-      </w:r>
-      <w:r>
-        <w:t xml:space="preserve">rather than</w:t>
-      </w:r>
-      <w:r>
-        <w:t xml:space="preserve"> </w:t>
-      </w:r>
-      <w:r>
-        <w:rPr>
-          <w:i/>
-          <w:iCs/>
-        </w:rPr>
-        <w:t xml:space="preserve">e</w:t>
-      </w:r>
-      <w:r>
-        <w:t xml:space="preserve">. For Paael, the middle root letter is doubled (represented by a hard pronunciation or dot).</w:t>
+        <w:t xml:space="preserve">nqaddeš</w:t>
+      </w:r>
+      <w:r>
+        <w:t xml:space="preserve">), and the middle root letter is doubled.</w:t>
       </w:r>
     </w:p>
     <w:tbl>
       <w:tblPr>
         <w:tblStyle w:val="Table"/>
         <w:tblW w:type="auto" w:w="0"/>
+        <w:jc w:val="left"/>
         <w:tblLook w:firstRow="1" w:lastRow="0" w:firstColumn="0" w:lastColumn="0" w:noHBand="0" w:noVBand="0" w:val="0020"/>
       </w:tblPr>
       <w:tblGrid>
@@ -2291,7 +2327,7 @@
               <w:jc w:val="left"/>
             </w:pPr>
             <w:r>
-              <w:t xml:space="preserve">ʾaqaddeš</w:t>
+              <w:t xml:space="preserve">ʾqaddeš</w:t>
             </w:r>
           </w:p>
         </w:tc>
@@ -2441,7 +2477,7 @@
           <w:b/>
           <w:bCs/>
         </w:rPr>
-        <w:t xml:space="preserve">p-q</w:t>
+        <w:t xml:space="preserve">n-p-q</w:t>
       </w:r>
       <w:r>
         <w:rPr>
@@ -2463,7 +2499,7 @@
           <w:b/>
           <w:bCs/>
         </w:rPr>
-        <w:t xml:space="preserve">ʾappiq</w:t>
+        <w:t xml:space="preserve">ʾappeq</w:t>
       </w:r>
       <w:r>
         <w:rPr>
@@ -2479,9 +2515,11 @@
         </w:rPr>
         <w:t xml:space="preserve">to bring out)</w:t>
       </w:r>
-      <w:r>
-        <w:t xml:space="preserve"> </w:t>
-      </w:r>
+    </w:p>
+    <w:p>
+      <w:pPr>
+        <w:pStyle w:val="BodyText"/>
+      </w:pPr>
       <w:r>
         <w:t xml:space="preserve">In the Aphel, the original</w:t>
       </w:r>
@@ -2515,7 +2553,7 @@
         <w:t xml:space="preserve"> </w:t>
       </w:r>
       <w:r>
-        <w:t xml:space="preserve">vowel. The theme vowel is usually</w:t>
+        <w:t xml:space="preserve">vowel. The theme vowel is</w:t>
       </w:r>
       <w:r>
         <w:t xml:space="preserve"> </w:t>
@@ -2526,22 +2564,6 @@
           <w:iCs/>
         </w:rPr>
         <w:t xml:space="preserve">e</w:t>
-      </w:r>
-      <w:r>
-        <w:t xml:space="preserve"> </w:t>
-      </w:r>
-      <w:r>
-        <w:t xml:space="preserve">or</w:t>
-      </w:r>
-      <w:r>
-        <w:t xml:space="preserve"> </w:t>
-      </w:r>
-      <w:r>
-        <w:rPr>
-          <w:i/>
-          <w:iCs/>
-        </w:rPr>
-        <w:t xml:space="preserve">i</w:t>
       </w:r>
       <w:r>
         <w:t xml:space="preserve">.</w:t>
@@ -2551,6 +2573,7 @@
       <w:tblPr>
         <w:tblStyle w:val="Table"/>
         <w:tblW w:type="auto" w:w="0"/>
+        <w:jc w:val="left"/>
         <w:tblLook w:firstRow="1" w:lastRow="0" w:firstColumn="0" w:lastColumn="0" w:noHBand="0" w:noVBand="0" w:val="0020"/>
       </w:tblPr>
       <w:tblGrid>
@@ -2649,7 +2672,7 @@
               <w:jc w:val="left"/>
             </w:pPr>
             <w:r>
-              <w:t xml:space="preserve">nappeš / nappiq</w:t>
+              <w:t xml:space="preserve">nappeq</w:t>
             </w:r>
           </w:p>
         </w:tc>
@@ -2703,7 +2726,7 @@
               <w:jc w:val="left"/>
             </w:pPr>
             <w:r>
-              <w:t xml:space="preserve">ʾappiq</w:t>
+              <w:t xml:space="preserve">ʾappeq</w:t>
             </w:r>
           </w:p>
         </w:tc>
@@ -2782,8 +2805,8 @@
         </w:pict>
       </w:r>
     </w:p>
-    <w:bookmarkEnd w:id="12"/>
-    <w:bookmarkStart w:id="13" w:name="section-5-the-subjunctive-flow"/>
+    <w:bookmarkEnd w:id="23"/>
+    <w:bookmarkStart w:id="24" w:name="section-5-the-subjunctive-flow"/>
     <w:p>
       <w:pPr>
         <w:pStyle w:val="Heading4"/>
@@ -2804,6 +2827,7 @@
       <w:tblPr>
         <w:tblStyle w:val="Table"/>
         <w:tblW w:type="pct" w:w="5000"/>
+        <w:jc w:val="left"/>
         <w:tblLayout w:type="fixed"/>
         <w:tblLook w:firstRow="1" w:lastRow="0" w:firstColumn="0" w:lastColumn="0" w:noHBand="0" w:noVBand="0" w:val="0020"/>
       </w:tblPr>
@@ -2937,8 +2961,8 @@
         </w:pict>
       </w:r>
     </w:p>
-    <w:bookmarkEnd w:id="13"/>
-    <w:bookmarkStart w:id="14" w:name="Xd6637b219a2dec31ac758e14cbbad82fae4ebb0"/>
+    <w:bookmarkEnd w:id="24"/>
+    <w:bookmarkStart w:id="25" w:name="Xd6637b219a2dec31ac758e14cbbad82fae4ebb0"/>
     <w:p>
       <w:pPr>
         <w:pStyle w:val="Heading4"/>
@@ -2951,6 +2975,7 @@
       <w:tblPr>
         <w:tblStyle w:val="Table"/>
         <w:tblW w:type="pct" w:w="5000"/>
+        <w:jc w:val="left"/>
         <w:tblLayout w:type="fixed"/>
         <w:tblLook w:firstRow="1" w:lastRow="0" w:firstColumn="0" w:lastColumn="0" w:noHBand="0" w:noVBand="0" w:val="0020"/>
       </w:tblPr>
@@ -3326,7 +3351,7 @@
               <w:jc w:val="left"/>
             </w:pPr>
             <w:r>
-              <w:t xml:space="preserve">shād (Peal)</w:t>
+              <w:t xml:space="preserve">sehed (Peal)</w:t>
             </w:r>
           </w:p>
         </w:tc>
@@ -3639,8 +3664,8 @@
         </w:pict>
       </w:r>
     </w:p>
-    <w:bookmarkEnd w:id="14"/>
-    <w:bookmarkStart w:id="15" w:name="section-7-the-story-part-8"/>
+    <w:bookmarkEnd w:id="25"/>
+    <w:bookmarkStart w:id="26" w:name="section-7-the-story-part-8"/>
     <w:p>
       <w:pPr>
         <w:pStyle w:val="Heading4"/>
@@ -3660,9 +3685,11 @@
         </w:rPr>
         <w:t xml:space="preserve">The Threat</w:t>
       </w:r>
-      <w:r>
-        <w:t xml:space="preserve"> </w:t>
-      </w:r>
+    </w:p>
+    <w:p>
+      <w:pPr>
+        <w:pStyle w:val="BodyText"/>
+      </w:pPr>
       <w:r>
         <w:rPr>
           <w:i/>
@@ -3682,9 +3709,11 @@
         </w:rPr>
         <w:t xml:space="preserve">Sentence 1</w:t>
       </w:r>
-      <w:r>
-        <w:t xml:space="preserve"> </w:t>
-      </w:r>
+    </w:p>
+    <w:p>
+      <w:pPr>
+        <w:pStyle w:val="BodyText"/>
+      </w:pPr>
       <w:r>
         <w:t xml:space="preserve">ܩܡ ܝܘܚܢܢ ܩܕܡ ܡܠܟܐ ܕܕܝܢܐ</w:t>
       </w:r>
@@ -3718,9 +3747,11 @@
         </w:rPr>
         <w:t xml:space="preserve">Sentence 2</w:t>
       </w:r>
-      <w:r>
-        <w:t xml:space="preserve"> </w:t>
-      </w:r>
+    </w:p>
+    <w:p>
+      <w:pPr>
+        <w:pStyle w:val="BodyText"/>
+      </w:pPr>
       <w:r>
         <w:t xml:space="preserve">ܘܝܬܒ ܡܠܟܐ ܘܐܡܪ ܠܗ</w:t>
       </w:r>
@@ -3754,9 +3785,11 @@
         </w:rPr>
         <w:t xml:space="preserve">Sentence 3</w:t>
       </w:r>
-      <w:r>
-        <w:t xml:space="preserve"> </w:t>
-      </w:r>
+    </w:p>
+    <w:p>
+      <w:pPr>
+        <w:pStyle w:val="BodyText"/>
+      </w:pPr>
       <w:r>
         <w:t xml:space="preserve">ܥܒܕ ܐܢܐ ܕܝܢܐ ܕܐܥܒܕ ܒܝܫܐ ܠܟ</w:t>
       </w:r>
@@ -3770,7 +3803,40 @@
         <w:t xml:space="preserve"> </w:t>
       </w:r>
       <w:r>
-        <w:t xml:space="preserve">ʿābed (doing/making) -nā (am-I) dīnā (judgment), d-ʾeʿbed (in-order-that-I-might-do) bīšā (evil) lāḵ (to-you)!</w:t>
+        <w:t xml:space="preserve">ʿābed (doing/making) -nā (am-I) dīnā (judgment), d- (PURP) + ʾeʿbed (1sg.IMPF.PEAL of ʿ-b-d,</w:t>
+      </w:r>
+      <w:r>
+        <w:t xml:space="preserve"> </w:t>
+      </w:r>
+      <w:r>
+        <w:t xml:space="preserve">‘</w:t>
+      </w:r>
+      <w:r>
+        <w:t xml:space="preserve">do/make</w:t>
+      </w:r>
+      <w:r>
+        <w:t xml:space="preserve">’</w:t>
+      </w:r>
+      <w:r>
+        <w:t xml:space="preserve"> </w:t>
+      </w:r>
+      <w:r>
+        <w:t xml:space="preserve">=</w:t>
+      </w:r>
+      <w:r>
+        <w:t xml:space="preserve"> </w:t>
+      </w:r>
+      <w:r>
+        <w:t xml:space="preserve">“</w:t>
+      </w:r>
+      <w:r>
+        <w:t xml:space="preserve">in order that I might do</w:t>
+      </w:r>
+      <w:r>
+        <w:t xml:space="preserve">”</w:t>
+      </w:r>
+      <w:r>
+        <w:t xml:space="preserve">) bīšā (evil) lāḵ (to-you)!</w:t>
       </w:r>
       <w:r>
         <w:t xml:space="preserve"> </w:t>
@@ -3782,7 +3848,23 @@
         <w:t xml:space="preserve"> </w:t>
       </w:r>
       <w:r>
-        <w:t xml:space="preserve">“I am rendering judgment, that I might do evil to you!”</w:t>
+        <w:t xml:space="preserve">“</w:t>
+      </w:r>
+      <w:r>
+        <w:t xml:space="preserve">I am rendering judgment, that I might do evil to you!</w:t>
+      </w:r>
+      <w:r>
+        <w:t xml:space="preserve">”</w:t>
+      </w:r>
+      <w:r>
+        <w:t xml:space="preserve"> </w:t>
+      </w:r>
+      <w:r>
+        <w:rPr>
+          <w:i/>
+          <w:iCs/>
+        </w:rPr>
+        <w:t xml:space="preserve">Note: ʾeʿbed is a Peal imperfect 1sg in a purpose clause (introduced by d-), not a perfect or imperative. The construction d- + Imperfect corresponds to Greek ἵνα + subjunctive.</w:t>
       </w:r>
     </w:p>
     <w:p>
@@ -3796,9 +3878,11 @@
         </w:rPr>
         <w:t xml:space="preserve">Sentence 4</w:t>
       </w:r>
-      <w:r>
-        <w:t xml:space="preserve"> </w:t>
-      </w:r>
+    </w:p>
+    <w:p>
+      <w:pPr>
+        <w:pStyle w:val="BodyText"/>
+      </w:pPr>
       <w:r>
         <w:t xml:space="preserve">ܐܢ ܠܐ ܬܫܒܘܩ ܐܪܥܝ ܢܩܛܠܘܢ ܠܟ ܒܝܘܡ ܕܝܢܐ</w:t>
       </w:r>
@@ -3824,7 +3908,13 @@
         <w:t xml:space="preserve"> </w:t>
       </w:r>
       <w:r>
-        <w:t xml:space="preserve">“If you do not leave my land, they will kill you in the day of judgment!”</w:t>
+        <w:t xml:space="preserve">“</w:t>
+      </w:r>
+      <w:r>
+        <w:t xml:space="preserve">If you do not leave my land, they will kill you in the day of judgment!</w:t>
+      </w:r>
+      <w:r>
+        <w:t xml:space="preserve">”</w:t>
       </w:r>
     </w:p>
     <w:p>
@@ -3838,9 +3928,11 @@
         </w:rPr>
         <w:t xml:space="preserve">Sentence 5</w:t>
       </w:r>
-      <w:r>
-        <w:t xml:space="preserve"> </w:t>
-      </w:r>
+    </w:p>
+    <w:p>
+      <w:pPr>
+        <w:pStyle w:val="BodyText"/>
+      </w:pPr>
       <w:r>
         <w:t xml:space="preserve">ܝܘܚܢܢ ܐܡܪ ܠܗ ܠܐ ܐܕܚܠ</w:t>
       </w:r>
@@ -3866,7 +3958,13 @@
         <w:t xml:space="preserve"> </w:t>
       </w:r>
       <w:r>
-        <w:t xml:space="preserve">“I will not fear.”</w:t>
+        <w:t xml:space="preserve">“</w:t>
+      </w:r>
+      <w:r>
+        <w:t xml:space="preserve">I will not fear.</w:t>
+      </w:r>
+      <w:r>
+        <w:t xml:space="preserve">”</w:t>
       </w:r>
     </w:p>
     <w:p>
@@ -3880,9 +3978,11 @@
         </w:rPr>
         <w:t xml:space="preserve">Sentence 6</w:t>
       </w:r>
-      <w:r>
-        <w:t xml:space="preserve"> </w:t>
-      </w:r>
+    </w:p>
+    <w:p>
+      <w:pPr>
+        <w:pStyle w:val="BodyText"/>
+      </w:pPr>
       <w:r>
         <w:t xml:space="preserve">ܐܬܝܬ ܕܐܡܪ ܡܠܬܐ ܕܐܠܗܐ ܠܥܠܡܐ</w:t>
       </w:r>
@@ -3908,7 +4008,13 @@
         <w:t xml:space="preserve"> </w:t>
       </w:r>
       <w:r>
-        <w:t xml:space="preserve">“I came in order to speak the word of God to the world.”</w:t>
+        <w:t xml:space="preserve">“</w:t>
+      </w:r>
+      <w:r>
+        <w:t xml:space="preserve">I came in order to speak the word of God to the world.</w:t>
+      </w:r>
+      <w:r>
+        <w:t xml:space="preserve">”</w:t>
       </w:r>
     </w:p>
     <w:p>
@@ -3918,8 +4024,8 @@
         </w:pict>
       </w:r>
     </w:p>
-    <w:bookmarkEnd w:id="15"/>
-    <w:bookmarkStart w:id="16" w:name="section-8-exercises"/>
+    <w:bookmarkEnd w:id="26"/>
+    <w:bookmarkStart w:id="27" w:name="section-8-exercises"/>
     <w:p>
       <w:pPr>
         <w:pStyle w:val="Heading4"/>
@@ -3939,40 +4045,66 @@
         </w:rPr>
         <w:t xml:space="preserve">Exercise 1: Imperfect Identification</w:t>
       </w:r>
-      <w:r>
-        <w:t xml:space="preserve"> </w:t>
-      </w:r>
+    </w:p>
+    <w:p>
+      <w:pPr>
+        <w:pStyle w:val="BodyText"/>
+      </w:pPr>
       <w:r>
         <w:t xml:space="preserve">Identify the person, gender, and number of the following Imperfect verbs.</w:t>
       </w:r>
-      <w:r>
-        <w:t xml:space="preserve"> </w:t>
-      </w:r>
-      <w:r>
-        <w:t xml:space="preserve">1. ܢܟܬܘܒ (nektūb)</w:t>
-      </w:r>
-      <w:r>
-        <w:t xml:space="preserve"> </w:t>
-      </w:r>
-      <w:r>
-        <w:t xml:space="preserve">2. ܬܫܒܩܘܢ (tešbqūn)</w:t>
-      </w:r>
-      <w:r>
-        <w:t xml:space="preserve"> </w:t>
-      </w:r>
-      <w:r>
-        <w:t xml:space="preserve">3. ܢܥܒܕܢ (neʿbdān)</w:t>
-      </w:r>
-      <w:r>
-        <w:t xml:space="preserve"> </w:t>
-      </w:r>
-      <w:r>
-        <w:t xml:space="preserve">4. ܐܚܙܐ (ʾeḥzē — root ḥ-z-y)</w:t>
-      </w:r>
-    </w:p>
-    <w:p>
-      <w:pPr>
-        <w:pStyle w:val="BodyText"/>
+    </w:p>
+    <w:p>
+      <w:pPr>
+        <w:pStyle w:val="Compact"/>
+        <w:numPr>
+          <w:ilvl w:val="0"/>
+          <w:numId w:val="1006"/>
+        </w:numPr>
+      </w:pPr>
+      <w:r>
+        <w:t xml:space="preserve">ܢܟܬܘܒ (nektūb)</w:t>
+      </w:r>
+    </w:p>
+    <w:p>
+      <w:pPr>
+        <w:pStyle w:val="Compact"/>
+        <w:numPr>
+          <w:ilvl w:val="0"/>
+          <w:numId w:val="1006"/>
+        </w:numPr>
+      </w:pPr>
+      <w:r>
+        <w:t xml:space="preserve">ܬܫܒܩܘܢ (tešbqūn)</w:t>
+      </w:r>
+    </w:p>
+    <w:p>
+      <w:pPr>
+        <w:pStyle w:val="Compact"/>
+        <w:numPr>
+          <w:ilvl w:val="0"/>
+          <w:numId w:val="1006"/>
+        </w:numPr>
+      </w:pPr>
+      <w:r>
+        <w:t xml:space="preserve">ܢܥܒܕܢ (neʿbdān)</w:t>
+      </w:r>
+    </w:p>
+    <w:p>
+      <w:pPr>
+        <w:pStyle w:val="Compact"/>
+        <w:numPr>
+          <w:ilvl w:val="0"/>
+          <w:numId w:val="1006"/>
+        </w:numPr>
+      </w:pPr>
+      <w:r>
+        <w:t xml:space="preserve">ܐܚܙܐ (ʾeḥzē — root ḥ-z-y)</w:t>
+      </w:r>
+    </w:p>
+    <w:p>
+      <w:pPr>
+        <w:pStyle w:val="FirstParagraph"/>
       </w:pPr>
       <w:r>
         <w:rPr>
@@ -3981,9 +4113,11 @@
         </w:rPr>
         <w:t xml:space="preserve">Exercise 2: Conjugation Drill</w:t>
       </w:r>
-      <w:r>
-        <w:t xml:space="preserve"> </w:t>
-      </w:r>
+    </w:p>
+    <w:p>
+      <w:pPr>
+        <w:pStyle w:val="BodyText"/>
+      </w:pPr>
       <w:r>
         <w:t xml:space="preserve">Conjugate the root</w:t>
       </w:r>
@@ -4003,34 +4137,58 @@
       <w:r>
         <w:t xml:space="preserve">(to kill) in the Peal Imperfect for:</w:t>
       </w:r>
-      <w:r>
-        <w:t xml:space="preserve"> </w:t>
-      </w:r>
-      <w:r>
-        <w:t xml:space="preserve">1. He will kill</w:t>
-      </w:r>
-      <w:r>
-        <w:t xml:space="preserve"> </w:t>
-      </w:r>
-      <w:r>
-        <w:t xml:space="preserve">2. We will kill</w:t>
-      </w:r>
-      <w:r>
-        <w:t xml:space="preserve"> </w:t>
-      </w:r>
-      <w:r>
-        <w:t xml:space="preserve">3. I will kill</w:t>
-      </w:r>
-      <w:r>
-        <w:t xml:space="preserve"> </w:t>
-      </w:r>
-      <w:r>
-        <w:t xml:space="preserve">4. They (m) will kill</w:t>
-      </w:r>
-    </w:p>
-    <w:p>
-      <w:pPr>
-        <w:pStyle w:val="BodyText"/>
+    </w:p>
+    <w:p>
+      <w:pPr>
+        <w:pStyle w:val="Compact"/>
+        <w:numPr>
+          <w:ilvl w:val="0"/>
+          <w:numId w:val="1007"/>
+        </w:numPr>
+      </w:pPr>
+      <w:r>
+        <w:t xml:space="preserve">He will kill</w:t>
+      </w:r>
+    </w:p>
+    <w:p>
+      <w:pPr>
+        <w:pStyle w:val="Compact"/>
+        <w:numPr>
+          <w:ilvl w:val="0"/>
+          <w:numId w:val="1007"/>
+        </w:numPr>
+      </w:pPr>
+      <w:r>
+        <w:t xml:space="preserve">We will kill</w:t>
+      </w:r>
+    </w:p>
+    <w:p>
+      <w:pPr>
+        <w:pStyle w:val="Compact"/>
+        <w:numPr>
+          <w:ilvl w:val="0"/>
+          <w:numId w:val="1007"/>
+        </w:numPr>
+      </w:pPr>
+      <w:r>
+        <w:t xml:space="preserve">I will kill</w:t>
+      </w:r>
+    </w:p>
+    <w:p>
+      <w:pPr>
+        <w:pStyle w:val="Compact"/>
+        <w:numPr>
+          <w:ilvl w:val="0"/>
+          <w:numId w:val="1007"/>
+        </w:numPr>
+      </w:pPr>
+      <w:r>
+        <w:t xml:space="preserve">They (m) will kill</w:t>
+      </w:r>
+    </w:p>
+    <w:p>
+      <w:pPr>
+        <w:pStyle w:val="FirstParagraph"/>
       </w:pPr>
       <w:r>
         <w:rPr>
@@ -4039,40 +4197,66 @@
         </w:rPr>
         <w:t xml:space="preserve">Exercise 3: Translation Drill (Syriac → English)</w:t>
       </w:r>
-      <w:r>
-        <w:t xml:space="preserve"> </w:t>
-      </w:r>
+    </w:p>
+    <w:p>
+      <w:pPr>
+        <w:pStyle w:val="BodyText"/>
+      </w:pPr>
       <w:r>
         <w:t xml:space="preserve">Translate the following future or subjunctive clauses.</w:t>
       </w:r>
-      <w:r>
-        <w:t xml:space="preserve"> </w:t>
-      </w:r>
-      <w:r>
-        <w:t xml:space="preserve">1. Nfaq malkā d-neḥzē l-Yūḥannan. (Remember ḥ-z-y acts weak).</w:t>
-      </w:r>
-      <w:r>
-        <w:t xml:space="preserve"> </w:t>
-      </w:r>
-      <w:r>
-        <w:t xml:space="preserve">2. Lā neqtūl malkā l-gabrā ṭābā.</w:t>
-      </w:r>
-      <w:r>
-        <w:t xml:space="preserve"> </w:t>
-      </w:r>
-      <w:r>
-        <w:t xml:space="preserve">3. Tešbqūn l-baytkūn l-ʿālam.</w:t>
-      </w:r>
-      <w:r>
-        <w:t xml:space="preserve"> </w:t>
-      </w:r>
-      <w:r>
-        <w:t xml:space="preserve">4. Ktabt meltā d-yādʿīn ḥnan šrārā.</w:t>
-      </w:r>
-    </w:p>
-    <w:p>
-      <w:pPr>
-        <w:pStyle w:val="BodyText"/>
+    </w:p>
+    <w:p>
+      <w:pPr>
+        <w:pStyle w:val="Compact"/>
+        <w:numPr>
+          <w:ilvl w:val="0"/>
+          <w:numId w:val="1008"/>
+        </w:numPr>
+      </w:pPr>
+      <w:r>
+        <w:t xml:space="preserve">Npaq malkā d-neḥzē l-Yūḥannan. (Remember ḥ-z-y acts weak).</w:t>
+      </w:r>
+    </w:p>
+    <w:p>
+      <w:pPr>
+        <w:pStyle w:val="Compact"/>
+        <w:numPr>
+          <w:ilvl w:val="0"/>
+          <w:numId w:val="1008"/>
+        </w:numPr>
+      </w:pPr>
+      <w:r>
+        <w:t xml:space="preserve">Lā neqṭūl malkā l-gabrā ṭābā.</w:t>
+      </w:r>
+    </w:p>
+    <w:p>
+      <w:pPr>
+        <w:pStyle w:val="Compact"/>
+        <w:numPr>
+          <w:ilvl w:val="0"/>
+          <w:numId w:val="1008"/>
+        </w:numPr>
+      </w:pPr>
+      <w:r>
+        <w:t xml:space="preserve">Tešbqūn l-baytkūn l-ʿālam.</w:t>
+      </w:r>
+    </w:p>
+    <w:p>
+      <w:pPr>
+        <w:pStyle w:val="Compact"/>
+        <w:numPr>
+          <w:ilvl w:val="0"/>
+          <w:numId w:val="1008"/>
+        </w:numPr>
+      </w:pPr>
+      <w:r>
+        <w:t xml:space="preserve">Ktabt meltā d-yādʿīn ḥnan šrārā.</w:t>
+      </w:r>
+    </w:p>
+    <w:p>
+      <w:pPr>
+        <w:pStyle w:val="FirstParagraph"/>
       </w:pPr>
       <w:r>
         <w:rPr>
@@ -4081,17 +4265,25 @@
         </w:rPr>
         <w:t xml:space="preserve">Exercise 4: Production Drill (English → Syriac)</w:t>
       </w:r>
-      <w:r>
-        <w:t xml:space="preserve"> </w:t>
-      </w:r>
+    </w:p>
+    <w:p>
+      <w:pPr>
+        <w:pStyle w:val="BodyText"/>
+      </w:pPr>
       <w:r>
         <w:t xml:space="preserve">Render the following sentences into Syriac transliteration using the Imperfect.</w:t>
       </w:r>
-      <w:r>
-        <w:t xml:space="preserve"> </w:t>
-      </w:r>
-      <w:r>
-        <w:t xml:space="preserve">1. I will write the decree (</w:t>
+    </w:p>
+    <w:p>
+      <w:pPr>
+        <w:pStyle w:val="Compact"/>
+        <w:numPr>
+          <w:ilvl w:val="0"/>
+          <w:numId w:val="1009"/>
+        </w:numPr>
+      </w:pPr>
+      <w:r>
+        <w:t xml:space="preserve">I will write the decree (</w:t>
       </w:r>
       <w:r>
         <w:rPr>
@@ -4103,11 +4295,17 @@
       <w:r>
         <w:t xml:space="preserve">) in the day of judgment.</w:t>
       </w:r>
-      <w:r>
-        <w:t xml:space="preserve"> </w:t>
-      </w:r>
-      <w:r>
-        <w:t xml:space="preserve">2. The king decreed (gzar, perfect) that he might kill the men (</w:t>
+    </w:p>
+    <w:p>
+      <w:pPr>
+        <w:pStyle w:val="Compact"/>
+        <w:numPr>
+          <w:ilvl w:val="0"/>
+          <w:numId w:val="1009"/>
+        </w:numPr>
+      </w:pPr>
+      <w:r>
+        <w:t xml:space="preserve">The king decreed (gzar, perfect) that he might kill the men (</w:t>
       </w:r>
       <w:r>
         <w:rPr>
@@ -4119,17 +4317,29 @@
       <w:r>
         <w:t xml:space="preserve">).</w:t>
       </w:r>
-      <w:r>
-        <w:t xml:space="preserve"> </w:t>
-      </w:r>
-      <w:r>
-        <w:t xml:space="preserve">3. If you (m.sg) do not leave heaven, you will see God.</w:t>
-      </w:r>
-      <w:r>
-        <w:t xml:space="preserve"> </w:t>
-      </w:r>
-      <w:r>
-        <w:t xml:space="preserve">4. They (m.pl) will come to the kingdom. (Hint:</w:t>
+    </w:p>
+    <w:p>
+      <w:pPr>
+        <w:pStyle w:val="Compact"/>
+        <w:numPr>
+          <w:ilvl w:val="0"/>
+          <w:numId w:val="1009"/>
+        </w:numPr>
+      </w:pPr>
+      <w:r>
+        <w:t xml:space="preserve">If you (m.sg) do not leave heaven, you will see God.</w:t>
+      </w:r>
+    </w:p>
+    <w:p>
+      <w:pPr>
+        <w:pStyle w:val="Compact"/>
+        <w:numPr>
+          <w:ilvl w:val="0"/>
+          <w:numId w:val="1009"/>
+        </w:numPr>
+      </w:pPr>
+      <w:r>
+        <w:t xml:space="preserve">They (m.pl) will come to the kingdom. (Hint:</w:t>
       </w:r>
       <w:r>
         <w:t xml:space="preserve"> </w:t>
@@ -4150,7 +4360,7 @@
     </w:p>
     <w:p>
       <w:pPr>
-        <w:pStyle w:val="BodyText"/>
+        <w:pStyle w:val="FirstParagraph"/>
       </w:pPr>
       <w:r>
         <w:rPr>
@@ -4159,29 +4369,49 @@
         </w:rPr>
         <w:t xml:space="preserve">Exercise 5: Reading Comprehension</w:t>
       </w:r>
-      <w:r>
-        <w:t xml:space="preserve"> </w:t>
-      </w:r>
+    </w:p>
+    <w:p>
+      <w:pPr>
+        <w:pStyle w:val="BodyText"/>
+      </w:pPr>
       <w:r>
         <w:t xml:space="preserve">Re-read Section 7 and answer:</w:t>
       </w:r>
-      <w:r>
-        <w:t xml:space="preserve"> </w:t>
-      </w:r>
-      <w:r>
-        <w:t xml:space="preserve">1. What does the king threaten to do to Yukhannan?</w:t>
-      </w:r>
-      <w:r>
-        <w:t xml:space="preserve"> </w:t>
-      </w:r>
-      <w:r>
-        <w:t xml:space="preserve">2. What is the condition the king sets?</w:t>
-      </w:r>
-      <w:r>
-        <w:t xml:space="preserve"> </w:t>
-      </w:r>
-      <w:r>
-        <w:t xml:space="preserve">3. What is Yukhannan’s stated purpose for coming to the world?</w:t>
+    </w:p>
+    <w:p>
+      <w:pPr>
+        <w:pStyle w:val="Compact"/>
+        <w:numPr>
+          <w:ilvl w:val="0"/>
+          <w:numId w:val="1010"/>
+        </w:numPr>
+      </w:pPr>
+      <w:r>
+        <w:t xml:space="preserve">What does the king threaten to do to Yukhannan?</w:t>
+      </w:r>
+    </w:p>
+    <w:p>
+      <w:pPr>
+        <w:pStyle w:val="Compact"/>
+        <w:numPr>
+          <w:ilvl w:val="0"/>
+          <w:numId w:val="1010"/>
+        </w:numPr>
+      </w:pPr>
+      <w:r>
+        <w:t xml:space="preserve">What is the condition the king sets?</w:t>
+      </w:r>
+    </w:p>
+    <w:p>
+      <w:pPr>
+        <w:pStyle w:val="Compact"/>
+        <w:numPr>
+          <w:ilvl w:val="0"/>
+          <w:numId w:val="1010"/>
+        </w:numPr>
+      </w:pPr>
+      <w:r>
+        <w:t xml:space="preserve">What is Yukhannan’s stated purpose for coming to the world?</w:t>
       </w:r>
     </w:p>
     <w:p>
@@ -4191,8 +4421,8 @@
         </w:pict>
       </w:r>
     </w:p>
-    <w:bookmarkEnd w:id="16"/>
-    <w:bookmarkStart w:id="17" w:name="section-9-answer-key"/>
+    <w:bookmarkEnd w:id="27"/>
+    <w:bookmarkStart w:id="28" w:name="section-9-answer-key"/>
     <w:p>
       <w:pPr>
         <w:pStyle w:val="Heading4"/>
@@ -4212,11 +4442,17 @@
         </w:rPr>
         <w:t xml:space="preserve">Section 1 Warm-Up</w:t>
       </w:r>
-      <w:r>
-        <w:t xml:space="preserve"> </w:t>
-      </w:r>
-      <w:r>
-        <w:t xml:space="preserve">1. It becomes a long ʾAlaph (ā). Example:</w:t>
+    </w:p>
+    <w:p>
+      <w:pPr>
+        <w:pStyle w:val="Compact"/>
+        <w:numPr>
+          <w:ilvl w:val="0"/>
+          <w:numId w:val="1011"/>
+        </w:numPr>
+      </w:pPr>
+      <w:r>
+        <w:t xml:space="preserve">It becomes a long ʾAlaph (ā). Example:</w:t>
       </w:r>
       <w:r>
         <w:t xml:space="preserve"> </w:t>
@@ -4231,21 +4467,27 @@
       <w:r>
         <w:t xml:space="preserve">.</w:t>
       </w:r>
-      <w:r>
-        <w:t xml:space="preserve"> </w:t>
-      </w:r>
-      <w:r>
-        <w:t xml:space="preserve">2. The king said.</w:t>
-      </w:r>
-      <w:r>
-        <w:t xml:space="preserve"> </w:t>
-      </w:r>
-      <w:r>
-        <w:t xml:space="preserve">3.</w:t>
-      </w:r>
-      <w:r>
-        <w:t xml:space="preserve"> </w:t>
-      </w:r>
+    </w:p>
+    <w:p>
+      <w:pPr>
+        <w:pStyle w:val="Compact"/>
+        <w:numPr>
+          <w:ilvl w:val="0"/>
+          <w:numId w:val="1011"/>
+        </w:numPr>
+      </w:pPr>
+      <w:r>
+        <w:t xml:space="preserve">The king said.</w:t>
+      </w:r>
+    </w:p>
+    <w:p>
+      <w:pPr>
+        <w:pStyle w:val="Compact"/>
+        <w:numPr>
+          <w:ilvl w:val="0"/>
+          <w:numId w:val="1011"/>
+        </w:numPr>
+      </w:pPr>
       <w:r>
         <w:rPr>
           <w:i/>
@@ -4259,11 +4501,17 @@
       <w:r>
         <w:t xml:space="preserve">(to know). I-Yodh.</w:t>
       </w:r>
-      <w:r>
-        <w:t xml:space="preserve"> </w:t>
-      </w:r>
-      <w:r>
-        <w:t xml:space="preserve">4. Because the suffix is attaching to a vowel-ending word (the Aphel imperative</w:t>
+    </w:p>
+    <w:p>
+      <w:pPr>
+        <w:pStyle w:val="Compact"/>
+        <w:numPr>
+          <w:ilvl w:val="0"/>
+          <w:numId w:val="1011"/>
+        </w:numPr>
+      </w:pPr>
+      <w:r>
+        <w:t xml:space="preserve">Because the suffix is attaching to a vowel-ending word (the Aphel imperative</w:t>
       </w:r>
       <w:r>
         <w:t xml:space="preserve"> </w:t>
@@ -4278,15 +4526,15 @@
       <w:r>
         <w:t xml:space="preserve">).</w:t>
       </w:r>
-      <w:r>
-        <w:t xml:space="preserve"> </w:t>
-      </w:r>
-      <w:r>
-        <w:t xml:space="preserve">5.</w:t>
-      </w:r>
-      <w:r>
-        <w:t xml:space="preserve"> </w:t>
-      </w:r>
+    </w:p>
+    <w:p>
+      <w:pPr>
+        <w:pStyle w:val="Compact"/>
+        <w:numPr>
+          <w:ilvl w:val="0"/>
+          <w:numId w:val="1011"/>
+        </w:numPr>
+      </w:pPr>
       <w:r>
         <w:rPr>
           <w:i/>
@@ -4303,7 +4551,7 @@
     </w:p>
     <w:p>
       <w:pPr>
-        <w:pStyle w:val="BodyText"/>
+        <w:pStyle w:val="FirstParagraph"/>
       </w:pPr>
       <w:r>
         <w:rPr>
@@ -4312,34 +4560,58 @@
         </w:rPr>
         <w:t xml:space="preserve">Exercise 1: Imperfect Identification</w:t>
       </w:r>
-      <w:r>
-        <w:t xml:space="preserve"> </w:t>
-      </w:r>
-      <w:r>
-        <w:t xml:space="preserve">1. 3.m.sg or 1.c.pl (He will write / We will write)</w:t>
-      </w:r>
-      <w:r>
-        <w:t xml:space="preserve"> </w:t>
-      </w:r>
-      <w:r>
-        <w:t xml:space="preserve">2. 2.m.pl (You all will leave)</w:t>
-      </w:r>
-      <w:r>
-        <w:t xml:space="preserve"> </w:t>
-      </w:r>
-      <w:r>
-        <w:t xml:space="preserve">3. 3.f.pl (They [feminine] will do)</w:t>
-      </w:r>
-      <w:r>
-        <w:t xml:space="preserve"> </w:t>
-      </w:r>
-      <w:r>
-        <w:t xml:space="preserve">4. 1.c.sg (I will see)</w:t>
-      </w:r>
-    </w:p>
-    <w:p>
-      <w:pPr>
-        <w:pStyle w:val="BodyText"/>
+    </w:p>
+    <w:p>
+      <w:pPr>
+        <w:pStyle w:val="Compact"/>
+        <w:numPr>
+          <w:ilvl w:val="0"/>
+          <w:numId w:val="1012"/>
+        </w:numPr>
+      </w:pPr>
+      <w:r>
+        <w:t xml:space="preserve">3.m.sg or 1.c.pl (He will write / We will write)</w:t>
+      </w:r>
+    </w:p>
+    <w:p>
+      <w:pPr>
+        <w:pStyle w:val="Compact"/>
+        <w:numPr>
+          <w:ilvl w:val="0"/>
+          <w:numId w:val="1012"/>
+        </w:numPr>
+      </w:pPr>
+      <w:r>
+        <w:t xml:space="preserve">2.m.pl (You all will leave)</w:t>
+      </w:r>
+    </w:p>
+    <w:p>
+      <w:pPr>
+        <w:pStyle w:val="Compact"/>
+        <w:numPr>
+          <w:ilvl w:val="0"/>
+          <w:numId w:val="1012"/>
+        </w:numPr>
+      </w:pPr>
+      <w:r>
+        <w:t xml:space="preserve">3.f.pl (They [feminine] will do)</w:t>
+      </w:r>
+    </w:p>
+    <w:p>
+      <w:pPr>
+        <w:pStyle w:val="Compact"/>
+        <w:numPr>
+          <w:ilvl w:val="0"/>
+          <w:numId w:val="1012"/>
+        </w:numPr>
+      </w:pPr>
+      <w:r>
+        <w:t xml:space="preserve">1.c.sg (I will see)</w:t>
+      </w:r>
+    </w:p>
+    <w:p>
+      <w:pPr>
+        <w:pStyle w:val="FirstParagraph"/>
       </w:pPr>
       <w:r>
         <w:rPr>
@@ -4348,34 +4620,58 @@
         </w:rPr>
         <w:t xml:space="preserve">Exercise 2: Conjugation Drill</w:t>
       </w:r>
-      <w:r>
-        <w:t xml:space="preserve"> </w:t>
-      </w:r>
-      <w:r>
-        <w:t xml:space="preserve">1. neqṭūl</w:t>
-      </w:r>
-      <w:r>
-        <w:t xml:space="preserve"> </w:t>
-      </w:r>
-      <w:r>
-        <w:t xml:space="preserve">2. neqṭūl</w:t>
-      </w:r>
-      <w:r>
-        <w:t xml:space="preserve"> </w:t>
-      </w:r>
-      <w:r>
-        <w:t xml:space="preserve">3. ʾeqṭūl</w:t>
-      </w:r>
-      <w:r>
-        <w:t xml:space="preserve"> </w:t>
-      </w:r>
-      <w:r>
-        <w:t xml:space="preserve">4. neqṭlūn</w:t>
-      </w:r>
-    </w:p>
-    <w:p>
-      <w:pPr>
-        <w:pStyle w:val="BodyText"/>
+    </w:p>
+    <w:p>
+      <w:pPr>
+        <w:pStyle w:val="Compact"/>
+        <w:numPr>
+          <w:ilvl w:val="0"/>
+          <w:numId w:val="1013"/>
+        </w:numPr>
+      </w:pPr>
+      <w:r>
+        <w:t xml:space="preserve">neqṭūl</w:t>
+      </w:r>
+    </w:p>
+    <w:p>
+      <w:pPr>
+        <w:pStyle w:val="Compact"/>
+        <w:numPr>
+          <w:ilvl w:val="0"/>
+          <w:numId w:val="1013"/>
+        </w:numPr>
+      </w:pPr>
+      <w:r>
+        <w:t xml:space="preserve">neqṭūl</w:t>
+      </w:r>
+    </w:p>
+    <w:p>
+      <w:pPr>
+        <w:pStyle w:val="Compact"/>
+        <w:numPr>
+          <w:ilvl w:val="0"/>
+          <w:numId w:val="1013"/>
+        </w:numPr>
+      </w:pPr>
+      <w:r>
+        <w:t xml:space="preserve">ʾeqṭūl</w:t>
+      </w:r>
+    </w:p>
+    <w:p>
+      <w:pPr>
+        <w:pStyle w:val="Compact"/>
+        <w:numPr>
+          <w:ilvl w:val="0"/>
+          <w:numId w:val="1013"/>
+        </w:numPr>
+      </w:pPr>
+      <w:r>
+        <w:t xml:space="preserve">neqṭlūn</w:t>
+      </w:r>
+    </w:p>
+    <w:p>
+      <w:pPr>
+        <w:pStyle w:val="FirstParagraph"/>
       </w:pPr>
       <w:r>
         <w:rPr>
@@ -4384,34 +4680,58 @@
         </w:rPr>
         <w:t xml:space="preserve">Exercise 3: Translation Drill</w:t>
       </w:r>
-      <w:r>
-        <w:t xml:space="preserve"> </w:t>
-      </w:r>
-      <w:r>
-        <w:t xml:space="preserve">1. The king went out in order to see Yukhannan.</w:t>
-      </w:r>
-      <w:r>
-        <w:t xml:space="preserve"> </w:t>
-      </w:r>
-      <w:r>
-        <w:t xml:space="preserve">2. The king will not kill the good man.</w:t>
-      </w:r>
-      <w:r>
-        <w:t xml:space="preserve"> </w:t>
-      </w:r>
-      <w:r>
-        <w:t xml:space="preserve">3. You all will leave your house forever.</w:t>
-      </w:r>
-      <w:r>
-        <w:t xml:space="preserve"> </w:t>
-      </w:r>
-      <w:r>
-        <w:t xml:space="preserve">4. You wrote a word so that we might know the truth.</w:t>
-      </w:r>
-    </w:p>
-    <w:p>
-      <w:pPr>
-        <w:pStyle w:val="BodyText"/>
+    </w:p>
+    <w:p>
+      <w:pPr>
+        <w:pStyle w:val="Compact"/>
+        <w:numPr>
+          <w:ilvl w:val="0"/>
+          <w:numId w:val="1014"/>
+        </w:numPr>
+      </w:pPr>
+      <w:r>
+        <w:t xml:space="preserve">The king went out in order to see Yukhannan.</w:t>
+      </w:r>
+    </w:p>
+    <w:p>
+      <w:pPr>
+        <w:pStyle w:val="Compact"/>
+        <w:numPr>
+          <w:ilvl w:val="0"/>
+          <w:numId w:val="1014"/>
+        </w:numPr>
+      </w:pPr>
+      <w:r>
+        <w:t xml:space="preserve">The king will not kill the good man.</w:t>
+      </w:r>
+    </w:p>
+    <w:p>
+      <w:pPr>
+        <w:pStyle w:val="Compact"/>
+        <w:numPr>
+          <w:ilvl w:val="0"/>
+          <w:numId w:val="1014"/>
+        </w:numPr>
+      </w:pPr>
+      <w:r>
+        <w:t xml:space="preserve">You all will leave your house forever.</w:t>
+      </w:r>
+    </w:p>
+    <w:p>
+      <w:pPr>
+        <w:pStyle w:val="Compact"/>
+        <w:numPr>
+          <w:ilvl w:val="0"/>
+          <w:numId w:val="1014"/>
+        </w:numPr>
+      </w:pPr>
+      <w:r>
+        <w:t xml:space="preserve">You wrote a word so that we might know the truth.</w:t>
+      </w:r>
+    </w:p>
+    <w:p>
+      <w:pPr>
+        <w:pStyle w:val="FirstParagraph"/>
       </w:pPr>
       <w:r>
         <w:rPr>
@@ -4420,34 +4740,58 @@
         </w:rPr>
         <w:t xml:space="preserve">Exercise 4: Production Drill</w:t>
       </w:r>
-      <w:r>
-        <w:t xml:space="preserve"> </w:t>
-      </w:r>
-      <w:r>
-        <w:t xml:space="preserve">1. ʾEktūb gzar b-yūm dīnā.</w:t>
-      </w:r>
-      <w:r>
-        <w:t xml:space="preserve"> </w:t>
-      </w:r>
-      <w:r>
-        <w:t xml:space="preserve">2. Gzar malkā d-neqṭūl l-gabrē.</w:t>
-      </w:r>
-      <w:r>
-        <w:t xml:space="preserve"> </w:t>
-      </w:r>
-      <w:r>
-        <w:t xml:space="preserve">3. ʾEn lā tešbūq šmayyā, teḥzē l-Alāhā.</w:t>
-      </w:r>
-      <w:r>
-        <w:t xml:space="preserve"> </w:t>
-      </w:r>
-      <w:r>
-        <w:t xml:space="preserve">4. Nēthūn l-malkūttā.</w:t>
-      </w:r>
-    </w:p>
-    <w:p>
-      <w:pPr>
-        <w:pStyle w:val="BodyText"/>
+    </w:p>
+    <w:p>
+      <w:pPr>
+        <w:pStyle w:val="Compact"/>
+        <w:numPr>
+          <w:ilvl w:val="0"/>
+          <w:numId w:val="1015"/>
+        </w:numPr>
+      </w:pPr>
+      <w:r>
+        <w:t xml:space="preserve">ʾEktūb gzar b-yūm dīnā.</w:t>
+      </w:r>
+    </w:p>
+    <w:p>
+      <w:pPr>
+        <w:pStyle w:val="Compact"/>
+        <w:numPr>
+          <w:ilvl w:val="0"/>
+          <w:numId w:val="1015"/>
+        </w:numPr>
+      </w:pPr>
+      <w:r>
+        <w:t xml:space="preserve">Gzar malkā d-neqṭūl l-gabrē.</w:t>
+      </w:r>
+    </w:p>
+    <w:p>
+      <w:pPr>
+        <w:pStyle w:val="Compact"/>
+        <w:numPr>
+          <w:ilvl w:val="0"/>
+          <w:numId w:val="1015"/>
+        </w:numPr>
+      </w:pPr>
+      <w:r>
+        <w:t xml:space="preserve">ʾEn lā tešbūq šmayyā, teḥzē l-Alāhā.</w:t>
+      </w:r>
+    </w:p>
+    <w:p>
+      <w:pPr>
+        <w:pStyle w:val="Compact"/>
+        <w:numPr>
+          <w:ilvl w:val="0"/>
+          <w:numId w:val="1015"/>
+        </w:numPr>
+      </w:pPr>
+      <w:r>
+        <w:t xml:space="preserve">Nēthūn l-malkūttā.</w:t>
+      </w:r>
+    </w:p>
+    <w:p>
+      <w:pPr>
+        <w:pStyle w:val="FirstParagraph"/>
       </w:pPr>
       <w:r>
         <w:rPr>
@@ -4456,29 +4800,53 @@
         </w:rPr>
         <w:t xml:space="preserve">Exercise 5: Reading Comprehension</w:t>
       </w:r>
-      <w:r>
-        <w:t xml:space="preserve"> </w:t>
-      </w:r>
-      <w:r>
-        <w:t xml:space="preserve">1. To kill him in the day of judgment.</w:t>
-      </w:r>
-      <w:r>
-        <w:t xml:space="preserve"> </w:t>
-      </w:r>
-      <w:r>
-        <w:t xml:space="preserve">2. If Yukhannan does not leave his land (</w:t>
-      </w:r>
-      <w:r>
-        <w:t xml:space="preserve">“my land”</w:t>
+    </w:p>
+    <w:p>
+      <w:pPr>
+        <w:pStyle w:val="Compact"/>
+        <w:numPr>
+          <w:ilvl w:val="0"/>
+          <w:numId w:val="1016"/>
+        </w:numPr>
+      </w:pPr>
+      <w:r>
+        <w:t xml:space="preserve">To kill him in the day of judgment.</w:t>
+      </w:r>
+    </w:p>
+    <w:p>
+      <w:pPr>
+        <w:pStyle w:val="Compact"/>
+        <w:numPr>
+          <w:ilvl w:val="0"/>
+          <w:numId w:val="1016"/>
+        </w:numPr>
+      </w:pPr>
+      <w:r>
+        <w:t xml:space="preserve">If Yukhannan does not leave his land (</w:t>
+      </w:r>
+      <w:r>
+        <w:t xml:space="preserve">“</w:t>
+      </w:r>
+      <w:r>
+        <w:t xml:space="preserve">my land</w:t>
+      </w:r>
+      <w:r>
+        <w:t xml:space="preserve">”</w:t>
       </w:r>
       <w:r>
         <w:t xml:space="preserve">).</w:t>
       </w:r>
-      <w:r>
-        <w:t xml:space="preserve"> </w:t>
-      </w:r>
-      <w:r>
-        <w:t xml:space="preserve">3. To say/speak the word of God to the world.</w:t>
+    </w:p>
+    <w:p>
+      <w:pPr>
+        <w:pStyle w:val="Compact"/>
+        <w:numPr>
+          <w:ilvl w:val="0"/>
+          <w:numId w:val="1016"/>
+        </w:numPr>
+      </w:pPr>
+      <w:r>
+        <w:t xml:space="preserve">To say/speak the word of God to the world.</w:t>
       </w:r>
     </w:p>
     <w:p>
@@ -4488,8 +4856,8 @@
         </w:pict>
       </w:r>
     </w:p>
-    <w:bookmarkEnd w:id="17"/>
-    <w:bookmarkStart w:id="18" w:name="section-10-grammatical-summary"/>
+    <w:bookmarkEnd w:id="28"/>
+    <w:bookmarkStart w:id="29" w:name="section-10-grammatical-summary"/>
     <w:p>
       <w:pPr>
         <w:pStyle w:val="Heading4"/>
@@ -4508,217 +4876,382 @@
           <w:bCs/>
         </w:rPr>
         <w:t xml:space="preserve">THE PEAL IMPERFECT (Root q-ṭ-l)</w:t>
-      </w:r>
-      <w:r>
-        <w:t xml:space="preserve"> </w:t>
-      </w:r>
-      <w:r>
-        <w:t xml:space="preserve">| Person | Syriac | Translit |</w:t>
-      </w:r>
-      <w:r>
-        <w:t xml:space="preserve"> </w:t>
-      </w:r>
-      <w:r>
-        <w:t xml:space="preserve">| :— | :— | :— |</w:t>
-      </w:r>
-      <w:r>
-        <w:t xml:space="preserve"> </w:t>
-      </w:r>
-      <w:r>
-        <w:t xml:space="preserve">|</w:t>
-      </w:r>
-      <w:r>
-        <w:t xml:space="preserve"> </w:t>
-      </w:r>
-      <w:r>
-        <w:rPr>
-          <w:b/>
-          <w:bCs/>
-        </w:rPr>
-        <w:t xml:space="preserve">3 m.sg.</w:t>
-      </w:r>
-      <w:r>
-        <w:t xml:space="preserve"> </w:t>
-      </w:r>
-      <w:r>
-        <w:t xml:space="preserve">| ܢܩܛܘܠ | neqṭūl (he will kill) |</w:t>
-      </w:r>
-      <w:r>
-        <w:t xml:space="preserve"> </w:t>
-      </w:r>
-      <w:r>
-        <w:t xml:space="preserve">|</w:t>
-      </w:r>
-      <w:r>
-        <w:t xml:space="preserve"> </w:t>
-      </w:r>
-      <w:r>
-        <w:rPr>
-          <w:b/>
-          <w:bCs/>
-        </w:rPr>
-        <w:t xml:space="preserve">3 f.sg.</w:t>
-      </w:r>
-      <w:r>
-        <w:t xml:space="preserve"> </w:t>
-      </w:r>
-      <w:r>
-        <w:t xml:space="preserve">| ܬܩܛܘܠ | teqṭūl (she will kill)|</w:t>
-      </w:r>
-      <w:r>
-        <w:t xml:space="preserve"> </w:t>
-      </w:r>
-      <w:r>
-        <w:t xml:space="preserve">|</w:t>
-      </w:r>
-      <w:r>
-        <w:t xml:space="preserve"> </w:t>
-      </w:r>
-      <w:r>
-        <w:rPr>
-          <w:b/>
-          <w:bCs/>
-        </w:rPr>
-        <w:t xml:space="preserve">2 m.sg.</w:t>
-      </w:r>
-      <w:r>
-        <w:t xml:space="preserve"> </w:t>
-      </w:r>
-      <w:r>
-        <w:t xml:space="preserve">| ܬܩܛܘܠ | teqṭūl (you will kill) |</w:t>
-      </w:r>
-      <w:r>
-        <w:t xml:space="preserve"> </w:t>
-      </w:r>
-      <w:r>
-        <w:t xml:space="preserve">|</w:t>
-      </w:r>
-      <w:r>
-        <w:t xml:space="preserve"> </w:t>
-      </w:r>
-      <w:r>
-        <w:rPr>
-          <w:b/>
-          <w:bCs/>
-        </w:rPr>
-        <w:t xml:space="preserve">1 c.sg.</w:t>
-      </w:r>
-      <w:r>
-        <w:t xml:space="preserve"> </w:t>
-      </w:r>
-      <w:r>
-        <w:t xml:space="preserve">| ܐܩܛܘܠ | ʾeqṭūl (I will kill) |</w:t>
-      </w:r>
-      <w:r>
-        <w:t xml:space="preserve"> </w:t>
-      </w:r>
-      <w:r>
-        <w:t xml:space="preserve">|</w:t>
-      </w:r>
-      <w:r>
-        <w:t xml:space="preserve"> </w:t>
-      </w:r>
-      <w:r>
-        <w:rPr>
-          <w:b/>
-          <w:bCs/>
-        </w:rPr>
-        <w:t xml:space="preserve">3 m.pl.</w:t>
-      </w:r>
-      <w:r>
-        <w:t xml:space="preserve"> </w:t>
-      </w:r>
-      <w:r>
-        <w:t xml:space="preserve">| ܢܩܛܠܘܢ | neqṭlūn (they will k.)|</w:t>
-      </w:r>
-      <w:r>
-        <w:t xml:space="preserve"> </w:t>
-      </w:r>
-      <w:r>
-        <w:t xml:space="preserve">|</w:t>
-      </w:r>
-      <w:r>
-        <w:t xml:space="preserve"> </w:t>
-      </w:r>
-      <w:r>
-        <w:rPr>
-          <w:b/>
-          <w:bCs/>
-        </w:rPr>
-        <w:t xml:space="preserve">1 c.pl.</w:t>
-      </w:r>
-      <w:r>
-        <w:t xml:space="preserve"> </w:t>
-      </w:r>
-      <w:r>
-        <w:t xml:space="preserve">| ܢܩܛܘܠ | neqṭūl (we will kill) |</w:t>
-      </w:r>
-    </w:p>
-    <w:p>
-      <w:pPr>
-        <w:pStyle w:val="BodyText"/>
-      </w:pPr>
-      <w:r>
-        <w:rPr>
-          <w:b/>
-          <w:bCs/>
-        </w:rPr>
-        <w:t xml:space="preserve">SYNTAX OF PURPOSE</w:t>
-      </w:r>
-      <w:r>
-        <w:t xml:space="preserve"> </w:t>
-      </w:r>
-      <w:r>
-        <w:t xml:space="preserve">Verb 1 (Any Tense) +</w:t>
-      </w:r>
-      <w:r>
-        <w:t xml:space="preserve"> </w:t>
-      </w:r>
-      <w:r>
-        <w:rPr>
-          <w:rStyle w:val="VerbatimChar"/>
-        </w:rPr>
-        <w:t xml:space="preserve">d-</w:t>
-      </w:r>
-      <w:r>
-        <w:t xml:space="preserve"> </w:t>
-      </w:r>
-      <w:r>
-        <w:t xml:space="preserve">+ Verb 2 (Imperfect) = Purpose Clause</w:t>
-      </w:r>
-      <w:r>
-        <w:t xml:space="preserve"> </w:t>
-      </w:r>
-      <w:r>
-        <w:rPr>
-          <w:i/>
-          <w:iCs/>
-        </w:rPr>
-        <w:t xml:space="preserve">ʾEzal (He went) d-neʿbed (in order to do) qyāmā (a covenant).</w:t>
-      </w:r>
-    </w:p>
-    <w:bookmarkEnd w:id="18"/>
-    <w:bookmarkStart w:id="19" w:name="section-11-additional-vocabulary"/>
-    <w:p>
-      <w:pPr>
-        <w:pStyle w:val="Heading4"/>
-      </w:pPr>
-      <w:r>
-        <w:t xml:space="preserve">Section 11: Additional Vocabulary</w:t>
-      </w:r>
-    </w:p>
-    <w:p>
-      <w:pPr>
-        <w:pStyle w:val="FirstParagraph"/>
-      </w:pPr>
-      <w:r>
-        <w:t xml:space="preserve">The following high-frequency words round out this lesson’s vocabulary to 30 terms.</w:t>
       </w:r>
     </w:p>
     <w:tbl>
       <w:tblPr>
         <w:tblStyle w:val="Table"/>
         <w:tblW w:type="auto" w:w="0"/>
+        <w:jc w:val="left"/>
+        <w:tblLook w:firstRow="1" w:lastRow="0" w:firstColumn="0" w:lastColumn="0" w:noHBand="0" w:noVBand="0" w:val="0020"/>
+      </w:tblPr>
+      <w:tblGrid>
+        <w:gridCol w:w="2640"/>
+        <w:gridCol w:w="2640"/>
+        <w:gridCol w:w="2640"/>
+      </w:tblGrid>
+      <w:tr>
+        <w:trPr>
+          <w:tblHeader w:val="on"/>
+        </w:trPr>
+        <w:tc>
+          <w:tcPr/>
+          <w:p>
+            <w:pPr>
+              <w:pStyle w:val="Compact"/>
+              <w:jc w:val="left"/>
+            </w:pPr>
+            <w:r>
+              <w:t xml:space="preserve">Person</w:t>
+            </w:r>
+          </w:p>
+        </w:tc>
+        <w:tc>
+          <w:tcPr/>
+          <w:p>
+            <w:pPr>
+              <w:pStyle w:val="Compact"/>
+              <w:jc w:val="left"/>
+            </w:pPr>
+            <w:r>
+              <w:t xml:space="preserve">Syriac</w:t>
+            </w:r>
+          </w:p>
+        </w:tc>
+        <w:tc>
+          <w:tcPr/>
+          <w:p>
+            <w:pPr>
+              <w:pStyle w:val="Compact"/>
+              <w:jc w:val="left"/>
+            </w:pPr>
+            <w:r>
+              <w:t xml:space="preserve">Translit</w:t>
+            </w:r>
+          </w:p>
+        </w:tc>
+      </w:tr>
+      <w:tr>
+        <w:tc>
+          <w:tcPr/>
+          <w:p>
+            <w:pPr>
+              <w:pStyle w:val="Compact"/>
+              <w:jc w:val="left"/>
+            </w:pPr>
+            <w:r>
+              <w:rPr>
+                <w:b/>
+                <w:bCs/>
+              </w:rPr>
+              <w:t xml:space="preserve">3 m.sg.</w:t>
+            </w:r>
+          </w:p>
+        </w:tc>
+        <w:tc>
+          <w:tcPr/>
+          <w:p>
+            <w:pPr>
+              <w:pStyle w:val="Compact"/>
+              <w:jc w:val="left"/>
+            </w:pPr>
+            <w:r>
+              <w:t xml:space="preserve">ܢܩܛܘܠ</w:t>
+            </w:r>
+          </w:p>
+        </w:tc>
+        <w:tc>
+          <w:tcPr/>
+          <w:p>
+            <w:pPr>
+              <w:pStyle w:val="Compact"/>
+              <w:jc w:val="left"/>
+            </w:pPr>
+            <w:r>
+              <w:t xml:space="preserve">neqṭūl (he will kill)</w:t>
+            </w:r>
+          </w:p>
+        </w:tc>
+      </w:tr>
+      <w:tr>
+        <w:tc>
+          <w:tcPr/>
+          <w:p>
+            <w:pPr>
+              <w:pStyle w:val="Compact"/>
+              <w:jc w:val="left"/>
+            </w:pPr>
+            <w:r>
+              <w:rPr>
+                <w:b/>
+                <w:bCs/>
+              </w:rPr>
+              <w:t xml:space="preserve">3 f.sg.</w:t>
+            </w:r>
+          </w:p>
+        </w:tc>
+        <w:tc>
+          <w:tcPr/>
+          <w:p>
+            <w:pPr>
+              <w:pStyle w:val="Compact"/>
+              <w:jc w:val="left"/>
+            </w:pPr>
+            <w:r>
+              <w:t xml:space="preserve">ܬܩܛܘܠ</w:t>
+            </w:r>
+          </w:p>
+        </w:tc>
+        <w:tc>
+          <w:tcPr/>
+          <w:p>
+            <w:pPr>
+              <w:pStyle w:val="Compact"/>
+              <w:jc w:val="left"/>
+            </w:pPr>
+            <w:r>
+              <w:t xml:space="preserve">teqṭūl (she will kill)</w:t>
+            </w:r>
+          </w:p>
+        </w:tc>
+      </w:tr>
+      <w:tr>
+        <w:tc>
+          <w:tcPr/>
+          <w:p>
+            <w:pPr>
+              <w:pStyle w:val="Compact"/>
+              <w:jc w:val="left"/>
+            </w:pPr>
+            <w:r>
+              <w:rPr>
+                <w:b/>
+                <w:bCs/>
+              </w:rPr>
+              <w:t xml:space="preserve">2 m.sg.</w:t>
+            </w:r>
+          </w:p>
+        </w:tc>
+        <w:tc>
+          <w:tcPr/>
+          <w:p>
+            <w:pPr>
+              <w:pStyle w:val="Compact"/>
+              <w:jc w:val="left"/>
+            </w:pPr>
+            <w:r>
+              <w:t xml:space="preserve">ܬܩܛܘܠ</w:t>
+            </w:r>
+          </w:p>
+        </w:tc>
+        <w:tc>
+          <w:tcPr/>
+          <w:p>
+            <w:pPr>
+              <w:pStyle w:val="Compact"/>
+              <w:jc w:val="left"/>
+            </w:pPr>
+            <w:r>
+              <w:t xml:space="preserve">teqṭūl (you will kill)</w:t>
+            </w:r>
+          </w:p>
+        </w:tc>
+      </w:tr>
+      <w:tr>
+        <w:tc>
+          <w:tcPr/>
+          <w:p>
+            <w:pPr>
+              <w:pStyle w:val="Compact"/>
+              <w:jc w:val="left"/>
+            </w:pPr>
+            <w:r>
+              <w:rPr>
+                <w:b/>
+                <w:bCs/>
+              </w:rPr>
+              <w:t xml:space="preserve">1 c.sg.</w:t>
+            </w:r>
+          </w:p>
+        </w:tc>
+        <w:tc>
+          <w:tcPr/>
+          <w:p>
+            <w:pPr>
+              <w:pStyle w:val="Compact"/>
+              <w:jc w:val="left"/>
+            </w:pPr>
+            <w:r>
+              <w:t xml:space="preserve">ܐܩܛܘܠ</w:t>
+            </w:r>
+          </w:p>
+        </w:tc>
+        <w:tc>
+          <w:tcPr/>
+          <w:p>
+            <w:pPr>
+              <w:pStyle w:val="Compact"/>
+              <w:jc w:val="left"/>
+            </w:pPr>
+            <w:r>
+              <w:t xml:space="preserve">ʾeqṭūl (I will kill)</w:t>
+            </w:r>
+          </w:p>
+        </w:tc>
+      </w:tr>
+      <w:tr>
+        <w:tc>
+          <w:tcPr/>
+          <w:p>
+            <w:pPr>
+              <w:pStyle w:val="Compact"/>
+              <w:jc w:val="left"/>
+            </w:pPr>
+            <w:r>
+              <w:rPr>
+                <w:b/>
+                <w:bCs/>
+              </w:rPr>
+              <w:t xml:space="preserve">3 m.pl.</w:t>
+            </w:r>
+          </w:p>
+        </w:tc>
+        <w:tc>
+          <w:tcPr/>
+          <w:p>
+            <w:pPr>
+              <w:pStyle w:val="Compact"/>
+              <w:jc w:val="left"/>
+            </w:pPr>
+            <w:r>
+              <w:t xml:space="preserve">ܢܩܛܠܘܢ</w:t>
+            </w:r>
+          </w:p>
+        </w:tc>
+        <w:tc>
+          <w:tcPr/>
+          <w:p>
+            <w:pPr>
+              <w:pStyle w:val="Compact"/>
+              <w:jc w:val="left"/>
+            </w:pPr>
+            <w:r>
+              <w:t xml:space="preserve">neqṭlūn (they will k.)</w:t>
+            </w:r>
+          </w:p>
+        </w:tc>
+      </w:tr>
+      <w:tr>
+        <w:tc>
+          <w:tcPr/>
+          <w:p>
+            <w:pPr>
+              <w:pStyle w:val="Compact"/>
+              <w:jc w:val="left"/>
+            </w:pPr>
+            <w:r>
+              <w:rPr>
+                <w:b/>
+                <w:bCs/>
+              </w:rPr>
+              <w:t xml:space="preserve">1 c.pl.</w:t>
+            </w:r>
+          </w:p>
+        </w:tc>
+        <w:tc>
+          <w:tcPr/>
+          <w:p>
+            <w:pPr>
+              <w:pStyle w:val="Compact"/>
+              <w:jc w:val="left"/>
+            </w:pPr>
+            <w:r>
+              <w:t xml:space="preserve">ܢܩܛܘܠ</w:t>
+            </w:r>
+          </w:p>
+        </w:tc>
+        <w:tc>
+          <w:tcPr/>
+          <w:p>
+            <w:pPr>
+              <w:pStyle w:val="Compact"/>
+              <w:jc w:val="left"/>
+            </w:pPr>
+            <w:r>
+              <w:t xml:space="preserve">neqṭūl (we will kill)</w:t>
+            </w:r>
+          </w:p>
+        </w:tc>
+      </w:tr>
+    </w:tbl>
+    <w:p>
+      <w:pPr>
+        <w:pStyle w:val="BodyText"/>
+      </w:pPr>
+      <w:r>
+        <w:rPr>
+          <w:b/>
+          <w:bCs/>
+        </w:rPr>
+        <w:t xml:space="preserve">SYNTAX OF PURPOSE</w:t>
+      </w:r>
+    </w:p>
+    <w:p>
+      <w:pPr>
+        <w:pStyle w:val="BodyText"/>
+      </w:pPr>
+      <w:r>
+        <w:t xml:space="preserve">Verb 1 (Any Tense) +</w:t>
+      </w:r>
+      <w:r>
+        <w:t xml:space="preserve"> </w:t>
+      </w:r>
+      <w:r>
+        <w:rPr>
+          <w:rStyle w:val="VerbatimChar"/>
+        </w:rPr>
+        <w:t xml:space="preserve">d-</w:t>
+      </w:r>
+      <w:r>
+        <w:t xml:space="preserve"> </w:t>
+      </w:r>
+      <w:r>
+        <w:t xml:space="preserve">+ Verb 2 (Imperfect) = Purpose Clause</w:t>
+      </w:r>
+      <w:r>
+        <w:t xml:space="preserve"> </w:t>
+      </w:r>
+      <w:r>
+        <w:rPr>
+          <w:i/>
+          <w:iCs/>
+        </w:rPr>
+        <w:t xml:space="preserve">ʾEzal (He went) d-neʿbed (in order to do) qyāmā (a covenant).</w:t>
+      </w:r>
+    </w:p>
+    <w:bookmarkEnd w:id="29"/>
+    <w:bookmarkStart w:id="30" w:name="section-11-additional-vocabulary"/>
+    <w:p>
+      <w:pPr>
+        <w:pStyle w:val="Heading4"/>
+      </w:pPr>
+      <w:r>
+        <w:t xml:space="preserve">Section 11: Additional Vocabulary</w:t>
+      </w:r>
+    </w:p>
+    <w:p>
+      <w:pPr>
+        <w:pStyle w:val="FirstParagraph"/>
+      </w:pPr>
+      <w:r>
+        <w:t xml:space="preserve">The following high-frequency words round out this lesson’s vocabulary to 30 terms.</w:t>
+      </w:r>
+    </w:p>
+    <w:tbl>
+      <w:tblPr>
+        <w:tblStyle w:val="Table"/>
+        <w:tblW w:type="auto" w:w="0"/>
+        <w:jc w:val="left"/>
         <w:tblLook w:firstRow="1" w:lastRow="0" w:firstColumn="0" w:lastColumn="0" w:noHBand="0" w:noVBand="0" w:val="0020"/>
       </w:tblPr>
       <w:tblGrid>
@@ -5730,86 +6263,52 @@
           </w:p>
         </w:tc>
       </w:tr>
-    </w:tbl>
-    <w:bookmarkEnd w:id="19"/>
-    <w:bookmarkStart w:id="20" w:name="section-11-additional-vocabulary-1"/>
-    <w:p>
-      <w:pPr>
-        <w:pStyle w:val="Heading4"/>
-      </w:pPr>
-      <w:r>
-        <w:t xml:space="preserve">Section 11: Additional Vocabulary</w:t>
-      </w:r>
-    </w:p>
-    <w:p>
-      <w:pPr>
-        <w:pStyle w:val="FirstParagraph"/>
-      </w:pPr>
-      <w:r>
-        <w:t xml:space="preserve">The following high-frequency words round out this lesson’s vocabulary to 30 terms.</w:t>
-      </w:r>
-    </w:p>
-    <w:tbl>
-      <w:tblPr>
-        <w:tblStyle w:val="Table"/>
-        <w:tblW w:type="auto" w:w="0"/>
-        <w:tblLook w:firstRow="1" w:lastRow="0" w:firstColumn="0" w:lastColumn="0" w:noHBand="0" w:noVBand="0" w:val="0020"/>
-      </w:tblPr>
-      <w:tblGrid>
-        <w:gridCol w:w="1980"/>
-        <w:gridCol w:w="1980"/>
-        <w:gridCol w:w="1980"/>
-        <w:gridCol w:w="1980"/>
-      </w:tblGrid>
       <w:tr>
-        <w:trPr>
-          <w:tblHeader w:val="on"/>
-        </w:trPr>
-        <w:tc>
-          <w:tcPr/>
-          <w:p>
-            <w:pPr>
-              <w:pStyle w:val="Compact"/>
-              <w:jc w:val="left"/>
-            </w:pPr>
-            <w:r>
-              <w:t xml:space="preserve">Estrangela</w:t>
-            </w:r>
-          </w:p>
-        </w:tc>
-        <w:tc>
-          <w:tcPr/>
-          <w:p>
-            <w:pPr>
-              <w:pStyle w:val="Compact"/>
-              <w:jc w:val="left"/>
-            </w:pPr>
-            <w:r>
-              <w:t xml:space="preserve">Transliteration</w:t>
-            </w:r>
-          </w:p>
-        </w:tc>
-        <w:tc>
-          <w:tcPr/>
-          <w:p>
-            <w:pPr>
-              <w:pStyle w:val="Compact"/>
-              <w:jc w:val="left"/>
-            </w:pPr>
-            <w:r>
-              <w:t xml:space="preserve">Gender/Type</w:t>
-            </w:r>
-          </w:p>
-        </w:tc>
-        <w:tc>
-          <w:tcPr/>
-          <w:p>
-            <w:pPr>
-              <w:pStyle w:val="Compact"/>
-              <w:jc w:val="left"/>
-            </w:pPr>
-            <w:r>
-              <w:t xml:space="preserve">Meaning</w:t>
+        <w:tc>
+          <w:tcPr/>
+          <w:p>
+            <w:pPr>
+              <w:pStyle w:val="Compact"/>
+              <w:jc w:val="left"/>
+            </w:pPr>
+            <w:r>
+              <w:t xml:space="preserve">ܒܣܪܐ</w:t>
+            </w:r>
+          </w:p>
+        </w:tc>
+        <w:tc>
+          <w:tcPr/>
+          <w:p>
+            <w:pPr>
+              <w:pStyle w:val="Compact"/>
+              <w:jc w:val="left"/>
+            </w:pPr>
+            <w:r>
+              <w:t xml:space="preserve">besrā</w:t>
+            </w:r>
+          </w:p>
+        </w:tc>
+        <w:tc>
+          <w:tcPr/>
+          <w:p>
+            <w:pPr>
+              <w:pStyle w:val="Compact"/>
+              <w:jc w:val="left"/>
+            </w:pPr>
+            <w:r>
+              <w:t xml:space="preserve">m</w:t>
+            </w:r>
+          </w:p>
+        </w:tc>
+        <w:tc>
+          <w:tcPr/>
+          <w:p>
+            <w:pPr>
+              <w:pStyle w:val="Compact"/>
+              <w:jc w:val="left"/>
+            </w:pPr>
+            <w:r>
+              <w:t xml:space="preserve">flesh</w:t>
             </w:r>
           </w:p>
         </w:tc>
@@ -5823,43 +6322,43 @@
               <w:jc w:val="left"/>
             </w:pPr>
             <w:r>
-              <w:t xml:space="preserve">ܒܣܪܐ</w:t>
-            </w:r>
-          </w:p>
-        </w:tc>
-        <w:tc>
-          <w:tcPr/>
-          <w:p>
-            <w:pPr>
-              <w:pStyle w:val="Compact"/>
-              <w:jc w:val="left"/>
-            </w:pPr>
-            <w:r>
-              <w:t xml:space="preserve">besrā</w:t>
-            </w:r>
-          </w:p>
-        </w:tc>
-        <w:tc>
-          <w:tcPr/>
-          <w:p>
-            <w:pPr>
-              <w:pStyle w:val="Compact"/>
-              <w:jc w:val="left"/>
-            </w:pPr>
-            <w:r>
-              <w:t xml:space="preserve">m</w:t>
-            </w:r>
-          </w:p>
-        </w:tc>
-        <w:tc>
-          <w:tcPr/>
-          <w:p>
-            <w:pPr>
-              <w:pStyle w:val="Compact"/>
-              <w:jc w:val="left"/>
-            </w:pPr>
-            <w:r>
-              <w:t xml:space="preserve">flesh</w:t>
+              <w:t xml:space="preserve">ܛܝܒܘܬܐ</w:t>
+            </w:r>
+          </w:p>
+        </w:tc>
+        <w:tc>
+          <w:tcPr/>
+          <w:p>
+            <w:pPr>
+              <w:pStyle w:val="Compact"/>
+              <w:jc w:val="left"/>
+            </w:pPr>
+            <w:r>
+              <w:t xml:space="preserve">ṭaybūttā</w:t>
+            </w:r>
+          </w:p>
+        </w:tc>
+        <w:tc>
+          <w:tcPr/>
+          <w:p>
+            <w:pPr>
+              <w:pStyle w:val="Compact"/>
+              <w:jc w:val="left"/>
+            </w:pPr>
+            <w:r>
+              <w:t xml:space="preserve">f</w:t>
+            </w:r>
+          </w:p>
+        </w:tc>
+        <w:tc>
+          <w:tcPr/>
+          <w:p>
+            <w:pPr>
+              <w:pStyle w:val="Compact"/>
+              <w:jc w:val="left"/>
+            </w:pPr>
+            <w:r>
+              <w:t xml:space="preserve">grace</w:t>
             </w:r>
           </w:p>
         </w:tc>
@@ -5873,43 +6372,43 @@
               <w:jc w:val="left"/>
             </w:pPr>
             <w:r>
-              <w:t xml:space="preserve">ܛܝܒܘܬܐ</w:t>
-            </w:r>
-          </w:p>
-        </w:tc>
-        <w:tc>
-          <w:tcPr/>
-          <w:p>
-            <w:pPr>
-              <w:pStyle w:val="Compact"/>
-              <w:jc w:val="left"/>
-            </w:pPr>
-            <w:r>
-              <w:t xml:space="preserve">ṭaybūttā</w:t>
-            </w:r>
-          </w:p>
-        </w:tc>
-        <w:tc>
-          <w:tcPr/>
-          <w:p>
-            <w:pPr>
-              <w:pStyle w:val="Compact"/>
-              <w:jc w:val="left"/>
-            </w:pPr>
-            <w:r>
-              <w:t xml:space="preserve">f</w:t>
-            </w:r>
-          </w:p>
-        </w:tc>
-        <w:tc>
-          <w:tcPr/>
-          <w:p>
-            <w:pPr>
-              <w:pStyle w:val="Compact"/>
-              <w:jc w:val="left"/>
-            </w:pPr>
-            <w:r>
-              <w:t xml:space="preserve">grace</w:t>
+              <w:t xml:space="preserve">ܬܘܪܐ</w:t>
+            </w:r>
+          </w:p>
+        </w:tc>
+        <w:tc>
+          <w:tcPr/>
+          <w:p>
+            <w:pPr>
+              <w:pStyle w:val="Compact"/>
+              <w:jc w:val="left"/>
+            </w:pPr>
+            <w:r>
+              <w:t xml:space="preserve">tawrā</w:t>
+            </w:r>
+          </w:p>
+        </w:tc>
+        <w:tc>
+          <w:tcPr/>
+          <w:p>
+            <w:pPr>
+              <w:pStyle w:val="Compact"/>
+              <w:jc w:val="left"/>
+            </w:pPr>
+            <w:r>
+              <w:t xml:space="preserve">m</w:t>
+            </w:r>
+          </w:p>
+        </w:tc>
+        <w:tc>
+          <w:tcPr/>
+          <w:p>
+            <w:pPr>
+              <w:pStyle w:val="Compact"/>
+              <w:jc w:val="left"/>
+            </w:pPr>
+            <w:r>
+              <w:t xml:space="preserve">bull, ox</w:t>
             </w:r>
           </w:p>
         </w:tc>
@@ -5923,43 +6422,43 @@
               <w:jc w:val="left"/>
             </w:pPr>
             <w:r>
-              <w:t xml:space="preserve">ܬܘܪܐ</w:t>
-            </w:r>
-          </w:p>
-        </w:tc>
-        <w:tc>
-          <w:tcPr/>
-          <w:p>
-            <w:pPr>
-              <w:pStyle w:val="Compact"/>
-              <w:jc w:val="left"/>
-            </w:pPr>
-            <w:r>
-              <w:t xml:space="preserve">tawrā</w:t>
-            </w:r>
-          </w:p>
-        </w:tc>
-        <w:tc>
-          <w:tcPr/>
-          <w:p>
-            <w:pPr>
-              <w:pStyle w:val="Compact"/>
-              <w:jc w:val="left"/>
-            </w:pPr>
-            <w:r>
-              <w:t xml:space="preserve">m</w:t>
-            </w:r>
-          </w:p>
-        </w:tc>
-        <w:tc>
-          <w:tcPr/>
-          <w:p>
-            <w:pPr>
-              <w:pStyle w:val="Compact"/>
-              <w:jc w:val="left"/>
-            </w:pPr>
-            <w:r>
-              <w:t xml:space="preserve">bull, ox</w:t>
+              <w:t xml:space="preserve">ܐܘܪܚܐ</w:t>
+            </w:r>
+          </w:p>
+        </w:tc>
+        <w:tc>
+          <w:tcPr/>
+          <w:p>
+            <w:pPr>
+              <w:pStyle w:val="Compact"/>
+              <w:jc w:val="left"/>
+            </w:pPr>
+            <w:r>
+              <w:t xml:space="preserve">ʾūrḥā</w:t>
+            </w:r>
+          </w:p>
+        </w:tc>
+        <w:tc>
+          <w:tcPr/>
+          <w:p>
+            <w:pPr>
+              <w:pStyle w:val="Compact"/>
+              <w:jc w:val="left"/>
+            </w:pPr>
+            <w:r>
+              <w:t xml:space="preserve">f</w:t>
+            </w:r>
+          </w:p>
+        </w:tc>
+        <w:tc>
+          <w:tcPr/>
+          <w:p>
+            <w:pPr>
+              <w:pStyle w:val="Compact"/>
+              <w:jc w:val="left"/>
+            </w:pPr>
+            <w:r>
+              <w:t xml:space="preserve">way, road</w:t>
             </w:r>
           </w:p>
         </w:tc>
@@ -5973,43 +6472,43 @@
               <w:jc w:val="left"/>
             </w:pPr>
             <w:r>
-              <w:t xml:space="preserve">ܐܘܪܚܐ</w:t>
-            </w:r>
-          </w:p>
-        </w:tc>
-        <w:tc>
-          <w:tcPr/>
-          <w:p>
-            <w:pPr>
-              <w:pStyle w:val="Compact"/>
-              <w:jc w:val="left"/>
-            </w:pPr>
-            <w:r>
-              <w:t xml:space="preserve">ʾūrḥā</w:t>
-            </w:r>
-          </w:p>
-        </w:tc>
-        <w:tc>
-          <w:tcPr/>
-          <w:p>
-            <w:pPr>
-              <w:pStyle w:val="Compact"/>
-              <w:jc w:val="left"/>
-            </w:pPr>
-            <w:r>
-              <w:t xml:space="preserve">f</w:t>
-            </w:r>
-          </w:p>
-        </w:tc>
-        <w:tc>
-          <w:tcPr/>
-          <w:p>
-            <w:pPr>
-              <w:pStyle w:val="Compact"/>
-              <w:jc w:val="left"/>
-            </w:pPr>
-            <w:r>
-              <w:t xml:space="preserve">way, road</w:t>
+              <w:t xml:space="preserve">ܗܝܟܠܐ</w:t>
+            </w:r>
+          </w:p>
+        </w:tc>
+        <w:tc>
+          <w:tcPr/>
+          <w:p>
+            <w:pPr>
+              <w:pStyle w:val="Compact"/>
+              <w:jc w:val="left"/>
+            </w:pPr>
+            <w:r>
+              <w:t xml:space="preserve">hayklā</w:t>
+            </w:r>
+          </w:p>
+        </w:tc>
+        <w:tc>
+          <w:tcPr/>
+          <w:p>
+            <w:pPr>
+              <w:pStyle w:val="Compact"/>
+              <w:jc w:val="left"/>
+            </w:pPr>
+            <w:r>
+              <w:t xml:space="preserve">m</w:t>
+            </w:r>
+          </w:p>
+        </w:tc>
+        <w:tc>
+          <w:tcPr/>
+          <w:p>
+            <w:pPr>
+              <w:pStyle w:val="Compact"/>
+              <w:jc w:val="left"/>
+            </w:pPr>
+            <w:r>
+              <w:t xml:space="preserve">temple, palace</w:t>
             </w:r>
           </w:p>
         </w:tc>
@@ -6023,43 +6522,43 @@
               <w:jc w:val="left"/>
             </w:pPr>
             <w:r>
-              <w:t xml:space="preserve">ܗܝܟܠܐ</w:t>
-            </w:r>
-          </w:p>
-        </w:tc>
-        <w:tc>
-          <w:tcPr/>
-          <w:p>
-            <w:pPr>
-              <w:pStyle w:val="Compact"/>
-              <w:jc w:val="left"/>
-            </w:pPr>
-            <w:r>
-              <w:t xml:space="preserve">hayklā</w:t>
-            </w:r>
-          </w:p>
-        </w:tc>
-        <w:tc>
-          <w:tcPr/>
-          <w:p>
-            <w:pPr>
-              <w:pStyle w:val="Compact"/>
-              <w:jc w:val="left"/>
-            </w:pPr>
-            <w:r>
-              <w:t xml:space="preserve">m</w:t>
-            </w:r>
-          </w:p>
-        </w:tc>
-        <w:tc>
-          <w:tcPr/>
-          <w:p>
-            <w:pPr>
-              <w:pStyle w:val="Compact"/>
-              <w:jc w:val="left"/>
-            </w:pPr>
-            <w:r>
-              <w:t xml:space="preserve">temple, palace</w:t>
+              <w:t xml:space="preserve">ܥܝܢܐ</w:t>
+            </w:r>
+          </w:p>
+        </w:tc>
+        <w:tc>
+          <w:tcPr/>
+          <w:p>
+            <w:pPr>
+              <w:pStyle w:val="Compact"/>
+              <w:jc w:val="left"/>
+            </w:pPr>
+            <w:r>
+              <w:t xml:space="preserve">ʿaynā</w:t>
+            </w:r>
+          </w:p>
+        </w:tc>
+        <w:tc>
+          <w:tcPr/>
+          <w:p>
+            <w:pPr>
+              <w:pStyle w:val="Compact"/>
+              <w:jc w:val="left"/>
+            </w:pPr>
+            <w:r>
+              <w:t xml:space="preserve">f</w:t>
+            </w:r>
+          </w:p>
+        </w:tc>
+        <w:tc>
+          <w:tcPr/>
+          <w:p>
+            <w:pPr>
+              <w:pStyle w:val="Compact"/>
+              <w:jc w:val="left"/>
+            </w:pPr>
+            <w:r>
+              <w:t xml:space="preserve">eye</w:t>
             </w:r>
           </w:p>
         </w:tc>
@@ -6073,43 +6572,43 @@
               <w:jc w:val="left"/>
             </w:pPr>
             <w:r>
-              <w:t xml:space="preserve">ܥܝܢܐ</w:t>
-            </w:r>
-          </w:p>
-        </w:tc>
-        <w:tc>
-          <w:tcPr/>
-          <w:p>
-            <w:pPr>
-              <w:pStyle w:val="Compact"/>
-              <w:jc w:val="left"/>
-            </w:pPr>
-            <w:r>
-              <w:t xml:space="preserve">ʿaynā</w:t>
-            </w:r>
-          </w:p>
-        </w:tc>
-        <w:tc>
-          <w:tcPr/>
-          <w:p>
-            <w:pPr>
-              <w:pStyle w:val="Compact"/>
-              <w:jc w:val="left"/>
-            </w:pPr>
-            <w:r>
-              <w:t xml:space="preserve">f</w:t>
-            </w:r>
-          </w:p>
-        </w:tc>
-        <w:tc>
-          <w:tcPr/>
-          <w:p>
-            <w:pPr>
-              <w:pStyle w:val="Compact"/>
-              <w:jc w:val="left"/>
-            </w:pPr>
-            <w:r>
-              <w:t xml:space="preserve">eye</w:t>
+              <w:t xml:space="preserve">ܦܘܡܐ</w:t>
+            </w:r>
+          </w:p>
+        </w:tc>
+        <w:tc>
+          <w:tcPr/>
+          <w:p>
+            <w:pPr>
+              <w:pStyle w:val="Compact"/>
+              <w:jc w:val="left"/>
+            </w:pPr>
+            <w:r>
+              <w:t xml:space="preserve">pūmā</w:t>
+            </w:r>
+          </w:p>
+        </w:tc>
+        <w:tc>
+          <w:tcPr/>
+          <w:p>
+            <w:pPr>
+              <w:pStyle w:val="Compact"/>
+              <w:jc w:val="left"/>
+            </w:pPr>
+            <w:r>
+              <w:t xml:space="preserve">m</w:t>
+            </w:r>
+          </w:p>
+        </w:tc>
+        <w:tc>
+          <w:tcPr/>
+          <w:p>
+            <w:pPr>
+              <w:pStyle w:val="Compact"/>
+              <w:jc w:val="left"/>
+            </w:pPr>
+            <w:r>
+              <w:t xml:space="preserve">mouth</w:t>
             </w:r>
           </w:p>
         </w:tc>
@@ -6123,43 +6622,43 @@
               <w:jc w:val="left"/>
             </w:pPr>
             <w:r>
-              <w:t xml:space="preserve">ܦܘܡܐ</w:t>
-            </w:r>
-          </w:p>
-        </w:tc>
-        <w:tc>
-          <w:tcPr/>
-          <w:p>
-            <w:pPr>
-              <w:pStyle w:val="Compact"/>
-              <w:jc w:val="left"/>
-            </w:pPr>
-            <w:r>
-              <w:t xml:space="preserve">pūmā</w:t>
-            </w:r>
-          </w:p>
-        </w:tc>
-        <w:tc>
-          <w:tcPr/>
-          <w:p>
-            <w:pPr>
-              <w:pStyle w:val="Compact"/>
-              <w:jc w:val="left"/>
-            </w:pPr>
-            <w:r>
-              <w:t xml:space="preserve">m</w:t>
-            </w:r>
-          </w:p>
-        </w:tc>
-        <w:tc>
-          <w:tcPr/>
-          <w:p>
-            <w:pPr>
-              <w:pStyle w:val="Compact"/>
-              <w:jc w:val="left"/>
-            </w:pPr>
-            <w:r>
-              <w:t xml:space="preserve">mouth</w:t>
+              <w:t xml:space="preserve">ܦܪܚܬܐ</w:t>
+            </w:r>
+          </w:p>
+        </w:tc>
+        <w:tc>
+          <w:tcPr/>
+          <w:p>
+            <w:pPr>
+              <w:pStyle w:val="Compact"/>
+              <w:jc w:val="left"/>
+            </w:pPr>
+            <w:r>
+              <w:t xml:space="preserve">pāraḥtā</w:t>
+            </w:r>
+          </w:p>
+        </w:tc>
+        <w:tc>
+          <w:tcPr/>
+          <w:p>
+            <w:pPr>
+              <w:pStyle w:val="Compact"/>
+              <w:jc w:val="left"/>
+            </w:pPr>
+            <w:r>
+              <w:t xml:space="preserve">f</w:t>
+            </w:r>
+          </w:p>
+        </w:tc>
+        <w:tc>
+          <w:tcPr/>
+          <w:p>
+            <w:pPr>
+              <w:pStyle w:val="Compact"/>
+              <w:jc w:val="left"/>
+            </w:pPr>
+            <w:r>
+              <w:t xml:space="preserve">bird</w:t>
             </w:r>
           </w:p>
         </w:tc>
@@ -6173,19 +6672,19 @@
               <w:jc w:val="left"/>
             </w:pPr>
             <w:r>
-              <w:t xml:space="preserve">ܦܪܚܬܐ</w:t>
-            </w:r>
-          </w:p>
-        </w:tc>
-        <w:tc>
-          <w:tcPr/>
-          <w:p>
-            <w:pPr>
-              <w:pStyle w:val="Compact"/>
-              <w:jc w:val="left"/>
-            </w:pPr>
-            <w:r>
-              <w:t xml:space="preserve">pāraḥtā</w:t>
+              <w:t xml:space="preserve">ܚܕܘܬܐ</w:t>
+            </w:r>
+          </w:p>
+        </w:tc>
+        <w:tc>
+          <w:tcPr/>
+          <w:p>
+            <w:pPr>
+              <w:pStyle w:val="Compact"/>
+              <w:jc w:val="left"/>
+            </w:pPr>
+            <w:r>
+              <w:t xml:space="preserve">ḥadūtā</w:t>
             </w:r>
           </w:p>
         </w:tc>
@@ -6209,7 +6708,7 @@
               <w:jc w:val="left"/>
             </w:pPr>
             <w:r>
-              <w:t xml:space="preserve">bird</w:t>
+              <w:t xml:space="preserve">joy</w:t>
             </w:r>
           </w:p>
         </w:tc>
@@ -6223,19 +6722,19 @@
               <w:jc w:val="left"/>
             </w:pPr>
             <w:r>
-              <w:t xml:space="preserve">ܚܕܘܬܐ</w:t>
-            </w:r>
-          </w:p>
-        </w:tc>
-        <w:tc>
-          <w:tcPr/>
-          <w:p>
-            <w:pPr>
-              <w:pStyle w:val="Compact"/>
-              <w:jc w:val="left"/>
-            </w:pPr>
-            <w:r>
-              <w:t xml:space="preserve">ḥadūtā</w:t>
+              <w:t xml:space="preserve">ܚܟܡܬܐ</w:t>
+            </w:r>
+          </w:p>
+        </w:tc>
+        <w:tc>
+          <w:tcPr/>
+          <w:p>
+            <w:pPr>
+              <w:pStyle w:val="Compact"/>
+              <w:jc w:val="left"/>
+            </w:pPr>
+            <w:r>
+              <w:t xml:space="preserve">ḥekmtā</w:t>
             </w:r>
           </w:p>
         </w:tc>
@@ -6259,7 +6758,7 @@
               <w:jc w:val="left"/>
             </w:pPr>
             <w:r>
-              <w:t xml:space="preserve">joy</w:t>
+              <w:t xml:space="preserve">wisdom</w:t>
             </w:r>
           </w:p>
         </w:tc>
@@ -6273,19 +6772,19 @@
               <w:jc w:val="left"/>
             </w:pPr>
             <w:r>
-              <w:t xml:space="preserve">ܚܟܡܬܐ</w:t>
-            </w:r>
-          </w:p>
-        </w:tc>
-        <w:tc>
-          <w:tcPr/>
-          <w:p>
-            <w:pPr>
-              <w:pStyle w:val="Compact"/>
-              <w:jc w:val="left"/>
-            </w:pPr>
-            <w:r>
-              <w:t xml:space="preserve">ḥekmtā</w:t>
+              <w:t xml:space="preserve">ܚܝܘܬܐ</w:t>
+            </w:r>
+          </w:p>
+        </w:tc>
+        <w:tc>
+          <w:tcPr/>
+          <w:p>
+            <w:pPr>
+              <w:pStyle w:val="Compact"/>
+              <w:jc w:val="left"/>
+            </w:pPr>
+            <w:r>
+              <w:t xml:space="preserve">ḥayyūtā</w:t>
             </w:r>
           </w:p>
         </w:tc>
@@ -6309,7 +6808,7 @@
               <w:jc w:val="left"/>
             </w:pPr>
             <w:r>
-              <w:t xml:space="preserve">wisdom</w:t>
+              <w:t xml:space="preserve">animal, beast</w:t>
             </w:r>
           </w:p>
         </w:tc>
@@ -6323,43 +6822,43 @@
               <w:jc w:val="left"/>
             </w:pPr>
             <w:r>
-              <w:t xml:space="preserve">ܚܝܘܬܐ</w:t>
-            </w:r>
-          </w:p>
-        </w:tc>
-        <w:tc>
-          <w:tcPr/>
-          <w:p>
-            <w:pPr>
-              <w:pStyle w:val="Compact"/>
-              <w:jc w:val="left"/>
-            </w:pPr>
-            <w:r>
-              <w:t xml:space="preserve">ḥayyūtā</w:t>
-            </w:r>
-          </w:p>
-        </w:tc>
-        <w:tc>
-          <w:tcPr/>
-          <w:p>
-            <w:pPr>
-              <w:pStyle w:val="Compact"/>
-              <w:jc w:val="left"/>
-            </w:pPr>
-            <w:r>
-              <w:t xml:space="preserve">f</w:t>
-            </w:r>
-          </w:p>
-        </w:tc>
-        <w:tc>
-          <w:tcPr/>
-          <w:p>
-            <w:pPr>
-              <w:pStyle w:val="Compact"/>
-              <w:jc w:val="left"/>
-            </w:pPr>
-            <w:r>
-              <w:t xml:space="preserve">animal, beast</w:t>
+              <w:t xml:space="preserve">ܦܐܪܐ</w:t>
+            </w:r>
+          </w:p>
+        </w:tc>
+        <w:tc>
+          <w:tcPr/>
+          <w:p>
+            <w:pPr>
+              <w:pStyle w:val="Compact"/>
+              <w:jc w:val="left"/>
+            </w:pPr>
+            <w:r>
+              <w:t xml:space="preserve">p̄īrā</w:t>
+            </w:r>
+          </w:p>
+        </w:tc>
+        <w:tc>
+          <w:tcPr/>
+          <w:p>
+            <w:pPr>
+              <w:pStyle w:val="Compact"/>
+              <w:jc w:val="left"/>
+            </w:pPr>
+            <w:r>
+              <w:t xml:space="preserve">m</w:t>
+            </w:r>
+          </w:p>
+        </w:tc>
+        <w:tc>
+          <w:tcPr/>
+          <w:p>
+            <w:pPr>
+              <w:pStyle w:val="Compact"/>
+              <w:jc w:val="left"/>
+            </w:pPr>
+            <w:r>
+              <w:t xml:space="preserve">fruit</w:t>
             </w:r>
           </w:p>
         </w:tc>
@@ -6373,19 +6872,19 @@
               <w:jc w:val="left"/>
             </w:pPr>
             <w:r>
-              <w:t xml:space="preserve">ܦܐܪܐ</w:t>
-            </w:r>
-          </w:p>
-        </w:tc>
-        <w:tc>
-          <w:tcPr/>
-          <w:p>
-            <w:pPr>
-              <w:pStyle w:val="Compact"/>
-              <w:jc w:val="left"/>
-            </w:pPr>
-            <w:r>
-              <w:t xml:space="preserve">p̄īrā</w:t>
+              <w:t xml:space="preserve">ܟܠܒܐ</w:t>
+            </w:r>
+          </w:p>
+        </w:tc>
+        <w:tc>
+          <w:tcPr/>
+          <w:p>
+            <w:pPr>
+              <w:pStyle w:val="Compact"/>
+              <w:jc w:val="left"/>
+            </w:pPr>
+            <w:r>
+              <w:t xml:space="preserve">kalbā</w:t>
             </w:r>
           </w:p>
         </w:tc>
@@ -6409,7 +6908,7 @@
               <w:jc w:val="left"/>
             </w:pPr>
             <w:r>
-              <w:t xml:space="preserve">fruit</w:t>
+              <w:t xml:space="preserve">dog</w:t>
             </w:r>
           </w:p>
         </w:tc>
@@ -6423,19 +6922,19 @@
               <w:jc w:val="left"/>
             </w:pPr>
             <w:r>
-              <w:t xml:space="preserve">ܟܠܒܐ</w:t>
-            </w:r>
-          </w:p>
-        </w:tc>
-        <w:tc>
-          <w:tcPr/>
-          <w:p>
-            <w:pPr>
-              <w:pStyle w:val="Compact"/>
-              <w:jc w:val="left"/>
-            </w:pPr>
-            <w:r>
-              <w:t xml:space="preserve">kalbā</w:t>
+              <w:t xml:space="preserve">ܥܪܒܐ</w:t>
+            </w:r>
+          </w:p>
+        </w:tc>
+        <w:tc>
+          <w:tcPr/>
+          <w:p>
+            <w:pPr>
+              <w:pStyle w:val="Compact"/>
+              <w:jc w:val="left"/>
+            </w:pPr>
+            <w:r>
+              <w:t xml:space="preserve">ʿerbā</w:t>
             </w:r>
           </w:p>
         </w:tc>
@@ -6459,7 +6958,7 @@
               <w:jc w:val="left"/>
             </w:pPr>
             <w:r>
-              <w:t xml:space="preserve">dog</w:t>
+              <w:t xml:space="preserve">sheep</w:t>
             </w:r>
           </w:p>
         </w:tc>
@@ -6473,19 +6972,19 @@
               <w:jc w:val="left"/>
             </w:pPr>
             <w:r>
-              <w:t xml:space="preserve">ܥܪܒܐ</w:t>
-            </w:r>
-          </w:p>
-        </w:tc>
-        <w:tc>
-          <w:tcPr/>
-          <w:p>
-            <w:pPr>
-              <w:pStyle w:val="Compact"/>
-              <w:jc w:val="left"/>
-            </w:pPr>
-            <w:r>
-              <w:t xml:space="preserve">ʿerbā</w:t>
+              <w:t xml:space="preserve">ܛܘܪܐ</w:t>
+            </w:r>
+          </w:p>
+        </w:tc>
+        <w:tc>
+          <w:tcPr/>
+          <w:p>
+            <w:pPr>
+              <w:pStyle w:val="Compact"/>
+              <w:jc w:val="left"/>
+            </w:pPr>
+            <w:r>
+              <w:t xml:space="preserve">ṭūrā</w:t>
             </w:r>
           </w:p>
         </w:tc>
@@ -6509,7 +7008,7 @@
               <w:jc w:val="left"/>
             </w:pPr>
             <w:r>
-              <w:t xml:space="preserve">sheep</w:t>
+              <w:t xml:space="preserve">mountain</w:t>
             </w:r>
           </w:p>
         </w:tc>
@@ -6523,19 +7022,19 @@
               <w:jc w:val="left"/>
             </w:pPr>
             <w:r>
-              <w:t xml:space="preserve">ܛܘܪܐ</w:t>
-            </w:r>
-          </w:p>
-        </w:tc>
-        <w:tc>
-          <w:tcPr/>
-          <w:p>
-            <w:pPr>
-              <w:pStyle w:val="Compact"/>
-              <w:jc w:val="left"/>
-            </w:pPr>
-            <w:r>
-              <w:t xml:space="preserve">ṭūrā</w:t>
+              <w:t xml:space="preserve">ܫܘܩܐ</w:t>
+            </w:r>
+          </w:p>
+        </w:tc>
+        <w:tc>
+          <w:tcPr/>
+          <w:p>
+            <w:pPr>
+              <w:pStyle w:val="Compact"/>
+              <w:jc w:val="left"/>
+            </w:pPr>
+            <w:r>
+              <w:t xml:space="preserve">šūqā</w:t>
             </w:r>
           </w:p>
         </w:tc>
@@ -6559,7 +7058,7 @@
               <w:jc w:val="left"/>
             </w:pPr>
             <w:r>
-              <w:t xml:space="preserve">mountain</w:t>
+              <w:t xml:space="preserve">street, market</w:t>
             </w:r>
           </w:p>
         </w:tc>
@@ -6573,43 +7072,43 @@
               <w:jc w:val="left"/>
             </w:pPr>
             <w:r>
-              <w:t xml:space="preserve">ܫܘܩܐ</w:t>
-            </w:r>
-          </w:p>
-        </w:tc>
-        <w:tc>
-          <w:tcPr/>
-          <w:p>
-            <w:pPr>
-              <w:pStyle w:val="Compact"/>
-              <w:jc w:val="left"/>
-            </w:pPr>
-            <w:r>
-              <w:t xml:space="preserve">šūqā</w:t>
-            </w:r>
-          </w:p>
-        </w:tc>
-        <w:tc>
-          <w:tcPr/>
-          <w:p>
-            <w:pPr>
-              <w:pStyle w:val="Compact"/>
-              <w:jc w:val="left"/>
-            </w:pPr>
-            <w:r>
-              <w:t xml:space="preserve">m</w:t>
-            </w:r>
-          </w:p>
-        </w:tc>
-        <w:tc>
-          <w:tcPr/>
-          <w:p>
-            <w:pPr>
-              <w:pStyle w:val="Compact"/>
-              <w:jc w:val="left"/>
-            </w:pPr>
-            <w:r>
-              <w:t xml:space="preserve">street, market</w:t>
+              <w:t xml:space="preserve">ܥܩܬܐ</w:t>
+            </w:r>
+          </w:p>
+        </w:tc>
+        <w:tc>
+          <w:tcPr/>
+          <w:p>
+            <w:pPr>
+              <w:pStyle w:val="Compact"/>
+              <w:jc w:val="left"/>
+            </w:pPr>
+            <w:r>
+              <w:t xml:space="preserve">ʿāqtā</w:t>
+            </w:r>
+          </w:p>
+        </w:tc>
+        <w:tc>
+          <w:tcPr/>
+          <w:p>
+            <w:pPr>
+              <w:pStyle w:val="Compact"/>
+              <w:jc w:val="left"/>
+            </w:pPr>
+            <w:r>
+              <w:t xml:space="preserve">f</w:t>
+            </w:r>
+          </w:p>
+        </w:tc>
+        <w:tc>
+          <w:tcPr/>
+          <w:p>
+            <w:pPr>
+              <w:pStyle w:val="Compact"/>
+              <w:jc w:val="left"/>
+            </w:pPr>
+            <w:r>
+              <w:t xml:space="preserve">distress, anguish</w:t>
             </w:r>
           </w:p>
         </w:tc>
@@ -6623,19 +7122,19 @@
               <w:jc w:val="left"/>
             </w:pPr>
             <w:r>
-              <w:t xml:space="preserve">ܥܩܬܐ</w:t>
-            </w:r>
-          </w:p>
-        </w:tc>
-        <w:tc>
-          <w:tcPr/>
-          <w:p>
-            <w:pPr>
-              <w:pStyle w:val="Compact"/>
-              <w:jc w:val="left"/>
-            </w:pPr>
-            <w:r>
-              <w:t xml:space="preserve">ʿāqtā</w:t>
+              <w:t xml:space="preserve">ܢܘܪܐ</w:t>
+            </w:r>
+          </w:p>
+        </w:tc>
+        <w:tc>
+          <w:tcPr/>
+          <w:p>
+            <w:pPr>
+              <w:pStyle w:val="Compact"/>
+              <w:jc w:val="left"/>
+            </w:pPr>
+            <w:r>
+              <w:t xml:space="preserve">nūrā</w:t>
             </w:r>
           </w:p>
         </w:tc>
@@ -6659,7 +7158,7 @@
               <w:jc w:val="left"/>
             </w:pPr>
             <w:r>
-              <w:t xml:space="preserve">distress, anguish</w:t>
+              <w:t xml:space="preserve">fire</w:t>
             </w:r>
           </w:p>
         </w:tc>
@@ -6673,43 +7172,43 @@
               <w:jc w:val="left"/>
             </w:pPr>
             <w:r>
-              <w:t xml:space="preserve">ܢܘܪܐ</w:t>
-            </w:r>
-          </w:p>
-        </w:tc>
-        <w:tc>
-          <w:tcPr/>
-          <w:p>
-            <w:pPr>
-              <w:pStyle w:val="Compact"/>
-              <w:jc w:val="left"/>
-            </w:pPr>
-            <w:r>
-              <w:t xml:space="preserve">nūrā</w:t>
-            </w:r>
-          </w:p>
-        </w:tc>
-        <w:tc>
-          <w:tcPr/>
-          <w:p>
-            <w:pPr>
-              <w:pStyle w:val="Compact"/>
-              <w:jc w:val="left"/>
-            </w:pPr>
-            <w:r>
-              <w:t xml:space="preserve">f</w:t>
-            </w:r>
-          </w:p>
-        </w:tc>
-        <w:tc>
-          <w:tcPr/>
-          <w:p>
-            <w:pPr>
-              <w:pStyle w:val="Compact"/>
-              <w:jc w:val="left"/>
-            </w:pPr>
-            <w:r>
-              <w:t xml:space="preserve">fire</w:t>
+              <w:t xml:space="preserve">ܪܚܡܐ</w:t>
+            </w:r>
+          </w:p>
+        </w:tc>
+        <w:tc>
+          <w:tcPr/>
+          <w:p>
+            <w:pPr>
+              <w:pStyle w:val="Compact"/>
+              <w:jc w:val="left"/>
+            </w:pPr>
+            <w:r>
+              <w:t xml:space="preserve">raḥmē</w:t>
+            </w:r>
+          </w:p>
+        </w:tc>
+        <w:tc>
+          <w:tcPr/>
+          <w:p>
+            <w:pPr>
+              <w:pStyle w:val="Compact"/>
+              <w:jc w:val="left"/>
+            </w:pPr>
+            <w:r>
+              <w:t xml:space="preserve">m.pl</w:t>
+            </w:r>
+          </w:p>
+        </w:tc>
+        <w:tc>
+          <w:tcPr/>
+          <w:p>
+            <w:pPr>
+              <w:pStyle w:val="Compact"/>
+              <w:jc w:val="left"/>
+            </w:pPr>
+            <w:r>
+              <w:t xml:space="preserve">mercy</w:t>
             </w:r>
           </w:p>
         </w:tc>
@@ -6723,57 +7222,402 @@
               <w:jc w:val="left"/>
             </w:pPr>
             <w:r>
-              <w:t xml:space="preserve">ܪܚܡܐ</w:t>
-            </w:r>
-          </w:p>
-        </w:tc>
-        <w:tc>
-          <w:tcPr/>
-          <w:p>
-            <w:pPr>
-              <w:pStyle w:val="Compact"/>
-              <w:jc w:val="left"/>
-            </w:pPr>
-            <w:r>
-              <w:t xml:space="preserve">raḥmē</w:t>
-            </w:r>
-          </w:p>
-        </w:tc>
-        <w:tc>
-          <w:tcPr/>
-          <w:p>
-            <w:pPr>
-              <w:pStyle w:val="Compact"/>
-              <w:jc w:val="left"/>
-            </w:pPr>
-            <w:r>
-              <w:t xml:space="preserve">m.pl</w:t>
-            </w:r>
-          </w:p>
-        </w:tc>
-        <w:tc>
-          <w:tcPr/>
-          <w:p>
-            <w:pPr>
-              <w:pStyle w:val="Compact"/>
-              <w:jc w:val="left"/>
-            </w:pPr>
-            <w:r>
-              <w:t xml:space="preserve">mercy</w:t>
+              <w:t xml:space="preserve">ܡܚܪܬܐ</w:t>
+            </w:r>
+          </w:p>
+        </w:tc>
+        <w:tc>
+          <w:tcPr/>
+          <w:p>
+            <w:pPr>
+              <w:pStyle w:val="Compact"/>
+              <w:jc w:val="left"/>
+            </w:pPr>
+            <w:r>
+              <w:t xml:space="preserve">meḥartā</w:t>
+            </w:r>
+          </w:p>
+        </w:tc>
+        <w:tc>
+          <w:tcPr/>
+          <w:p>
+            <w:pPr>
+              <w:pStyle w:val="Compact"/>
+              <w:jc w:val="left"/>
+            </w:pPr>
+            <w:r>
+              <w:t xml:space="preserve">f</w:t>
+            </w:r>
+          </w:p>
+        </w:tc>
+        <w:tc>
+          <w:tcPr/>
+          <w:p>
+            <w:pPr>
+              <w:pStyle w:val="Compact"/>
+              <w:jc w:val="left"/>
+            </w:pPr>
+            <w:r>
+              <w:t xml:space="preserve">tomorrow</w:t>
+            </w:r>
+          </w:p>
+        </w:tc>
+      </w:tr>
+      <w:tr>
+        <w:tc>
+          <w:tcPr/>
+          <w:p>
+            <w:pPr>
+              <w:pStyle w:val="Compact"/>
+              <w:jc w:val="left"/>
+            </w:pPr>
+            <w:r>
+              <w:t xml:space="preserve">ܙܢܐ</w:t>
+            </w:r>
+          </w:p>
+        </w:tc>
+        <w:tc>
+          <w:tcPr/>
+          <w:p>
+            <w:pPr>
+              <w:pStyle w:val="Compact"/>
+              <w:jc w:val="left"/>
+            </w:pPr>
+            <w:r>
+              <w:t xml:space="preserve">zannā</w:t>
+            </w:r>
+          </w:p>
+        </w:tc>
+        <w:tc>
+          <w:tcPr/>
+          <w:p>
+            <w:pPr>
+              <w:pStyle w:val="Compact"/>
+              <w:jc w:val="left"/>
+            </w:pPr>
+            <w:r>
+              <w:t xml:space="preserve">m</w:t>
+            </w:r>
+          </w:p>
+        </w:tc>
+        <w:tc>
+          <w:tcPr/>
+          <w:p>
+            <w:pPr>
+              <w:pStyle w:val="Compact"/>
+              <w:jc w:val="left"/>
+            </w:pPr>
+            <w:r>
+              <w:t xml:space="preserve">time, era</w:t>
+            </w:r>
+          </w:p>
+        </w:tc>
+      </w:tr>
+      <w:tr>
+        <w:tc>
+          <w:tcPr/>
+          <w:p>
+            <w:pPr>
+              <w:pStyle w:val="Compact"/>
+              <w:jc w:val="left"/>
+            </w:pPr>
+            <w:r>
+              <w:t xml:space="preserve">ܪܫܐ</w:t>
+            </w:r>
+          </w:p>
+        </w:tc>
+        <w:tc>
+          <w:tcPr/>
+          <w:p>
+            <w:pPr>
+              <w:pStyle w:val="Compact"/>
+              <w:jc w:val="left"/>
+            </w:pPr>
+            <w:r>
+              <w:t xml:space="preserve">rešā</w:t>
+            </w:r>
+          </w:p>
+        </w:tc>
+        <w:tc>
+          <w:tcPr/>
+          <w:p>
+            <w:pPr>
+              <w:pStyle w:val="Compact"/>
+              <w:jc w:val="left"/>
+            </w:pPr>
+            <w:r>
+              <w:t xml:space="preserve">m</w:t>
+            </w:r>
+          </w:p>
+        </w:tc>
+        <w:tc>
+          <w:tcPr/>
+          <w:p>
+            <w:pPr>
+              <w:pStyle w:val="Compact"/>
+              <w:jc w:val="left"/>
+            </w:pPr>
+            <w:r>
+              <w:t xml:space="preserve">head (leadership)</w:t>
+            </w:r>
+          </w:p>
+        </w:tc>
+      </w:tr>
+      <w:tr>
+        <w:tc>
+          <w:tcPr/>
+          <w:p>
+            <w:pPr>
+              <w:pStyle w:val="Compact"/>
+              <w:jc w:val="left"/>
+            </w:pPr>
+            <w:r>
+              <w:t xml:space="preserve">ܐܢ</w:t>
+            </w:r>
+          </w:p>
+        </w:tc>
+        <w:tc>
+          <w:tcPr/>
+          <w:p>
+            <w:pPr>
+              <w:pStyle w:val="Compact"/>
+              <w:jc w:val="left"/>
+            </w:pPr>
+            <w:r>
+              <w:t xml:space="preserve">ʾin</w:t>
+            </w:r>
+          </w:p>
+        </w:tc>
+        <w:tc>
+          <w:tcPr/>
+          <w:p>
+            <w:pPr>
+              <w:pStyle w:val="Compact"/>
+              <w:jc w:val="left"/>
+            </w:pPr>
+            <w:r>
+              <w:t xml:space="preserve">conj</w:t>
+            </w:r>
+          </w:p>
+        </w:tc>
+        <w:tc>
+          <w:tcPr/>
+          <w:p>
+            <w:pPr>
+              <w:pStyle w:val="Compact"/>
+              <w:jc w:val="left"/>
+            </w:pPr>
+            <w:r>
+              <w:t xml:space="preserve">if</w:t>
+            </w:r>
+          </w:p>
+        </w:tc>
+      </w:tr>
+      <w:tr>
+        <w:tc>
+          <w:tcPr/>
+          <w:p>
+            <w:pPr>
+              <w:pStyle w:val="Compact"/>
+              <w:jc w:val="left"/>
+            </w:pPr>
+            <w:r>
+              <w:t xml:space="preserve">ܐܘܠܝܐ</w:t>
+            </w:r>
+          </w:p>
+        </w:tc>
+        <w:tc>
+          <w:tcPr/>
+          <w:p>
+            <w:pPr>
+              <w:pStyle w:val="Compact"/>
+              <w:jc w:val="left"/>
+            </w:pPr>
+            <w:r>
+              <w:t xml:space="preserve">ʾōlyā</w:t>
+            </w:r>
+          </w:p>
+        </w:tc>
+        <w:tc>
+          <w:tcPr/>
+          <w:p>
+            <w:pPr>
+              <w:pStyle w:val="Compact"/>
+              <w:jc w:val="left"/>
+            </w:pPr>
+            <w:r>
+              <w:t xml:space="preserve">adv</w:t>
+            </w:r>
+          </w:p>
+        </w:tc>
+        <w:tc>
+          <w:tcPr/>
+          <w:p>
+            <w:pPr>
+              <w:pStyle w:val="Compact"/>
+              <w:jc w:val="left"/>
+            </w:pPr>
+            <w:r>
+              <w:t xml:space="preserve">perhaps</w:t>
+            </w:r>
+          </w:p>
+        </w:tc>
+      </w:tr>
+      <w:tr>
+        <w:tc>
+          <w:tcPr/>
+          <w:p>
+            <w:pPr>
+              <w:pStyle w:val="Compact"/>
+              <w:jc w:val="left"/>
+            </w:pPr>
+            <w:r>
+              <w:t xml:space="preserve">ܦܐܠܘܬܐ</w:t>
+            </w:r>
+          </w:p>
+        </w:tc>
+        <w:tc>
+          <w:tcPr/>
+          <w:p>
+            <w:pPr>
+              <w:pStyle w:val="Compact"/>
+              <w:jc w:val="left"/>
+            </w:pPr>
+            <w:r>
+              <w:t xml:space="preserve">pʾāltā</w:t>
+            </w:r>
+          </w:p>
+        </w:tc>
+        <w:tc>
+          <w:tcPr/>
+          <w:p>
+            <w:pPr>
+              <w:pStyle w:val="Compact"/>
+              <w:jc w:val="left"/>
+            </w:pPr>
+            <w:r>
+              <w:t xml:space="preserve">f</w:t>
+            </w:r>
+          </w:p>
+        </w:tc>
+        <w:tc>
+          <w:tcPr/>
+          <w:p>
+            <w:pPr>
+              <w:pStyle w:val="Compact"/>
+              <w:jc w:val="left"/>
+            </w:pPr>
+            <w:r>
+              <w:t xml:space="preserve">trust, confidence</w:t>
+            </w:r>
+          </w:p>
+        </w:tc>
+      </w:tr>
+      <w:tr>
+        <w:tc>
+          <w:tcPr/>
+          <w:p>
+            <w:pPr>
+              <w:pStyle w:val="Compact"/>
+              <w:jc w:val="left"/>
+            </w:pPr>
+            <w:r>
+              <w:t xml:space="preserve">ܕܚܠܐ</w:t>
+            </w:r>
+          </w:p>
+        </w:tc>
+        <w:tc>
+          <w:tcPr/>
+          <w:p>
+            <w:pPr>
+              <w:pStyle w:val="Compact"/>
+              <w:jc w:val="left"/>
+            </w:pPr>
+            <w:r>
+              <w:t xml:space="preserve">deḥlā</w:t>
+            </w:r>
+          </w:p>
+        </w:tc>
+        <w:tc>
+          <w:tcPr/>
+          <w:p>
+            <w:pPr>
+              <w:pStyle w:val="Compact"/>
+              <w:jc w:val="left"/>
+            </w:pPr>
+            <w:r>
+              <w:t xml:space="preserve">m</w:t>
+            </w:r>
+          </w:p>
+        </w:tc>
+        <w:tc>
+          <w:tcPr/>
+          <w:p>
+            <w:pPr>
+              <w:pStyle w:val="Compact"/>
+              <w:jc w:val="left"/>
+            </w:pPr>
+            <w:r>
+              <w:t xml:space="preserve">fear</w:t>
+            </w:r>
+          </w:p>
+        </w:tc>
+      </w:tr>
+      <w:tr>
+        <w:tc>
+          <w:tcPr/>
+          <w:p>
+            <w:pPr>
+              <w:pStyle w:val="Compact"/>
+              <w:jc w:val="left"/>
+            </w:pPr>
+            <w:r>
+              <w:t xml:space="preserve">ܝܕܥܐ</w:t>
+            </w:r>
+          </w:p>
+        </w:tc>
+        <w:tc>
+          <w:tcPr/>
+          <w:p>
+            <w:pPr>
+              <w:pStyle w:val="Compact"/>
+              <w:jc w:val="left"/>
+            </w:pPr>
+            <w:r>
+              <w:t xml:space="preserve">yedʿā</w:t>
+            </w:r>
+          </w:p>
+        </w:tc>
+        <w:tc>
+          <w:tcPr/>
+          <w:p>
+            <w:pPr>
+              <w:pStyle w:val="Compact"/>
+              <w:jc w:val="left"/>
+            </w:pPr>
+            <w:r>
+              <w:t xml:space="preserve">m</w:t>
+            </w:r>
+          </w:p>
+        </w:tc>
+        <w:tc>
+          <w:tcPr/>
+          <w:p>
+            <w:pPr>
+              <w:pStyle w:val="Compact"/>
+              <w:jc w:val="left"/>
+            </w:pPr>
+            <w:r>
+              <w:t xml:space="preserve">knowledge</w:t>
             </w:r>
           </w:p>
         </w:tc>
       </w:tr>
     </w:tbl>
-    <w:bookmarkEnd w:id="20"/>
-    <w:bookmarkEnd w:id="21"/>
-    <w:bookmarkEnd w:id="22"/>
-    <w:bookmarkEnd w:id="23"/>
-    <w:sectPr>
-      <w:footnotePr>
-        <w:numRestart w:val="eachSect"/>
-      </w:footnotePr>
-    </w:sectPr>
+    <w:bookmarkEnd w:id="30"/>
+    <w:bookmarkEnd w:id="31"/>
+    <w:bookmarkEnd w:id="32"/>
+    <w:sectPr/>
   </w:body>
 </w:document>
 </file>
@@ -6811,7 +7655,7 @@
       <w:lvlText w:val=" "/>
       <w:lvlJc w:val="left"/>
       <w:pPr>
-        <w:ind w:left="720" w:hanging="360"/>
+        <w:ind w:left="720" w:hanging="480"/>
       </w:pPr>
     </w:lvl>
     <w:lvl w:ilvl="1">
@@ -6819,7 +7663,7 @@
       <w:lvlText w:val=" "/>
       <w:lvlJc w:val="left"/>
       <w:pPr>
-        <w:ind w:left="1440" w:hanging="360"/>
+        <w:ind w:left="1440" w:hanging="480"/>
       </w:pPr>
     </w:lvl>
     <w:lvl w:ilvl="2">
@@ -6827,7 +7671,7 @@
       <w:lvlText w:val=" "/>
       <w:lvlJc w:val="left"/>
       <w:pPr>
-        <w:ind w:left="2160" w:hanging="360"/>
+        <w:ind w:left="2160" w:hanging="480"/>
       </w:pPr>
     </w:lvl>
     <w:lvl w:ilvl="3">
@@ -6835,7 +7679,7 @@
       <w:lvlText w:val=" "/>
       <w:lvlJc w:val="left"/>
       <w:pPr>
-        <w:ind w:left="2880" w:hanging="360"/>
+        <w:ind w:left="2880" w:hanging="480"/>
       </w:pPr>
     </w:lvl>
     <w:lvl w:ilvl="4">
@@ -6843,7 +7687,7 @@
       <w:lvlText w:val=" "/>
       <w:lvlJc w:val="left"/>
       <w:pPr>
-        <w:ind w:left="3600" w:hanging="360"/>
+        <w:ind w:left="3600" w:hanging="480"/>
       </w:pPr>
     </w:lvl>
     <w:lvl w:ilvl="5">
@@ -6851,7 +7695,7 @@
       <w:lvlText w:val=" "/>
       <w:lvlJc w:val="left"/>
       <w:pPr>
-        <w:ind w:left="4320" w:hanging="360"/>
+        <w:ind w:left="4320" w:hanging="480"/>
       </w:pPr>
     </w:lvl>
     <w:lvl w:ilvl="6">
@@ -6859,7 +7703,7 @@
       <w:lvlText w:val=" "/>
       <w:lvlJc w:val="left"/>
       <w:pPr>
-        <w:ind w:left="5040" w:hanging="360"/>
+        <w:ind w:left="5040" w:hanging="480"/>
       </w:pPr>
     </w:lvl>
     <w:lvl w:ilvl="7">
@@ -6867,7 +7711,7 @@
       <w:lvlText w:val=" "/>
       <w:lvlJc w:val="left"/>
       <w:pPr>
-        <w:ind w:left="5760" w:hanging="360"/>
+        <w:ind w:left="5760" w:hanging="480"/>
       </w:pPr>
     </w:lvl>
     <w:lvl w:ilvl="8">
@@ -6875,12 +7719,545 @@
       <w:lvlText w:val=" "/>
       <w:lvlJc w:val="left"/>
       <w:pPr>
-        <w:ind w:left="6480" w:hanging="360"/>
+        <w:ind w:left="6480" w:hanging="480"/>
+      </w:pPr>
+    </w:lvl>
+  </w:abstractNum>
+  <w:abstractNum w:abstractNumId="99411">
+    <w:nsid w:val="00A99411"/>
+    <w:multiLevelType w:val="multilevel"/>
+    <w:lvl w:ilvl="0">
+      <w:start w:val="1"/>
+      <w:numFmt w:val="decimal"/>
+      <w:lvlText w:val="%1."/>
+      <w:lvlJc w:val="left"/>
+      <w:pPr>
+        <w:ind w:left="720" w:hanging="480"/>
+      </w:pPr>
+    </w:lvl>
+    <w:lvl w:ilvl="1">
+      <w:start w:val="1"/>
+      <w:numFmt w:val="decimal"/>
+      <w:lvlText w:val="%2."/>
+      <w:lvlJc w:val="left"/>
+      <w:pPr>
+        <w:ind w:left="1440" w:hanging="480"/>
+      </w:pPr>
+    </w:lvl>
+    <w:lvl w:ilvl="2">
+      <w:start w:val="1"/>
+      <w:numFmt w:val="decimal"/>
+      <w:lvlText w:val="%3."/>
+      <w:lvlJc w:val="left"/>
+      <w:pPr>
+        <w:ind w:left="2160" w:hanging="480"/>
+      </w:pPr>
+    </w:lvl>
+    <w:lvl w:ilvl="3">
+      <w:start w:val="1"/>
+      <w:numFmt w:val="decimal"/>
+      <w:lvlText w:val="%4."/>
+      <w:lvlJc w:val="left"/>
+      <w:pPr>
+        <w:ind w:left="2880" w:hanging="480"/>
+      </w:pPr>
+    </w:lvl>
+    <w:lvl w:ilvl="4">
+      <w:start w:val="1"/>
+      <w:numFmt w:val="decimal"/>
+      <w:lvlText w:val="%5."/>
+      <w:lvlJc w:val="left"/>
+      <w:pPr>
+        <w:ind w:left="3600" w:hanging="480"/>
+      </w:pPr>
+    </w:lvl>
+    <w:lvl w:ilvl="5">
+      <w:start w:val="1"/>
+      <w:numFmt w:val="decimal"/>
+      <w:lvlText w:val="%6."/>
+      <w:lvlJc w:val="left"/>
+      <w:pPr>
+        <w:ind w:left="4320" w:hanging="480"/>
+      </w:pPr>
+    </w:lvl>
+    <w:lvl w:ilvl="6">
+      <w:start w:val="1"/>
+      <w:numFmt w:val="decimal"/>
+      <w:lvlText w:val="%7."/>
+      <w:lvlJc w:val="left"/>
+      <w:pPr>
+        <w:ind w:left="5040" w:hanging="480"/>
+      </w:pPr>
+    </w:lvl>
+    <w:lvl w:ilvl="7">
+      <w:start w:val="1"/>
+      <w:numFmt w:val="decimal"/>
+      <w:lvlText w:val="%8."/>
+      <w:lvlJc w:val="left"/>
+      <w:pPr>
+        <w:ind w:left="5760" w:hanging="480"/>
+      </w:pPr>
+    </w:lvl>
+    <w:lvl w:ilvl="8">
+      <w:start w:val="1"/>
+      <w:numFmt w:val="decimal"/>
+      <w:lvlText w:val="%9."/>
+      <w:lvlJc w:val="left"/>
+      <w:pPr>
+        <w:ind w:left="6480" w:hanging="480"/>
+      </w:pPr>
+    </w:lvl>
+  </w:abstractNum>
+  <w:abstractNum w:abstractNumId="991">
+    <w:nsid w:val="0000A991"/>
+    <w:multiLevelType w:val="multilevel"/>
+    <w:lvl w:ilvl="0">
+      <w:numFmt w:val="bullet"/>
+      <w:lvlText w:val="•"/>
+      <w:lvlJc w:val="left"/>
+      <w:pPr>
+        <w:ind w:left="720" w:hanging="480"/>
+      </w:pPr>
+    </w:lvl>
+    <w:lvl w:ilvl="1">
+      <w:numFmt w:val="bullet"/>
+      <w:lvlText w:val="–"/>
+      <w:lvlJc w:val="left"/>
+      <w:pPr>
+        <w:ind w:left="1440" w:hanging="480"/>
+      </w:pPr>
+    </w:lvl>
+    <w:lvl w:ilvl="2">
+      <w:numFmt w:val="bullet"/>
+      <w:lvlText w:val="•"/>
+      <w:lvlJc w:val="left"/>
+      <w:pPr>
+        <w:ind w:left="2160" w:hanging="480"/>
+      </w:pPr>
+    </w:lvl>
+    <w:lvl w:ilvl="3">
+      <w:numFmt w:val="bullet"/>
+      <w:lvlText w:val="–"/>
+      <w:lvlJc w:val="left"/>
+      <w:pPr>
+        <w:ind w:left="2880" w:hanging="480"/>
+      </w:pPr>
+    </w:lvl>
+    <w:lvl w:ilvl="4">
+      <w:numFmt w:val="bullet"/>
+      <w:lvlText w:val="•"/>
+      <w:lvlJc w:val="left"/>
+      <w:pPr>
+        <w:ind w:left="3600" w:hanging="480"/>
+      </w:pPr>
+    </w:lvl>
+    <w:lvl w:ilvl="5">
+      <w:numFmt w:val="bullet"/>
+      <w:lvlText w:val="–"/>
+      <w:lvlJc w:val="left"/>
+      <w:pPr>
+        <w:ind w:left="4320" w:hanging="480"/>
+      </w:pPr>
+    </w:lvl>
+    <w:lvl w:ilvl="6">
+      <w:numFmt w:val="bullet"/>
+      <w:lvlText w:val="•"/>
+      <w:lvlJc w:val="left"/>
+      <w:pPr>
+        <w:ind w:left="5040" w:hanging="480"/>
+      </w:pPr>
+    </w:lvl>
+    <w:lvl w:ilvl="7">
+      <w:numFmt w:val="bullet"/>
+      <w:lvlText w:val="–"/>
+      <w:lvlJc w:val="left"/>
+      <w:pPr>
+        <w:ind w:left="5760" w:hanging="480"/>
+      </w:pPr>
+    </w:lvl>
+    <w:lvl w:ilvl="8">
+      <w:numFmt w:val="bullet"/>
+      <w:lvlText w:val="•"/>
+      <w:lvlJc w:val="left"/>
+      <w:pPr>
+        <w:ind w:left="6480" w:hanging="480"/>
       </w:pPr>
     </w:lvl>
   </w:abstractNum>
   <w:num w:numId="1000">
     <w:abstractNumId w:val="990"/>
+  </w:num>
+  <w:num w:numId="1001">
+    <w:abstractNumId w:val="99411"/>
+    <w:lvlOverride w:ilvl="0">
+      <w:startOverride w:val="1"/>
+    </w:lvlOverride>
+    <w:lvlOverride w:ilvl="1">
+      <w:startOverride w:val="1"/>
+    </w:lvlOverride>
+    <w:lvlOverride w:ilvl="2">
+      <w:startOverride w:val="1"/>
+    </w:lvlOverride>
+    <w:lvlOverride w:ilvl="3">
+      <w:startOverride w:val="1"/>
+    </w:lvlOverride>
+    <w:lvlOverride w:ilvl="4">
+      <w:startOverride w:val="1"/>
+    </w:lvlOverride>
+    <w:lvlOverride w:ilvl="5">
+      <w:startOverride w:val="1"/>
+    </w:lvlOverride>
+    <w:lvlOverride w:ilvl="6">
+      <w:startOverride w:val="1"/>
+    </w:lvlOverride>
+    <w:lvlOverride w:ilvl="7">
+      <w:startOverride w:val="1"/>
+    </w:lvlOverride>
+    <w:lvlOverride w:ilvl="8">
+      <w:startOverride w:val="1"/>
+    </w:lvlOverride>
+  </w:num>
+  <w:num w:numId="1002">
+    <w:abstractNumId w:val="991"/>
+  </w:num>
+  <w:num w:numId="1003">
+    <w:abstractNumId w:val="991"/>
+  </w:num>
+  <w:num w:numId="1004">
+    <w:abstractNumId w:val="991"/>
+  </w:num>
+  <w:num w:numId="1005">
+    <w:abstractNumId w:val="991"/>
+  </w:num>
+  <w:num w:numId="1006">
+    <w:abstractNumId w:val="99411"/>
+    <w:lvlOverride w:ilvl="0">
+      <w:startOverride w:val="1"/>
+    </w:lvlOverride>
+    <w:lvlOverride w:ilvl="1">
+      <w:startOverride w:val="1"/>
+    </w:lvlOverride>
+    <w:lvlOverride w:ilvl="2">
+      <w:startOverride w:val="1"/>
+    </w:lvlOverride>
+    <w:lvlOverride w:ilvl="3">
+      <w:startOverride w:val="1"/>
+    </w:lvlOverride>
+    <w:lvlOverride w:ilvl="4">
+      <w:startOverride w:val="1"/>
+    </w:lvlOverride>
+    <w:lvlOverride w:ilvl="5">
+      <w:startOverride w:val="1"/>
+    </w:lvlOverride>
+    <w:lvlOverride w:ilvl="6">
+      <w:startOverride w:val="1"/>
+    </w:lvlOverride>
+    <w:lvlOverride w:ilvl="7">
+      <w:startOverride w:val="1"/>
+    </w:lvlOverride>
+    <w:lvlOverride w:ilvl="8">
+      <w:startOverride w:val="1"/>
+    </w:lvlOverride>
+  </w:num>
+  <w:num w:numId="1007">
+    <w:abstractNumId w:val="99411"/>
+    <w:lvlOverride w:ilvl="0">
+      <w:startOverride w:val="1"/>
+    </w:lvlOverride>
+    <w:lvlOverride w:ilvl="1">
+      <w:startOverride w:val="1"/>
+    </w:lvlOverride>
+    <w:lvlOverride w:ilvl="2">
+      <w:startOverride w:val="1"/>
+    </w:lvlOverride>
+    <w:lvlOverride w:ilvl="3">
+      <w:startOverride w:val="1"/>
+    </w:lvlOverride>
+    <w:lvlOverride w:ilvl="4">
+      <w:startOverride w:val="1"/>
+    </w:lvlOverride>
+    <w:lvlOverride w:ilvl="5">
+      <w:startOverride w:val="1"/>
+    </w:lvlOverride>
+    <w:lvlOverride w:ilvl="6">
+      <w:startOverride w:val="1"/>
+    </w:lvlOverride>
+    <w:lvlOverride w:ilvl="7">
+      <w:startOverride w:val="1"/>
+    </w:lvlOverride>
+    <w:lvlOverride w:ilvl="8">
+      <w:startOverride w:val="1"/>
+    </w:lvlOverride>
+  </w:num>
+  <w:num w:numId="1008">
+    <w:abstractNumId w:val="99411"/>
+    <w:lvlOverride w:ilvl="0">
+      <w:startOverride w:val="1"/>
+    </w:lvlOverride>
+    <w:lvlOverride w:ilvl="1">
+      <w:startOverride w:val="1"/>
+    </w:lvlOverride>
+    <w:lvlOverride w:ilvl="2">
+      <w:startOverride w:val="1"/>
+    </w:lvlOverride>
+    <w:lvlOverride w:ilvl="3">
+      <w:startOverride w:val="1"/>
+    </w:lvlOverride>
+    <w:lvlOverride w:ilvl="4">
+      <w:startOverride w:val="1"/>
+    </w:lvlOverride>
+    <w:lvlOverride w:ilvl="5">
+      <w:startOverride w:val="1"/>
+    </w:lvlOverride>
+    <w:lvlOverride w:ilvl="6">
+      <w:startOverride w:val="1"/>
+    </w:lvlOverride>
+    <w:lvlOverride w:ilvl="7">
+      <w:startOverride w:val="1"/>
+    </w:lvlOverride>
+    <w:lvlOverride w:ilvl="8">
+      <w:startOverride w:val="1"/>
+    </w:lvlOverride>
+  </w:num>
+  <w:num w:numId="1009">
+    <w:abstractNumId w:val="99411"/>
+    <w:lvlOverride w:ilvl="0">
+      <w:startOverride w:val="1"/>
+    </w:lvlOverride>
+    <w:lvlOverride w:ilvl="1">
+      <w:startOverride w:val="1"/>
+    </w:lvlOverride>
+    <w:lvlOverride w:ilvl="2">
+      <w:startOverride w:val="1"/>
+    </w:lvlOverride>
+    <w:lvlOverride w:ilvl="3">
+      <w:startOverride w:val="1"/>
+    </w:lvlOverride>
+    <w:lvlOverride w:ilvl="4">
+      <w:startOverride w:val="1"/>
+    </w:lvlOverride>
+    <w:lvlOverride w:ilvl="5">
+      <w:startOverride w:val="1"/>
+    </w:lvlOverride>
+    <w:lvlOverride w:ilvl="6">
+      <w:startOverride w:val="1"/>
+    </w:lvlOverride>
+    <w:lvlOverride w:ilvl="7">
+      <w:startOverride w:val="1"/>
+    </w:lvlOverride>
+    <w:lvlOverride w:ilvl="8">
+      <w:startOverride w:val="1"/>
+    </w:lvlOverride>
+  </w:num>
+  <w:num w:numId="1010">
+    <w:abstractNumId w:val="99411"/>
+    <w:lvlOverride w:ilvl="0">
+      <w:startOverride w:val="1"/>
+    </w:lvlOverride>
+    <w:lvlOverride w:ilvl="1">
+      <w:startOverride w:val="1"/>
+    </w:lvlOverride>
+    <w:lvlOverride w:ilvl="2">
+      <w:startOverride w:val="1"/>
+    </w:lvlOverride>
+    <w:lvlOverride w:ilvl="3">
+      <w:startOverride w:val="1"/>
+    </w:lvlOverride>
+    <w:lvlOverride w:ilvl="4">
+      <w:startOverride w:val="1"/>
+    </w:lvlOverride>
+    <w:lvlOverride w:ilvl="5">
+      <w:startOverride w:val="1"/>
+    </w:lvlOverride>
+    <w:lvlOverride w:ilvl="6">
+      <w:startOverride w:val="1"/>
+    </w:lvlOverride>
+    <w:lvlOverride w:ilvl="7">
+      <w:startOverride w:val="1"/>
+    </w:lvlOverride>
+    <w:lvlOverride w:ilvl="8">
+      <w:startOverride w:val="1"/>
+    </w:lvlOverride>
+  </w:num>
+  <w:num w:numId="1011">
+    <w:abstractNumId w:val="99411"/>
+    <w:lvlOverride w:ilvl="0">
+      <w:startOverride w:val="1"/>
+    </w:lvlOverride>
+    <w:lvlOverride w:ilvl="1">
+      <w:startOverride w:val="1"/>
+    </w:lvlOverride>
+    <w:lvlOverride w:ilvl="2">
+      <w:startOverride w:val="1"/>
+    </w:lvlOverride>
+    <w:lvlOverride w:ilvl="3">
+      <w:startOverride w:val="1"/>
+    </w:lvlOverride>
+    <w:lvlOverride w:ilvl="4">
+      <w:startOverride w:val="1"/>
+    </w:lvlOverride>
+    <w:lvlOverride w:ilvl="5">
+      <w:startOverride w:val="1"/>
+    </w:lvlOverride>
+    <w:lvlOverride w:ilvl="6">
+      <w:startOverride w:val="1"/>
+    </w:lvlOverride>
+    <w:lvlOverride w:ilvl="7">
+      <w:startOverride w:val="1"/>
+    </w:lvlOverride>
+    <w:lvlOverride w:ilvl="8">
+      <w:startOverride w:val="1"/>
+    </w:lvlOverride>
+  </w:num>
+  <w:num w:numId="1012">
+    <w:abstractNumId w:val="99411"/>
+    <w:lvlOverride w:ilvl="0">
+      <w:startOverride w:val="1"/>
+    </w:lvlOverride>
+    <w:lvlOverride w:ilvl="1">
+      <w:startOverride w:val="1"/>
+    </w:lvlOverride>
+    <w:lvlOverride w:ilvl="2">
+      <w:startOverride w:val="1"/>
+    </w:lvlOverride>
+    <w:lvlOverride w:ilvl="3">
+      <w:startOverride w:val="1"/>
+    </w:lvlOverride>
+    <w:lvlOverride w:ilvl="4">
+      <w:startOverride w:val="1"/>
+    </w:lvlOverride>
+    <w:lvlOverride w:ilvl="5">
+      <w:startOverride w:val="1"/>
+    </w:lvlOverride>
+    <w:lvlOverride w:ilvl="6">
+      <w:startOverride w:val="1"/>
+    </w:lvlOverride>
+    <w:lvlOverride w:ilvl="7">
+      <w:startOverride w:val="1"/>
+    </w:lvlOverride>
+    <w:lvlOverride w:ilvl="8">
+      <w:startOverride w:val="1"/>
+    </w:lvlOverride>
+  </w:num>
+  <w:num w:numId="1013">
+    <w:abstractNumId w:val="99411"/>
+    <w:lvlOverride w:ilvl="0">
+      <w:startOverride w:val="1"/>
+    </w:lvlOverride>
+    <w:lvlOverride w:ilvl="1">
+      <w:startOverride w:val="1"/>
+    </w:lvlOverride>
+    <w:lvlOverride w:ilvl="2">
+      <w:startOverride w:val="1"/>
+    </w:lvlOverride>
+    <w:lvlOverride w:ilvl="3">
+      <w:startOverride w:val="1"/>
+    </w:lvlOverride>
+    <w:lvlOverride w:ilvl="4">
+      <w:startOverride w:val="1"/>
+    </w:lvlOverride>
+    <w:lvlOverride w:ilvl="5">
+      <w:startOverride w:val="1"/>
+    </w:lvlOverride>
+    <w:lvlOverride w:ilvl="6">
+      <w:startOverride w:val="1"/>
+    </w:lvlOverride>
+    <w:lvlOverride w:ilvl="7">
+      <w:startOverride w:val="1"/>
+    </w:lvlOverride>
+    <w:lvlOverride w:ilvl="8">
+      <w:startOverride w:val="1"/>
+    </w:lvlOverride>
+  </w:num>
+  <w:num w:numId="1014">
+    <w:abstractNumId w:val="99411"/>
+    <w:lvlOverride w:ilvl="0">
+      <w:startOverride w:val="1"/>
+    </w:lvlOverride>
+    <w:lvlOverride w:ilvl="1">
+      <w:startOverride w:val="1"/>
+    </w:lvlOverride>
+    <w:lvlOverride w:ilvl="2">
+      <w:startOverride w:val="1"/>
+    </w:lvlOverride>
+    <w:lvlOverride w:ilvl="3">
+      <w:startOverride w:val="1"/>
+    </w:lvlOverride>
+    <w:lvlOverride w:ilvl="4">
+      <w:startOverride w:val="1"/>
+    </w:lvlOverride>
+    <w:lvlOverride w:ilvl="5">
+      <w:startOverride w:val="1"/>
+    </w:lvlOverride>
+    <w:lvlOverride w:ilvl="6">
+      <w:startOverride w:val="1"/>
+    </w:lvlOverride>
+    <w:lvlOverride w:ilvl="7">
+      <w:startOverride w:val="1"/>
+    </w:lvlOverride>
+    <w:lvlOverride w:ilvl="8">
+      <w:startOverride w:val="1"/>
+    </w:lvlOverride>
+  </w:num>
+  <w:num w:numId="1015">
+    <w:abstractNumId w:val="99411"/>
+    <w:lvlOverride w:ilvl="0">
+      <w:startOverride w:val="1"/>
+    </w:lvlOverride>
+    <w:lvlOverride w:ilvl="1">
+      <w:startOverride w:val="1"/>
+    </w:lvlOverride>
+    <w:lvlOverride w:ilvl="2">
+      <w:startOverride w:val="1"/>
+    </w:lvlOverride>
+    <w:lvlOverride w:ilvl="3">
+      <w:startOverride w:val="1"/>
+    </w:lvlOverride>
+    <w:lvlOverride w:ilvl="4">
+      <w:startOverride w:val="1"/>
+    </w:lvlOverride>
+    <w:lvlOverride w:ilvl="5">
+      <w:startOverride w:val="1"/>
+    </w:lvlOverride>
+    <w:lvlOverride w:ilvl="6">
+      <w:startOverride w:val="1"/>
+    </w:lvlOverride>
+    <w:lvlOverride w:ilvl="7">
+      <w:startOverride w:val="1"/>
+    </w:lvlOverride>
+    <w:lvlOverride w:ilvl="8">
+      <w:startOverride w:val="1"/>
+    </w:lvlOverride>
+  </w:num>
+  <w:num w:numId="1016">
+    <w:abstractNumId w:val="99411"/>
+    <w:lvlOverride w:ilvl="0">
+      <w:startOverride w:val="1"/>
+    </w:lvlOverride>
+    <w:lvlOverride w:ilvl="1">
+      <w:startOverride w:val="1"/>
+    </w:lvlOverride>
+    <w:lvlOverride w:ilvl="2">
+      <w:startOverride w:val="1"/>
+    </w:lvlOverride>
+    <w:lvlOverride w:ilvl="3">
+      <w:startOverride w:val="1"/>
+    </w:lvlOverride>
+    <w:lvlOverride w:ilvl="4">
+      <w:startOverride w:val="1"/>
+    </w:lvlOverride>
+    <w:lvlOverride w:ilvl="5">
+      <w:startOverride w:val="1"/>
+    </w:lvlOverride>
+    <w:lvlOverride w:ilvl="6">
+      <w:startOverride w:val="1"/>
+    </w:lvlOverride>
+    <w:lvlOverride w:ilvl="7">
+      <w:startOverride w:val="1"/>
+    </w:lvlOverride>
+    <w:lvlOverride w:ilvl="8">
+      <w:startOverride w:val="1"/>
+    </w:lvlOverride>
   </w:num>
 </w:numbering>
 </file>
@@ -6890,10 +8267,10 @@
   <w:docDefaults>
     <w:rPrDefault>
       <w:rPr>
-        <w:rFonts w:asciiTheme="minorHAnsi" w:cstheme="minorBidi" w:eastAsiaTheme="minorEastAsia" w:hAnsiTheme="minorHAnsi"/>
+        <w:rFonts w:asciiTheme="minorHAnsi" w:cstheme="minorBidi" w:eastAsiaTheme="minorHAnsi" w:hAnsiTheme="minorHAnsi"/>
         <w:sz w:val="24"/>
         <w:szCs w:val="24"/>
-        <w:lang w:bidi="ar-SA" w:eastAsia="zh-CN" w:val="en-US"/>
+        <w:lang w:bidi="ar-SA" w:eastAsia="en-US" w:val="en-US"/>
       </w:rPr>
     </w:rPrDefault>
     <w:pPrDefault>
@@ -6934,94 +8311,57 @@
     <w:name w:val="Title"/>
     <w:basedOn w:val="Normal"/>
     <w:next w:val="BodyText"/>
-    <w:link w:val="TitleChar"/>
-    <w:uiPriority w:val="10"/>
     <w:qFormat/>
-    <w:rsid w:val="00A10FD9"/>
     <w:pPr>
-      <w:spacing w:after="80" w:line="240" w:lineRule="auto"/>
-      <w:contextualSpacing/>
+      <w:keepNext/>
+      <w:keepLines/>
+      <w:spacing w:after="240" w:before="480"/>
       <w:jc w:val="center"/>
     </w:pPr>
     <w:rPr>
       <w:rFonts w:asciiTheme="majorHAnsi" w:cstheme="majorBidi" w:eastAsiaTheme="majorEastAsia" w:hAnsiTheme="majorHAnsi"/>
-      <w:sz w:val="56"/>
-      <w:szCs w:val="56"/>
-    </w:rPr>
-  </w:style>
-  <w:style w:customStyle="1" w:styleId="TitleChar" w:type="character">
-    <w:name w:val="Title Char"/>
-    <w:basedOn w:val="DefaultParagraphFont"/>
-    <w:link w:val="Title"/>
-    <w:uiPriority w:val="10"/>
-    <w:rsid w:val="00A10FD9"/>
-    <w:rPr>
-      <w:rFonts w:asciiTheme="majorHAnsi" w:cstheme="majorBidi" w:eastAsiaTheme="majorEastAsia" w:hAnsiTheme="majorHAnsi"/>
-      <w:sz w:val="56"/>
-      <w:szCs w:val="56"/>
+      <w:b/>
+      <w:bCs/>
+      <w:color w:themeColor="accent1" w:themeShade="B5" w:val="345A8A"/>
+      <w:sz w:val="36"/>
+      <w:szCs w:val="36"/>
     </w:rPr>
   </w:style>
   <w:style w:styleId="Subtitle" w:type="paragraph">
     <w:name w:val="Subtitle"/>
     <w:basedOn w:val="Title"/>
     <w:next w:val="BodyText"/>
-    <w:link w:val="SubtitleChar"/>
-    <w:uiPriority w:val="11"/>
     <w:qFormat/>
-    <w:rsid w:val="00A10FD9"/>
     <w:pPr>
-      <w:numPr>
-        <w:ilvl w:val="1"/>
-      </w:numPr>
+      <w:keepNext/>
+      <w:keepLines/>
+      <w:spacing w:after="240" w:before="240"/>
+      <w:jc w:val="center"/>
     </w:pPr>
     <w:rPr>
-      <w:rFonts w:cstheme="majorBidi" w:eastAsiaTheme="majorEastAsia"/>
-      <w:spacing w:val="15"/>
-      <w:sz w:val="28"/>
-      <w:szCs w:val="28"/>
-    </w:rPr>
-  </w:style>
-  <w:style w:customStyle="1" w:styleId="SubtitleChar" w:type="character">
-    <w:name w:val="Subtitle Char"/>
-    <w:basedOn w:val="DefaultParagraphFont"/>
-    <w:link w:val="Subtitle"/>
-    <w:uiPriority w:val="11"/>
-    <w:rsid w:val="00A10FD9"/>
-    <w:rPr>
-      <w:rFonts w:cstheme="majorBidi" w:eastAsiaTheme="majorEastAsia"/>
-      <w:color w:themeColor="text1" w:themeTint="A6" w:val="595959"/>
-      <w:spacing w:val="15"/>
-      <w:sz w:val="28"/>
-      <w:szCs w:val="28"/>
+      <w:sz w:val="30"/>
+      <w:szCs w:val="30"/>
     </w:rPr>
   </w:style>
   <w:style w:customStyle="1" w:styleId="Author" w:type="paragraph">
     <w:name w:val="Author"/>
-    <w:basedOn w:val="Title"/>
     <w:next w:val="BodyText"/>
     <w:qFormat/>
     <w:pPr>
       <w:keepNext/>
       <w:keepLines/>
+      <w:jc w:val="center"/>
     </w:pPr>
-    <w:rPr>
-      <w:sz w:val="24"/>
-      <w:szCs w:val="24"/>
-    </w:rPr>
   </w:style>
   <w:style w:styleId="Date" w:type="paragraph">
     <w:name w:val="Date"/>
-    <w:basedOn w:val="Title"/>
     <w:next w:val="BodyText"/>
     <w:qFormat/>
     <w:pPr>
       <w:keepNext/>
       <w:keepLines/>
+      <w:jc w:val="center"/>
     </w:pPr>
-    <w:rPr>
-      <w:sz w:val="24"/>
-      <w:szCs w:val="24"/>
-    </w:rPr>
   </w:style>
   <w:style w:customStyle="1" w:styleId="AbstractTitle" w:type="paragraph">
     <w:name w:val="Abstract Title"/>
@@ -7036,6 +8376,7 @@
     </w:pPr>
     <w:rPr>
       <w:b/>
+      <w:color w:val="345A8A"/>
       <w:sz w:val="20"/>
       <w:szCs w:val="20"/>
     </w:rPr>
@@ -7064,321 +8405,191 @@
     <w:rPr/>
   </w:style>
   <w:style w:styleId="Heading1" w:type="paragraph">
-    <w:name w:val="heading 1"/>
+    <w:name w:val="Heading 1"/>
     <w:basedOn w:val="Normal"/>
     <w:next w:val="BodyText"/>
-    <w:link w:val="Heading1Char"/>
     <w:uiPriority w:val="9"/>
     <w:qFormat/>
-    <w:rsid w:val="00A10FD9"/>
     <w:pPr>
       <w:keepNext/>
       <w:keepLines/>
-      <w:spacing w:after="80" w:before="360"/>
+      <w:spacing w:after="0" w:before="480"/>
       <w:outlineLvl w:val="0"/>
     </w:pPr>
     <w:rPr>
       <w:rFonts w:asciiTheme="majorHAnsi" w:cstheme="majorBidi" w:eastAsiaTheme="majorEastAsia" w:hAnsiTheme="majorHAnsi"/>
-      <w:color w:themeColor="accent1" w:themeShade="BF" w:val="0F4761"/>
-      <w:sz w:val="40"/>
-      <w:szCs w:val="40"/>
+      <w:b/>
+      <w:bCs/>
+      <w:color w:themeColor="accent1" w:val="4F81BD"/>
+      <w:sz w:val="32"/>
+      <w:szCs w:val="32"/>
     </w:rPr>
   </w:style>
   <w:style w:styleId="Heading2" w:type="paragraph">
-    <w:name w:val="heading 2"/>
+    <w:name w:val="Heading 2"/>
     <w:basedOn w:val="Normal"/>
     <w:next w:val="BodyText"/>
-    <w:link w:val="Heading2Char"/>
     <w:uiPriority w:val="9"/>
-    <w:semiHidden/>
     <w:unhideWhenUsed/>
     <w:qFormat/>
-    <w:rsid w:val="00A10FD9"/>
     <w:pPr>
       <w:keepNext/>
       <w:keepLines/>
-      <w:spacing w:after="80" w:before="160"/>
+      <w:spacing w:after="0" w:before="200"/>
       <w:outlineLvl w:val="1"/>
     </w:pPr>
     <w:rPr>
       <w:rFonts w:asciiTheme="majorHAnsi" w:cstheme="majorBidi" w:eastAsiaTheme="majorEastAsia" w:hAnsiTheme="majorHAnsi"/>
-      <w:color w:themeColor="accent1" w:themeShade="BF" w:val="0F4761"/>
-      <w:sz w:val="32"/>
-      <w:szCs w:val="32"/>
-    </w:rPr>
-  </w:style>
-  <w:style w:styleId="Heading3" w:type="paragraph">
-    <w:name w:val="heading 3"/>
-    <w:basedOn w:val="Normal"/>
-    <w:next w:val="BodyText"/>
-    <w:link w:val="Heading3Char"/>
-    <w:uiPriority w:val="9"/>
-    <w:semiHidden/>
-    <w:unhideWhenUsed/>
-    <w:qFormat/>
-    <w:rsid w:val="00A10FD9"/>
-    <w:pPr>
-      <w:keepNext/>
-      <w:keepLines/>
-      <w:spacing w:after="80" w:before="160"/>
-      <w:outlineLvl w:val="2"/>
-    </w:pPr>
-    <w:rPr>
-      <w:rFonts w:cstheme="majorBidi" w:eastAsiaTheme="majorEastAsia"/>
-      <w:color w:themeColor="accent1" w:themeShade="BF" w:val="0F4761"/>
+      <w:b/>
+      <w:bCs/>
+      <w:color w:themeColor="accent1" w:val="4F81BD"/>
       <w:sz w:val="28"/>
       <w:szCs w:val="28"/>
     </w:rPr>
   </w:style>
-  <w:style w:styleId="Heading4" w:type="paragraph">
-    <w:name w:val="heading 4"/>
+  <w:style w:styleId="Heading3" w:type="paragraph">
+    <w:name w:val="Heading 3"/>
     <w:basedOn w:val="Normal"/>
     <w:next w:val="BodyText"/>
-    <w:link w:val="Heading4Char"/>
     <w:uiPriority w:val="9"/>
-    <w:semiHidden/>
     <w:unhideWhenUsed/>
     <w:qFormat/>
-    <w:rsid w:val="00A10FD9"/>
     <w:pPr>
       <w:keepNext/>
       <w:keepLines/>
-      <w:spacing w:after="40" w:before="80"/>
+      <w:spacing w:after="0" w:before="200"/>
+      <w:outlineLvl w:val="2"/>
+    </w:pPr>
+    <w:rPr>
+      <w:rFonts w:asciiTheme="majorHAnsi" w:cstheme="majorBidi" w:eastAsiaTheme="majorEastAsia" w:hAnsiTheme="majorHAnsi"/>
+      <w:b/>
+      <w:bCs/>
+      <w:color w:themeColor="accent1" w:val="4F81BD"/>
+      <w:sz w:val="24"/>
+      <w:szCs w:val="24"/>
+    </w:rPr>
+  </w:style>
+  <w:style w:styleId="Heading4" w:type="paragraph">
+    <w:name w:val="Heading 4"/>
+    <w:basedOn w:val="Normal"/>
+    <w:next w:val="BodyText"/>
+    <w:uiPriority w:val="9"/>
+    <w:unhideWhenUsed/>
+    <w:qFormat/>
+    <w:pPr>
+      <w:keepNext/>
+      <w:keepLines/>
+      <w:spacing w:after="0" w:before="200"/>
       <w:outlineLvl w:val="3"/>
     </w:pPr>
     <w:rPr>
-      <w:rFonts w:cstheme="majorBidi" w:eastAsiaTheme="majorEastAsia"/>
+      <w:rFonts w:asciiTheme="majorHAnsi" w:cstheme="majorBidi" w:eastAsiaTheme="majorEastAsia" w:hAnsiTheme="majorHAnsi"/>
+      <w:bCs/>
       <w:i/>
-      <w:iCs/>
-      <w:color w:themeColor="accent1" w:themeShade="BF" w:val="0F4761"/>
+      <w:color w:themeColor="accent1" w:val="4F81BD"/>
+      <w:sz w:val="24"/>
+      <w:szCs w:val="24"/>
     </w:rPr>
   </w:style>
   <w:style w:styleId="Heading5" w:type="paragraph">
-    <w:name w:val="heading 5"/>
+    <w:name w:val="Heading 5"/>
     <w:basedOn w:val="Normal"/>
     <w:next w:val="BodyText"/>
-    <w:link w:val="Heading5Char"/>
     <w:uiPriority w:val="9"/>
-    <w:semiHidden/>
     <w:unhideWhenUsed/>
     <w:qFormat/>
-    <w:rsid w:val="00A10FD9"/>
     <w:pPr>
       <w:keepNext/>
       <w:keepLines/>
-      <w:spacing w:after="40" w:before="80"/>
+      <w:spacing w:after="0" w:before="200"/>
       <w:outlineLvl w:val="4"/>
     </w:pPr>
     <w:rPr>
-      <w:rFonts w:cstheme="majorBidi" w:eastAsiaTheme="majorEastAsia"/>
-      <w:color w:themeColor="accent1" w:themeShade="BF" w:val="0F4761"/>
+      <w:rFonts w:asciiTheme="majorHAnsi" w:cstheme="majorBidi" w:eastAsiaTheme="majorEastAsia" w:hAnsiTheme="majorHAnsi"/>
+      <w:iCs/>
+      <w:color w:themeColor="accent1" w:val="4F81BD"/>
+      <w:sz w:val="24"/>
+      <w:szCs w:val="24"/>
     </w:rPr>
   </w:style>
   <w:style w:styleId="Heading6" w:type="paragraph">
-    <w:name w:val="heading 6"/>
+    <w:name w:val="Heading 6"/>
     <w:basedOn w:val="Normal"/>
     <w:next w:val="BodyText"/>
-    <w:link w:val="Heading6Char"/>
     <w:uiPriority w:val="9"/>
-    <w:semiHidden/>
     <w:unhideWhenUsed/>
     <w:qFormat/>
-    <w:rsid w:val="00A10FD9"/>
     <w:pPr>
       <w:keepNext/>
       <w:keepLines/>
-      <w:spacing w:after="0" w:before="40"/>
+      <w:spacing w:after="0" w:before="200"/>
       <w:outlineLvl w:val="5"/>
     </w:pPr>
     <w:rPr>
-      <w:rFonts w:cstheme="majorBidi" w:eastAsiaTheme="majorEastAsia"/>
-      <w:i/>
-      <w:iCs/>
-      <w:color w:themeColor="text1" w:themeTint="A6" w:val="595959"/>
+      <w:rFonts w:asciiTheme="majorHAnsi" w:cstheme="majorBidi" w:eastAsiaTheme="majorEastAsia" w:hAnsiTheme="majorHAnsi"/>
+      <w:color w:themeColor="accent1" w:val="4F81BD"/>
+      <w:sz w:val="24"/>
+      <w:szCs w:val="24"/>
     </w:rPr>
   </w:style>
   <w:style w:styleId="Heading7" w:type="paragraph">
-    <w:name w:val="heading 7"/>
+    <w:name w:val="Heading 7"/>
     <w:basedOn w:val="Normal"/>
     <w:next w:val="BodyText"/>
-    <w:link w:val="Heading7Char"/>
     <w:uiPriority w:val="9"/>
-    <w:semiHidden/>
     <w:unhideWhenUsed/>
     <w:qFormat/>
-    <w:rsid w:val="00A10FD9"/>
     <w:pPr>
       <w:keepNext/>
       <w:keepLines/>
-      <w:spacing w:after="0" w:before="40"/>
+      <w:spacing w:after="0" w:before="200"/>
       <w:outlineLvl w:val="6"/>
     </w:pPr>
     <w:rPr>
-      <w:rFonts w:cstheme="majorBidi" w:eastAsiaTheme="majorEastAsia"/>
-      <w:color w:themeColor="text1" w:themeTint="A6" w:val="595959"/>
+      <w:rFonts w:asciiTheme="majorHAnsi" w:cstheme="majorBidi" w:eastAsiaTheme="majorEastAsia" w:hAnsiTheme="majorHAnsi"/>
+      <w:color w:themeColor="accent1" w:val="4F81BD"/>
+      <w:sz w:val="24"/>
+      <w:szCs w:val="24"/>
     </w:rPr>
   </w:style>
   <w:style w:styleId="Heading8" w:type="paragraph">
-    <w:name w:val="heading 8"/>
+    <w:name w:val="Heading 8"/>
     <w:basedOn w:val="Normal"/>
     <w:next w:val="BodyText"/>
-    <w:link w:val="Heading8Char"/>
     <w:uiPriority w:val="9"/>
-    <w:semiHidden/>
     <w:unhideWhenUsed/>
     <w:qFormat/>
-    <w:rsid w:val="00A10FD9"/>
     <w:pPr>
       <w:keepNext/>
       <w:keepLines/>
-      <w:spacing w:after="0"/>
+      <w:spacing w:after="0" w:before="200"/>
       <w:outlineLvl w:val="7"/>
     </w:pPr>
     <w:rPr>
-      <w:rFonts w:cstheme="majorBidi" w:eastAsiaTheme="majorEastAsia"/>
-      <w:i/>
-      <w:iCs/>
-      <w:color w:themeColor="text1" w:themeTint="D8" w:val="272727"/>
+      <w:rFonts w:asciiTheme="majorHAnsi" w:cstheme="majorBidi" w:eastAsiaTheme="majorEastAsia" w:hAnsiTheme="majorHAnsi"/>
+      <w:color w:themeColor="accent1" w:val="4F81BD"/>
+      <w:sz w:val="24"/>
+      <w:szCs w:val="24"/>
     </w:rPr>
   </w:style>
   <w:style w:styleId="Heading9" w:type="paragraph">
-    <w:name w:val="heading 9"/>
+    <w:name w:val="Heading 9"/>
     <w:basedOn w:val="Normal"/>
     <w:next w:val="BodyText"/>
-    <w:link w:val="Heading9Char"/>
     <w:uiPriority w:val="9"/>
-    <w:semiHidden/>
     <w:unhideWhenUsed/>
     <w:qFormat/>
-    <w:rsid w:val="00A10FD9"/>
     <w:pPr>
       <w:keepNext/>
       <w:keepLines/>
-      <w:spacing w:after="0"/>
+      <w:spacing w:after="0" w:before="200"/>
       <w:outlineLvl w:val="8"/>
     </w:pPr>
     <w:rPr>
-      <w:rFonts w:cstheme="majorBidi" w:eastAsiaTheme="majorEastAsia"/>
-      <w:color w:themeColor="text1" w:themeTint="D8" w:val="272727"/>
-    </w:rPr>
-  </w:style>
-  <w:style w:customStyle="1" w:styleId="Heading1Char" w:type="character">
-    <w:name w:val="Heading 1 Char"/>
-    <w:basedOn w:val="DefaultParagraphFont"/>
-    <w:link w:val="Heading1"/>
-    <w:uiPriority w:val="9"/>
-    <w:rsid w:val="00A10FD9"/>
-    <w:rPr>
       <w:rFonts w:asciiTheme="majorHAnsi" w:cstheme="majorBidi" w:eastAsiaTheme="majorEastAsia" w:hAnsiTheme="majorHAnsi"/>
-      <w:color w:themeColor="accent1" w:themeShade="BF" w:val="0F4761"/>
-      <w:sz w:val="40"/>
-      <w:szCs w:val="40"/>
-    </w:rPr>
-  </w:style>
-  <w:style w:customStyle="1" w:styleId="Heading2Char" w:type="character">
-    <w:name w:val="Heading 2 Char"/>
-    <w:basedOn w:val="DefaultParagraphFont"/>
-    <w:link w:val="Heading2"/>
-    <w:uiPriority w:val="9"/>
-    <w:semiHidden/>
-    <w:rsid w:val="00A10FD9"/>
-    <w:rPr>
-      <w:rFonts w:asciiTheme="majorHAnsi" w:cstheme="majorBidi" w:eastAsiaTheme="majorEastAsia" w:hAnsiTheme="majorHAnsi"/>
-      <w:color w:themeColor="accent1" w:themeShade="BF" w:val="0F4761"/>
-      <w:sz w:val="32"/>
-      <w:szCs w:val="32"/>
-    </w:rPr>
-  </w:style>
-  <w:style w:customStyle="1" w:styleId="Heading3Char" w:type="character">
-    <w:name w:val="Heading 3 Char"/>
-    <w:basedOn w:val="DefaultParagraphFont"/>
-    <w:link w:val="Heading3"/>
-    <w:uiPriority w:val="9"/>
-    <w:semiHidden/>
-    <w:rsid w:val="00A10FD9"/>
-    <w:rPr>
-      <w:rFonts w:cstheme="majorBidi" w:eastAsiaTheme="majorEastAsia"/>
-      <w:color w:themeColor="accent1" w:themeShade="BF" w:val="0F4761"/>
-      <w:sz w:val="28"/>
-      <w:szCs w:val="28"/>
-    </w:rPr>
-  </w:style>
-  <w:style w:customStyle="1" w:styleId="Heading4Char" w:type="character">
-    <w:name w:val="Heading 4 Char"/>
-    <w:basedOn w:val="DefaultParagraphFont"/>
-    <w:link w:val="Heading4"/>
-    <w:uiPriority w:val="9"/>
-    <w:semiHidden/>
-    <w:rsid w:val="00A10FD9"/>
-    <w:rPr>
-      <w:rFonts w:cstheme="majorBidi" w:eastAsiaTheme="majorEastAsia"/>
-      <w:i/>
-      <w:iCs/>
-      <w:color w:themeColor="accent1" w:themeShade="BF" w:val="0F4761"/>
-    </w:rPr>
-  </w:style>
-  <w:style w:customStyle="1" w:styleId="Heading5Char" w:type="character">
-    <w:name w:val="Heading 5 Char"/>
-    <w:basedOn w:val="DefaultParagraphFont"/>
-    <w:link w:val="Heading5"/>
-    <w:uiPriority w:val="9"/>
-    <w:semiHidden/>
-    <w:rsid w:val="00A10FD9"/>
-    <w:rPr>
-      <w:rFonts w:cstheme="majorBidi" w:eastAsiaTheme="majorEastAsia"/>
-      <w:color w:themeColor="accent1" w:themeShade="BF" w:val="0F4761"/>
-    </w:rPr>
-  </w:style>
-  <w:style w:customStyle="1" w:styleId="Heading6Char" w:type="character">
-    <w:name w:val="Heading 6 Char"/>
-    <w:basedOn w:val="DefaultParagraphFont"/>
-    <w:link w:val="Heading6"/>
-    <w:uiPriority w:val="9"/>
-    <w:semiHidden/>
-    <w:rsid w:val="00A10FD9"/>
-    <w:rPr>
-      <w:rFonts w:cstheme="majorBidi" w:eastAsiaTheme="majorEastAsia"/>
-      <w:i/>
-      <w:iCs/>
-      <w:color w:themeColor="text1" w:themeTint="A6" w:val="595959"/>
-    </w:rPr>
-  </w:style>
-  <w:style w:customStyle="1" w:styleId="Heading7Char" w:type="character">
-    <w:name w:val="Heading 7 Char"/>
-    <w:basedOn w:val="DefaultParagraphFont"/>
-    <w:link w:val="Heading7"/>
-    <w:uiPriority w:val="9"/>
-    <w:semiHidden/>
-    <w:rsid w:val="00A10FD9"/>
-    <w:rPr>
-      <w:rFonts w:cstheme="majorBidi" w:eastAsiaTheme="majorEastAsia"/>
-      <w:color w:themeColor="text1" w:themeTint="A6" w:val="595959"/>
-    </w:rPr>
-  </w:style>
-  <w:style w:customStyle="1" w:styleId="Heading8Char" w:type="character">
-    <w:name w:val="Heading 8 Char"/>
-    <w:basedOn w:val="DefaultParagraphFont"/>
-    <w:link w:val="Heading8"/>
-    <w:uiPriority w:val="9"/>
-    <w:semiHidden/>
-    <w:rsid w:val="00A10FD9"/>
-    <w:rPr>
-      <w:rFonts w:cstheme="majorBidi" w:eastAsiaTheme="majorEastAsia"/>
-      <w:i/>
-      <w:iCs/>
-      <w:color w:themeColor="text1" w:themeTint="D8" w:val="272727"/>
-    </w:rPr>
-  </w:style>
-  <w:style w:customStyle="1" w:styleId="Heading9Char" w:type="character">
-    <w:name w:val="Heading 9 Char"/>
-    <w:basedOn w:val="DefaultParagraphFont"/>
-    <w:link w:val="Heading9"/>
-    <w:uiPriority w:val="9"/>
-    <w:semiHidden/>
-    <w:rsid w:val="00A10FD9"/>
-    <w:rPr>
-      <w:rFonts w:cstheme="majorBidi" w:eastAsiaTheme="majorEastAsia"/>
-      <w:color w:themeColor="text1" w:themeTint="D8" w:val="272727"/>
+      <w:color w:themeColor="accent1" w:val="4F81BD"/>
+      <w:sz w:val="24"/>
+      <w:szCs w:val="24"/>
     </w:rPr>
   </w:style>
   <w:style w:styleId="BlockText" w:type="paragraph">
@@ -7403,8 +8614,8 @@
   </w:style>
   <w:style w:styleId="FootnoteBlockText" w:type="paragraph">
     <w:name w:val="Footnote Block Text"/>
-    <w:basedOn w:val="FootnoteText"/>
-    <w:next w:val="FootnoteText"/>
+    <w:basedOn w:val="Footnote Text"/>
+    <w:next w:val="Footnote Text"/>
     <w:uiPriority w:val="9"/>
     <w:unhideWhenUsed/>
     <w:qFormat/>
@@ -7434,6 +8645,13 @@
       </w:tblCellMar>
     </w:tblPr>
     <w:tblStylePr w:type="firstRow">
+      <w:tblPr>
+        <w:jc w:val="left"/>
+        <w:tblInd w:type="dxa" w:w="0"/>
+      </w:tblPr>
+      <w:trPr>
+        <w:jc w:val="left"/>
+      </w:trPr>
       <w:tcPr>
         <w:tcBorders>
           <w:bottom w:val="single"/>
@@ -7789,44 +9007,44 @@
         <a:sysClr val="window" lastClr="FFFFFF"/>
       </a:lt1>
       <a:dk2>
-        <a:srgbClr val="0E2841"/>
+        <a:srgbClr val="1F497D"/>
       </a:dk2>
       <a:lt2>
-        <a:srgbClr val="E8E8E8"/>
+        <a:srgbClr val="EEECE1"/>
       </a:lt2>
       <a:accent1>
-        <a:srgbClr val="156082"/>
+        <a:srgbClr val="4F81BD"/>
       </a:accent1>
       <a:accent2>
-        <a:srgbClr val="E97132"/>
+        <a:srgbClr val="C0504D"/>
       </a:accent2>
       <a:accent3>
-        <a:srgbClr val="196B24"/>
+        <a:srgbClr val="9BBB59"/>
       </a:accent3>
       <a:accent4>
-        <a:srgbClr val="0F9ED5"/>
+        <a:srgbClr val="8064A2"/>
       </a:accent4>
       <a:accent5>
-        <a:srgbClr val="A02B93"/>
+        <a:srgbClr val="4BACC6"/>
       </a:accent5>
       <a:accent6>
-        <a:srgbClr val="4EA72E"/>
+        <a:srgbClr val="F79646"/>
       </a:accent6>
       <a:hlink>
-        <a:srgbClr val="467886"/>
+        <a:srgbClr val="0000FF"/>
       </a:hlink>
       <a:folHlink>
-        <a:srgbClr val="96607D"/>
+        <a:srgbClr val="800080"/>
       </a:folHlink>
     </a:clrScheme>
     <a:fontScheme name="Office">
       <a:majorFont>
-        <a:latin typeface="Aptos Display" panose="02110004020202020204"/>
+        <a:latin typeface="Calibri"/>
         <a:ea typeface=""/>
         <a:cs typeface=""/>
-        <a:font script="Jpan" typeface="游ゴシック Light"/>
+        <a:font script="Jpan" typeface="ＭＳ ゴシック"/>
         <a:font script="Hang" typeface="맑은 고딕"/>
-        <a:font script="Hans" typeface="等线 Light"/>
+        <a:font script="Hans" typeface="宋体"/>
         <a:font script="Hant" typeface="新細明體"/>
         <a:font script="Arab" typeface="Times New Roman"/>
         <a:font script="Hebr" typeface="Times New Roman"/>
@@ -7853,32 +9071,14 @@
         <a:font script="Mong" typeface="Mongolian Baiti"/>
         <a:font script="Viet" typeface="Times New Roman"/>
         <a:font script="Uigh" typeface="Microsoft Uighur"/>
-        <a:font script="Geor" typeface="Sylfaen"/>
-        <a:font script="Armn" typeface="Arial"/>
-        <a:font script="Bugi" typeface="Leelawadee UI"/>
-        <a:font script="Bopo" typeface="Microsoft JhengHei"/>
-        <a:font script="Java" typeface="Javanese Text"/>
-        <a:font script="Lisu" typeface="Segoe UI"/>
-        <a:font script="Mymr" typeface="Myanmar Text"/>
-        <a:font script="Nkoo" typeface="Ebrima"/>
-        <a:font script="Olck" typeface="Nirmala UI"/>
-        <a:font script="Osma" typeface="Ebrima"/>
-        <a:font script="Phag" typeface="Phagspa"/>
-        <a:font script="Syrn" typeface="Estrangelo Edessa"/>
-        <a:font script="Syrj" typeface="Estrangelo Edessa"/>
-        <a:font script="Syre" typeface="Estrangelo Edessa"/>
-        <a:font script="Sora" typeface="Nirmala UI"/>
-        <a:font script="Tale" typeface="Microsoft Tai Le"/>
-        <a:font script="Talu" typeface="Microsoft New Tai Lue"/>
-        <a:font script="Tfng" typeface="Ebrima"/>
       </a:majorFont>
       <a:minorFont>
-        <a:latin typeface="Aptos" panose="02110004020202020204"/>
+        <a:latin typeface="Cambria"/>
         <a:ea typeface=""/>
         <a:cs typeface=""/>
-        <a:font script="Jpan" typeface="游明朝"/>
+        <a:font script="Jpan" typeface="ＭＳ 明朝"/>
         <a:font script="Hang" typeface="맑은 고딕"/>
-        <a:font script="Hans" typeface="等线"/>
+        <a:font script="Hans" typeface="宋体"/>
         <a:font script="Hant" typeface="新細明體"/>
         <a:font script="Arab" typeface="Arial"/>
         <a:font script="Hebr" typeface="Arial"/>
@@ -7905,24 +9105,6 @@
         <a:font script="Mong" typeface="Mongolian Baiti"/>
         <a:font script="Viet" typeface="Arial"/>
         <a:font script="Uigh" typeface="Microsoft Uighur"/>
-        <a:font script="Geor" typeface="Sylfaen"/>
-        <a:font script="Armn" typeface="Arial"/>
-        <a:font script="Bugi" typeface="Leelawadee UI"/>
-        <a:font script="Bopo" typeface="Microsoft JhengHei"/>
-        <a:font script="Java" typeface="Javanese Text"/>
-        <a:font script="Lisu" typeface="Segoe UI"/>
-        <a:font script="Mymr" typeface="Myanmar Text"/>
-        <a:font script="Nkoo" typeface="Ebrima"/>
-        <a:font script="Olck" typeface="Nirmala UI"/>
-        <a:font script="Osma" typeface="Ebrima"/>
-        <a:font script="Phag" typeface="Phagspa"/>
-        <a:font script="Syrn" typeface="Estrangelo Edessa"/>
-        <a:font script="Syrj" typeface="Estrangelo Edessa"/>
-        <a:font script="Syre" typeface="Estrangelo Edessa"/>
-        <a:font script="Sora" typeface="Nirmala UI"/>
-        <a:font script="Tale" typeface="Microsoft Tai Le"/>
-        <a:font script="Talu" typeface="Microsoft New Tai Lue"/>
-        <a:font script="Tfng" typeface="Ebrima"/>
       </a:minorFont>
     </a:fontScheme>
     <a:fmtScheme name="Office">
@@ -7934,141 +9116,200 @@
           <a:gsLst>
             <a:gs pos="0">
               <a:schemeClr val="phClr">
-                <a:lumMod val="110000"/>
-                <a:satMod val="105000"/>
-                <a:tint val="67000"/>
+                <a:tint val="50000"/>
+                <a:satMod val="300000"/>
               </a:schemeClr>
             </a:gs>
-            <a:gs pos="50000">
+            <a:gs pos="35000">
               <a:schemeClr val="phClr">
-                <a:lumMod val="105000"/>
-                <a:satMod val="103000"/>
-                <a:tint val="73000"/>
+                <a:tint val="37000"/>
+                <a:satMod val="300000"/>
               </a:schemeClr>
             </a:gs>
             <a:gs pos="100000">
               <a:schemeClr val="phClr">
-                <a:lumMod val="105000"/>
-                <a:satMod val="109000"/>
-                <a:tint val="81000"/>
+                <a:tint val="15000"/>
+                <a:satMod val="350000"/>
               </a:schemeClr>
             </a:gs>
           </a:gsLst>
-          <a:lin ang="5400000" scaled="0"/>
+          <a:lin ang="16200000" scaled="1"/>
         </a:gradFill>
         <a:gradFill rotWithShape="1">
           <a:gsLst>
             <a:gs pos="0">
               <a:schemeClr val="phClr">
-                <a:satMod val="103000"/>
-                <a:lumMod val="102000"/>
-                <a:tint val="94000"/>
-              </a:schemeClr>
-            </a:gs>
-            <a:gs pos="50000">
-              <a:schemeClr val="phClr">
-                <a:satMod val="110000"/>
-                <a:lumMod val="100000"/>
+                <a:tint val="100000"/>
                 <a:shade val="100000"/>
+                <a:satMod val="130000"/>
               </a:schemeClr>
             </a:gs>
             <a:gs pos="100000">
               <a:schemeClr val="phClr">
-                <a:lumMod val="99000"/>
-                <a:satMod val="120000"/>
-                <a:shade val="78000"/>
+                <a:tint val="50000"/>
+                <a:shade val="100000"/>
+                <a:satMod val="350000"/>
               </a:schemeClr>
             </a:gs>
           </a:gsLst>
-          <a:lin ang="5400000" scaled="0"/>
+          <a:lin ang="16200000" scaled="0"/>
         </a:gradFill>
       </a:fillStyleLst>
       <a:lnStyleLst>
-        <a:ln w="6350" cap="flat" cmpd="sng" algn="ctr">
+        <a:ln w="9525" cap="flat" cmpd="sng" algn="ctr">
+          <a:solidFill>
+            <a:schemeClr val="phClr">
+              <a:shade val="95000"/>
+              <a:satMod val="105000"/>
+            </a:schemeClr>
+          </a:solidFill>
+          <a:prstDash val="solid"/>
+        </a:ln>
+        <a:ln w="25400" cap="flat" cmpd="sng" algn="ctr">
           <a:solidFill>
             <a:schemeClr val="phClr"/>
           </a:solidFill>
           <a:prstDash val="solid"/>
-          <a:miter lim="800000"/>
         </a:ln>
-        <a:ln w="12700" cap="flat" cmpd="sng" algn="ctr">
+        <a:ln w="38100" cap="flat" cmpd="sng" algn="ctr">
           <a:solidFill>
             <a:schemeClr val="phClr"/>
           </a:solidFill>
           <a:prstDash val="solid"/>
-          <a:miter lim="800000"/>
-        </a:ln>
-        <a:ln w="19050" cap="flat" cmpd="sng" algn="ctr">
-          <a:solidFill>
-            <a:schemeClr val="phClr"/>
-          </a:solidFill>
-          <a:prstDash val="solid"/>
-          <a:miter lim="800000"/>
         </a:ln>
       </a:lnStyleLst>
       <a:effectStyleLst>
         <a:effectStyle>
-          <a:effectLst/>
-        </a:effectStyle>
-        <a:effectStyle>
-          <a:effectLst/>
+          <a:effectLst>
+            <a:outerShdw blurRad="40000" dist="20000" dir="5400000" rotWithShape="0">
+              <a:srgbClr val="000000">
+                <a:alpha val="38000"/>
+              </a:srgbClr>
+            </a:outerShdw>
+          </a:effectLst>
         </a:effectStyle>
         <a:effectStyle>
           <a:effectLst>
-            <a:outerShdw blurRad="57150" dist="19050" dir="5400000" algn="ctr" rotWithShape="0">
+            <a:outerShdw blurRad="40000" dist="23000" dir="5400000" rotWithShape="0">
               <a:srgbClr val="000000">
-                <a:alpha val="63000"/>
+                <a:alpha val="35000"/>
               </a:srgbClr>
             </a:outerShdw>
           </a:effectLst>
+        </a:effectStyle>
+        <a:effectStyle>
+          <a:effectLst>
+            <a:outerShdw blurRad="40000" dist="23000" dir="5400000" rotWithShape="0">
+              <a:srgbClr val="000000">
+                <a:alpha val="35000"/>
+              </a:srgbClr>
+            </a:outerShdw>
+          </a:effectLst>
+          <a:scene3d>
+            <a:camera prst="orthographicFront">
+              <a:rot lat="0" lon="0" rev="0"/>
+            </a:camera>
+            <a:lightRig rig="threePt" dir="t">
+              <a:rot lat="0" lon="0" rev="1200000"/>
+            </a:lightRig>
+          </a:scene3d>
+          <a:sp3d>
+            <a:bevelT w="63500" h="25400"/>
+          </a:sp3d>
         </a:effectStyle>
       </a:effectStyleLst>
       <a:bgFillStyleLst>
         <a:solidFill>
           <a:schemeClr val="phClr"/>
         </a:solidFill>
-        <a:solidFill>
-          <a:schemeClr val="phClr">
-            <a:tint val="95000"/>
-            <a:satMod val="170000"/>
-          </a:schemeClr>
-        </a:solidFill>
         <a:gradFill rotWithShape="1">
           <a:gsLst>
             <a:gs pos="0">
               <a:schemeClr val="phClr">
-                <a:tint val="93000"/>
-                <a:satMod val="150000"/>
-                <a:shade val="98000"/>
-                <a:lumMod val="102000"/>
+                <a:tint val="40000"/>
+                <a:satMod val="350000"/>
               </a:schemeClr>
             </a:gs>
-            <a:gs pos="50000">
+            <a:gs pos="40000">
               <a:schemeClr val="phClr">
-                <a:tint val="98000"/>
-                <a:satMod val="130000"/>
-                <a:shade val="90000"/>
-                <a:lumMod val="103000"/>
+                <a:tint val="45000"/>
+                <a:shade val="99000"/>
+                <a:satMod val="350000"/>
               </a:schemeClr>
             </a:gs>
             <a:gs pos="100000">
               <a:schemeClr val="phClr">
-                <a:shade val="63000"/>
-                <a:satMod val="120000"/>
+                <a:shade val="20000"/>
+                <a:satMod val="255000"/>
               </a:schemeClr>
             </a:gs>
           </a:gsLst>
-          <a:lin ang="5400000" scaled="0"/>
+          <a:path path="circle">
+            <a:fillToRect l="50000" t="-80000" r="50000" b="180000"/>
+          </a:path>
+        </a:gradFill>
+        <a:gradFill rotWithShape="1">
+          <a:gsLst>
+            <a:gs pos="0">
+              <a:schemeClr val="phClr">
+                <a:tint val="80000"/>
+                <a:satMod val="300000"/>
+              </a:schemeClr>
+            </a:gs>
+            <a:gs pos="100000">
+              <a:schemeClr val="phClr">
+                <a:shade val="30000"/>
+                <a:satMod val="200000"/>
+              </a:schemeClr>
+            </a:gs>
+          </a:gsLst>
+          <a:path path="circle">
+            <a:fillToRect l="50000" t="50000" r="50000" b="50000"/>
+          </a:path>
         </a:gradFill>
       </a:bgFillStyleLst>
     </a:fmtScheme>
   </a:themeElements>
-  <a:objectDefaults/>
+  <a:objectDefaults>
+    <a:spDef>
+      <a:spPr/>
+      <a:bodyPr/>
+      <a:lstStyle/>
+      <a:style>
+        <a:lnRef idx="1">
+          <a:schemeClr val="accent1"/>
+        </a:lnRef>
+        <a:fillRef idx="3">
+          <a:schemeClr val="accent1"/>
+        </a:fillRef>
+        <a:effectRef idx="2">
+          <a:schemeClr val="accent1"/>
+        </a:effectRef>
+        <a:fontRef idx="minor">
+          <a:schemeClr val="lt1"/>
+        </a:fontRef>
+      </a:style>
+    </a:spDef>
+    <a:lnDef>
+      <a:spPr/>
+      <a:bodyPr/>
+      <a:lstStyle/>
+      <a:style>
+        <a:lnRef idx="2">
+          <a:schemeClr val="accent1"/>
+        </a:lnRef>
+        <a:fillRef idx="0">
+          <a:schemeClr val="accent1"/>
+        </a:fillRef>
+        <a:effectRef idx="1">
+          <a:schemeClr val="accent1"/>
+        </a:effectRef>
+        <a:fontRef idx="minor">
+          <a:schemeClr val="tx1"/>
+        </a:fontRef>
+      </a:style>
+    </a:lnDef>
+  </a:objectDefaults>
   <a:extraClrSchemeLst/>
-  <a:extLst>
-    <a:ext uri="{05A4C25C-085E-4340-85A3-A5531E510DB2}">
-      <thm15:themeFamily xmlns:thm15="http://schemas.microsoft.com/office/thememl/2012/main" name="Office Theme" id="{2E142A2C-CD16-42D6-873A-C26D2A0506FA}" vid="{1BDDFF52-6CD6-40A5-AB3C-68EB2F1E4D0A}"/>
-    </a:ext>
-  </a:extLst>
 </a:theme>
 </file>
--- a/Lesson_08_Subjunctive_Future.docx
+++ b/Lesson_08_Subjunctive_Future.docx
@@ -59,13 +59,7 @@
         <w:t xml:space="preserve"> </w:t>
       </w:r>
       <w:r>
-        <w:t xml:space="preserve">“</w:t>
-      </w:r>
-      <w:r>
-        <w:t xml:space="preserve">weak roots</w:t>
-      </w:r>
-      <w:r>
-        <w:t xml:space="preserve">”</w:t>
+        <w:t xml:space="preserve">“weak roots”</w:t>
       </w:r>
       <w:r>
         <w:t xml:space="preserve">—verbs that contain an Alaph (ܐ) or Yodh (ܝ). We saw that while they can lose or transform their weak consonants in conjugation (e.g.,</w:t>
@@ -313,13 +307,7 @@
         <w:t xml:space="preserve"> </w:t>
       </w:r>
       <w:r>
-        <w:t xml:space="preserve">“</w:t>
-      </w:r>
-      <w:r>
-        <w:t xml:space="preserve">I saw</w:t>
-      </w:r>
-      <w:r>
-        <w:t xml:space="preserve">”</w:t>
+        <w:t xml:space="preserve">“I saw”</w:t>
       </w:r>
       <w:r>
         <w:t xml:space="preserve"> </w:t>
@@ -438,13 +426,7 @@
         <w:t xml:space="preserve"> </w:t>
       </w:r>
       <w:r>
-        <w:t xml:space="preserve">“</w:t>
-      </w:r>
-      <w:r>
-        <w:t xml:space="preserve">Prefix Conjugation.</w:t>
-      </w:r>
-      <w:r>
-        <w:t xml:space="preserve">”</w:t>
+        <w:t xml:space="preserve">“Prefix Conjugation.”</w:t>
       </w:r>
     </w:p>
     <w:p>
@@ -1289,7 +1271,6 @@
       <w:tblPr>
         <w:tblStyle w:val="Table"/>
         <w:tblW w:type="auto" w:w="0"/>
-        <w:jc w:val="left"/>
         <w:tblLook w:firstRow="1" w:lastRow="0" w:firstColumn="0" w:lastColumn="0" w:noHBand="0" w:noVBand="0" w:val="0020"/>
       </w:tblPr>
       <w:tblGrid>
@@ -2025,73 +2006,45 @@
           <w:i/>
           <w:iCs/>
         </w:rPr>
-        <w:t xml:space="preserve">“</w:t>
+        <w:t xml:space="preserve">“He will kill”</w:t>
       </w:r>
       <w:r>
         <w:rPr>
           <w:i/>
           <w:iCs/>
         </w:rPr>
-        <w:t xml:space="preserve">He will kill</w:t>
+        <w:t xml:space="preserve"> </w:t>
       </w:r>
       <w:r>
         <w:rPr>
           <w:i/>
           <w:iCs/>
         </w:rPr>
-        <w:t xml:space="preserve">”</w:t>
+        <w:t xml:space="preserve">(</w:t>
+      </w:r>
+      <w:r>
+        <w:t xml:space="preserve">neqṭūl</w:t>
       </w:r>
       <w:r>
         <w:rPr>
           <w:i/>
           <w:iCs/>
         </w:rPr>
-        <w:t xml:space="preserve"> </w:t>
+        <w:t xml:space="preserve">) and</w:t>
       </w:r>
       <w:r>
         <w:rPr>
           <w:i/>
           <w:iCs/>
         </w:rPr>
-        <w:t xml:space="preserve">(</w:t>
-      </w:r>
-      <w:r>
-        <w:t xml:space="preserve">neqṭūl</w:t>
+        <w:t xml:space="preserve"> </w:t>
       </w:r>
       <w:r>
         <w:rPr>
           <w:i/>
           <w:iCs/>
         </w:rPr>
-        <w:t xml:space="preserve">) and</w:t>
-      </w:r>
-      <w:r>
-        <w:rPr>
-          <w:i/>
-          <w:iCs/>
-        </w:rPr>
-        <w:t xml:space="preserve"> </w:t>
-      </w:r>
-      <w:r>
-        <w:rPr>
-          <w:i/>
-          <w:iCs/>
-        </w:rPr>
-        <w:t xml:space="preserve">“</w:t>
-      </w:r>
-      <w:r>
-        <w:rPr>
-          <w:i/>
-          <w:iCs/>
-        </w:rPr>
-        <w:t xml:space="preserve">We will kill</w:t>
-      </w:r>
-      <w:r>
-        <w:rPr>
-          <w:i/>
-          <w:iCs/>
-        </w:rPr>
-        <w:t xml:space="preserve">”</w:t>
+        <w:t xml:space="preserve">“We will kill”</w:t>
       </w:r>
       <w:r>
         <w:rPr>
@@ -2174,7 +2127,6 @@
       <w:tblPr>
         <w:tblStyle w:val="Table"/>
         <w:tblW w:type="auto" w:w="0"/>
-        <w:jc w:val="left"/>
         <w:tblLook w:firstRow="1" w:lastRow="0" w:firstColumn="0" w:lastColumn="0" w:noHBand="0" w:noVBand="0" w:val="0020"/>
       </w:tblPr>
       <w:tblGrid>
@@ -2573,7 +2525,6 @@
       <w:tblPr>
         <w:tblStyle w:val="Table"/>
         <w:tblW w:type="auto" w:w="0"/>
-        <w:jc w:val="left"/>
         <w:tblLook w:firstRow="1" w:lastRow="0" w:firstColumn="0" w:lastColumn="0" w:noHBand="0" w:noVBand="0" w:val="0020"/>
       </w:tblPr>
       <w:tblGrid>
@@ -2827,7 +2778,6 @@
       <w:tblPr>
         <w:tblStyle w:val="Table"/>
         <w:tblW w:type="pct" w:w="5000"/>
-        <w:jc w:val="left"/>
         <w:tblLayout w:type="fixed"/>
         <w:tblLook w:firstRow="1" w:lastRow="0" w:firstColumn="0" w:lastColumn="0" w:noHBand="0" w:noVBand="0" w:val="0020"/>
       </w:tblPr>
@@ -2975,7 +2925,6 @@
       <w:tblPr>
         <w:tblStyle w:val="Table"/>
         <w:tblW w:type="pct" w:w="5000"/>
-        <w:jc w:val="left"/>
         <w:tblLayout w:type="fixed"/>
         <w:tblLook w:firstRow="1" w:lastRow="0" w:firstColumn="0" w:lastColumn="0" w:noHBand="0" w:noVBand="0" w:val="0020"/>
       </w:tblPr>
@@ -3809,13 +3758,7 @@
         <w:t xml:space="preserve"> </w:t>
       </w:r>
       <w:r>
-        <w:t xml:space="preserve">‘</w:t>
-      </w:r>
-      <w:r>
-        <w:t xml:space="preserve">do/make</w:t>
-      </w:r>
-      <w:r>
-        <w:t xml:space="preserve">’</w:t>
+        <w:t xml:space="preserve">‘do/make’</w:t>
       </w:r>
       <w:r>
         <w:t xml:space="preserve"> </w:t>
@@ -3827,13 +3770,7 @@
         <w:t xml:space="preserve"> </w:t>
       </w:r>
       <w:r>
-        <w:t xml:space="preserve">“</w:t>
-      </w:r>
-      <w:r>
-        <w:t xml:space="preserve">in order that I might do</w:t>
-      </w:r>
-      <w:r>
-        <w:t xml:space="preserve">”</w:t>
+        <w:t xml:space="preserve">“in order that I might do”</w:t>
       </w:r>
       <w:r>
         <w:t xml:space="preserve">) bīšā (evil) lāḵ (to-you)!</w:t>
@@ -3848,13 +3785,7 @@
         <w:t xml:space="preserve"> </w:t>
       </w:r>
       <w:r>
-        <w:t xml:space="preserve">“</w:t>
-      </w:r>
-      <w:r>
-        <w:t xml:space="preserve">I am rendering judgment, that I might do evil to you!</w:t>
-      </w:r>
-      <w:r>
-        <w:t xml:space="preserve">”</w:t>
+        <w:t xml:space="preserve">“I am rendering judgment, that I might do evil to you!”</w:t>
       </w:r>
       <w:r>
         <w:t xml:space="preserve"> </w:t>
@@ -3908,13 +3839,7 @@
         <w:t xml:space="preserve"> </w:t>
       </w:r>
       <w:r>
-        <w:t xml:space="preserve">“</w:t>
-      </w:r>
-      <w:r>
-        <w:t xml:space="preserve">If you do not leave my land, they will kill you in the day of judgment!</w:t>
-      </w:r>
-      <w:r>
-        <w:t xml:space="preserve">”</w:t>
+        <w:t xml:space="preserve">“If you do not leave my land, they will kill you in the day of judgment!”</w:t>
       </w:r>
     </w:p>
     <w:p>
@@ -3958,13 +3883,7 @@
         <w:t xml:space="preserve"> </w:t>
       </w:r>
       <w:r>
-        <w:t xml:space="preserve">“</w:t>
-      </w:r>
-      <w:r>
-        <w:t xml:space="preserve">I will not fear.</w:t>
-      </w:r>
-      <w:r>
-        <w:t xml:space="preserve">”</w:t>
+        <w:t xml:space="preserve">“I will not fear.”</w:t>
       </w:r>
     </w:p>
     <w:p>
@@ -4008,13 +3927,7 @@
         <w:t xml:space="preserve"> </w:t>
       </w:r>
       <w:r>
-        <w:t xml:space="preserve">“</w:t>
-      </w:r>
-      <w:r>
-        <w:t xml:space="preserve">I came in order to speak the word of God to the world.</w:t>
-      </w:r>
-      <w:r>
-        <w:t xml:space="preserve">”</w:t>
+        <w:t xml:space="preserve">“I came in order to speak the word of God to the world.”</w:t>
       </w:r>
     </w:p>
     <w:p>
@@ -4825,13 +4738,7 @@
         <w:t xml:space="preserve">If Yukhannan does not leave his land (</w:t>
       </w:r>
       <w:r>
-        <w:t xml:space="preserve">“</w:t>
-      </w:r>
-      <w:r>
-        <w:t xml:space="preserve">my land</w:t>
-      </w:r>
-      <w:r>
-        <w:t xml:space="preserve">”</w:t>
+        <w:t xml:space="preserve">“my land”</w:t>
       </w:r>
       <w:r>
         <w:t xml:space="preserve">).</w:t>
@@ -4882,7 +4789,6 @@
       <w:tblPr>
         <w:tblStyle w:val="Table"/>
         <w:tblW w:type="auto" w:w="0"/>
-        <w:jc w:val="left"/>
         <w:tblLook w:firstRow="1" w:lastRow="0" w:firstColumn="0" w:lastColumn="0" w:noHBand="0" w:noVBand="0" w:val="0020"/>
       </w:tblPr>
       <w:tblGrid>
@@ -5244,14 +5150,13 @@
         <w:pStyle w:val="FirstParagraph"/>
       </w:pPr>
       <w:r>
-        <w:t xml:space="preserve">The following high-frequency words round out this lesson’s vocabulary to 30 terms.</w:t>
+        <w:t xml:space="preserve">The following high-frequency words round out this lesson’s vocabulary to 20 terms.</w:t>
       </w:r>
     </w:p>
     <w:tbl>
       <w:tblPr>
         <w:tblStyle w:val="Table"/>
         <w:tblW w:type="auto" w:w="0"/>
-        <w:jc w:val="left"/>
         <w:tblLook w:firstRow="1" w:lastRow="0" w:firstColumn="0" w:lastColumn="0" w:noHBand="0" w:noVBand="0" w:val="0020"/>
       </w:tblPr>
       <w:tblGrid>
@@ -5322,1306 +5227,6 @@
               <w:jc w:val="left"/>
             </w:pPr>
             <w:r>
-              <w:t xml:space="preserve">ܩܪܝܬܐ</w:t>
-            </w:r>
-          </w:p>
-        </w:tc>
-        <w:tc>
-          <w:tcPr/>
-          <w:p>
-            <w:pPr>
-              <w:pStyle w:val="Compact"/>
-              <w:jc w:val="left"/>
-            </w:pPr>
-            <w:r>
-              <w:t xml:space="preserve">qrītā</w:t>
-            </w:r>
-          </w:p>
-        </w:tc>
-        <w:tc>
-          <w:tcPr/>
-          <w:p>
-            <w:pPr>
-              <w:pStyle w:val="Compact"/>
-              <w:jc w:val="left"/>
-            </w:pPr>
-            <w:r>
-              <w:t xml:space="preserve">f</w:t>
-            </w:r>
-          </w:p>
-        </w:tc>
-        <w:tc>
-          <w:tcPr/>
-          <w:p>
-            <w:pPr>
-              <w:pStyle w:val="Compact"/>
-              <w:jc w:val="left"/>
-            </w:pPr>
-            <w:r>
-              <w:t xml:space="preserve">village</w:t>
-            </w:r>
-          </w:p>
-        </w:tc>
-      </w:tr>
-      <w:tr>
-        <w:tc>
-          <w:tcPr/>
-          <w:p>
-            <w:pPr>
-              <w:pStyle w:val="Compact"/>
-              <w:jc w:val="left"/>
-            </w:pPr>
-            <w:r>
-              <w:t xml:space="preserve">ܠܫܢܐ</w:t>
-            </w:r>
-          </w:p>
-        </w:tc>
-        <w:tc>
-          <w:tcPr/>
-          <w:p>
-            <w:pPr>
-              <w:pStyle w:val="Compact"/>
-              <w:jc w:val="left"/>
-            </w:pPr>
-            <w:r>
-              <w:t xml:space="preserve">leššānā</w:t>
-            </w:r>
-          </w:p>
-        </w:tc>
-        <w:tc>
-          <w:tcPr/>
-          <w:p>
-            <w:pPr>
-              <w:pStyle w:val="Compact"/>
-              <w:jc w:val="left"/>
-            </w:pPr>
-            <w:r>
-              <w:t xml:space="preserve">m</w:t>
-            </w:r>
-          </w:p>
-        </w:tc>
-        <w:tc>
-          <w:tcPr/>
-          <w:p>
-            <w:pPr>
-              <w:pStyle w:val="Compact"/>
-              <w:jc w:val="left"/>
-            </w:pPr>
-            <w:r>
-              <w:t xml:space="preserve">tongue, language</w:t>
-            </w:r>
-          </w:p>
-        </w:tc>
-      </w:tr>
-      <w:tr>
-        <w:tc>
-          <w:tcPr/>
-          <w:p>
-            <w:pPr>
-              <w:pStyle w:val="Compact"/>
-              <w:jc w:val="left"/>
-            </w:pPr>
-            <w:r>
-              <w:t xml:space="preserve">ܓܪܡܐ</w:t>
-            </w:r>
-          </w:p>
-        </w:tc>
-        <w:tc>
-          <w:tcPr/>
-          <w:p>
-            <w:pPr>
-              <w:pStyle w:val="Compact"/>
-              <w:jc w:val="left"/>
-            </w:pPr>
-            <w:r>
-              <w:t xml:space="preserve">garmā</w:t>
-            </w:r>
-          </w:p>
-        </w:tc>
-        <w:tc>
-          <w:tcPr/>
-          <w:p>
-            <w:pPr>
-              <w:pStyle w:val="Compact"/>
-              <w:jc w:val="left"/>
-            </w:pPr>
-            <w:r>
-              <w:t xml:space="preserve">m</w:t>
-            </w:r>
-          </w:p>
-        </w:tc>
-        <w:tc>
-          <w:tcPr/>
-          <w:p>
-            <w:pPr>
-              <w:pStyle w:val="Compact"/>
-              <w:jc w:val="left"/>
-            </w:pPr>
-            <w:r>
-              <w:t xml:space="preserve">bone</w:t>
-            </w:r>
-          </w:p>
-        </w:tc>
-      </w:tr>
-      <w:tr>
-        <w:tc>
-          <w:tcPr/>
-          <w:p>
-            <w:pPr>
-              <w:pStyle w:val="Compact"/>
-              <w:jc w:val="left"/>
-            </w:pPr>
-            <w:r>
-              <w:t xml:space="preserve">ܟܐܦܐ</w:t>
-            </w:r>
-          </w:p>
-        </w:tc>
-        <w:tc>
-          <w:tcPr/>
-          <w:p>
-            <w:pPr>
-              <w:pStyle w:val="Compact"/>
-              <w:jc w:val="left"/>
-            </w:pPr>
-            <w:r>
-              <w:t xml:space="preserve">kēpā</w:t>
-            </w:r>
-          </w:p>
-        </w:tc>
-        <w:tc>
-          <w:tcPr/>
-          <w:p>
-            <w:pPr>
-              <w:pStyle w:val="Compact"/>
-              <w:jc w:val="left"/>
-            </w:pPr>
-            <w:r>
-              <w:t xml:space="preserve">f</w:t>
-            </w:r>
-          </w:p>
-        </w:tc>
-        <w:tc>
-          <w:tcPr/>
-          <w:p>
-            <w:pPr>
-              <w:pStyle w:val="Compact"/>
-              <w:jc w:val="left"/>
-            </w:pPr>
-            <w:r>
-              <w:t xml:space="preserve">stone, rock</w:t>
-            </w:r>
-          </w:p>
-        </w:tc>
-      </w:tr>
-      <w:tr>
-        <w:tc>
-          <w:tcPr/>
-          <w:p>
-            <w:pPr>
-              <w:pStyle w:val="Compact"/>
-              <w:jc w:val="left"/>
-            </w:pPr>
-            <w:r>
-              <w:t xml:space="preserve">ܢܘܢܐ</w:t>
-            </w:r>
-          </w:p>
-        </w:tc>
-        <w:tc>
-          <w:tcPr/>
-          <w:p>
-            <w:pPr>
-              <w:pStyle w:val="Compact"/>
-              <w:jc w:val="left"/>
-            </w:pPr>
-            <w:r>
-              <w:t xml:space="preserve">nūnā</w:t>
-            </w:r>
-          </w:p>
-        </w:tc>
-        <w:tc>
-          <w:tcPr/>
-          <w:p>
-            <w:pPr>
-              <w:pStyle w:val="Compact"/>
-              <w:jc w:val="left"/>
-            </w:pPr>
-            <w:r>
-              <w:t xml:space="preserve">m</w:t>
-            </w:r>
-          </w:p>
-        </w:tc>
-        <w:tc>
-          <w:tcPr/>
-          <w:p>
-            <w:pPr>
-              <w:pStyle w:val="Compact"/>
-              <w:jc w:val="left"/>
-            </w:pPr>
-            <w:r>
-              <w:t xml:space="preserve">fish</w:t>
-            </w:r>
-          </w:p>
-        </w:tc>
-      </w:tr>
-      <w:tr>
-        <w:tc>
-          <w:tcPr/>
-          <w:p>
-            <w:pPr>
-              <w:pStyle w:val="Compact"/>
-              <w:jc w:val="left"/>
-            </w:pPr>
-            <w:r>
-              <w:t xml:space="preserve">ܡܕܝܢܬܐ</w:t>
-            </w:r>
-          </w:p>
-        </w:tc>
-        <w:tc>
-          <w:tcPr/>
-          <w:p>
-            <w:pPr>
-              <w:pStyle w:val="Compact"/>
-              <w:jc w:val="left"/>
-            </w:pPr>
-            <w:r>
-              <w:t xml:space="preserve">mdīttā</w:t>
-            </w:r>
-          </w:p>
-        </w:tc>
-        <w:tc>
-          <w:tcPr/>
-          <w:p>
-            <w:pPr>
-              <w:pStyle w:val="Compact"/>
-              <w:jc w:val="left"/>
-            </w:pPr>
-            <w:r>
-              <w:t xml:space="preserve">f</w:t>
-            </w:r>
-          </w:p>
-        </w:tc>
-        <w:tc>
-          <w:tcPr/>
-          <w:p>
-            <w:pPr>
-              <w:pStyle w:val="Compact"/>
-              <w:jc w:val="left"/>
-            </w:pPr>
-            <w:r>
-              <w:t xml:space="preserve">city</w:t>
-            </w:r>
-          </w:p>
-        </w:tc>
-      </w:tr>
-      <w:tr>
-        <w:tc>
-          <w:tcPr/>
-          <w:p>
-            <w:pPr>
-              <w:pStyle w:val="Compact"/>
-              <w:jc w:val="left"/>
-            </w:pPr>
-            <w:r>
-              <w:t xml:space="preserve">ܫܡܫܐ</w:t>
-            </w:r>
-          </w:p>
-        </w:tc>
-        <w:tc>
-          <w:tcPr/>
-          <w:p>
-            <w:pPr>
-              <w:pStyle w:val="Compact"/>
-              <w:jc w:val="left"/>
-            </w:pPr>
-            <w:r>
-              <w:t xml:space="preserve">šemšā</w:t>
-            </w:r>
-          </w:p>
-        </w:tc>
-        <w:tc>
-          <w:tcPr/>
-          <w:p>
-            <w:pPr>
-              <w:pStyle w:val="Compact"/>
-              <w:jc w:val="left"/>
-            </w:pPr>
-            <w:r>
-              <w:t xml:space="preserve">m</w:t>
-            </w:r>
-          </w:p>
-        </w:tc>
-        <w:tc>
-          <w:tcPr/>
-          <w:p>
-            <w:pPr>
-              <w:pStyle w:val="Compact"/>
-              <w:jc w:val="left"/>
-            </w:pPr>
-            <w:r>
-              <w:t xml:space="preserve">sun</w:t>
-            </w:r>
-          </w:p>
-        </w:tc>
-      </w:tr>
-      <w:tr>
-        <w:tc>
-          <w:tcPr/>
-          <w:p>
-            <w:pPr>
-              <w:pStyle w:val="Compact"/>
-              <w:jc w:val="left"/>
-            </w:pPr>
-            <w:r>
-              <w:t xml:space="preserve">ܬܪܥܐ</w:t>
-            </w:r>
-          </w:p>
-        </w:tc>
-        <w:tc>
-          <w:tcPr/>
-          <w:p>
-            <w:pPr>
-              <w:pStyle w:val="Compact"/>
-              <w:jc w:val="left"/>
-            </w:pPr>
-            <w:r>
-              <w:t xml:space="preserve">tarʿā</w:t>
-            </w:r>
-          </w:p>
-        </w:tc>
-        <w:tc>
-          <w:tcPr/>
-          <w:p>
-            <w:pPr>
-              <w:pStyle w:val="Compact"/>
-              <w:jc w:val="left"/>
-            </w:pPr>
-            <w:r>
-              <w:t xml:space="preserve">m</w:t>
-            </w:r>
-          </w:p>
-        </w:tc>
-        <w:tc>
-          <w:tcPr/>
-          <w:p>
-            <w:pPr>
-              <w:pStyle w:val="Compact"/>
-              <w:jc w:val="left"/>
-            </w:pPr>
-            <w:r>
-              <w:t xml:space="preserve">door, gate</w:t>
-            </w:r>
-          </w:p>
-        </w:tc>
-      </w:tr>
-      <w:tr>
-        <w:tc>
-          <w:tcPr/>
-          <w:p>
-            <w:pPr>
-              <w:pStyle w:val="Compact"/>
-              <w:jc w:val="left"/>
-            </w:pPr>
-            <w:r>
-              <w:t xml:space="preserve">ܡܫܚܐ</w:t>
-            </w:r>
-          </w:p>
-        </w:tc>
-        <w:tc>
-          <w:tcPr/>
-          <w:p>
-            <w:pPr>
-              <w:pStyle w:val="Compact"/>
-              <w:jc w:val="left"/>
-            </w:pPr>
-            <w:r>
-              <w:t xml:space="preserve">mešḥā</w:t>
-            </w:r>
-          </w:p>
-        </w:tc>
-        <w:tc>
-          <w:tcPr/>
-          <w:p>
-            <w:pPr>
-              <w:pStyle w:val="Compact"/>
-              <w:jc w:val="left"/>
-            </w:pPr>
-            <w:r>
-              <w:t xml:space="preserve">m</w:t>
-            </w:r>
-          </w:p>
-        </w:tc>
-        <w:tc>
-          <w:tcPr/>
-          <w:p>
-            <w:pPr>
-              <w:pStyle w:val="Compact"/>
-              <w:jc w:val="left"/>
-            </w:pPr>
-            <w:r>
-              <w:t xml:space="preserve">oil</w:t>
-            </w:r>
-          </w:p>
-        </w:tc>
-      </w:tr>
-      <w:tr>
-        <w:tc>
-          <w:tcPr/>
-          <w:p>
-            <w:pPr>
-              <w:pStyle w:val="Compact"/>
-              <w:jc w:val="left"/>
-            </w:pPr>
-            <w:r>
-              <w:t xml:space="preserve">ܚܝܠܐ</w:t>
-            </w:r>
-          </w:p>
-        </w:tc>
-        <w:tc>
-          <w:tcPr/>
-          <w:p>
-            <w:pPr>
-              <w:pStyle w:val="Compact"/>
-              <w:jc w:val="left"/>
-            </w:pPr>
-            <w:r>
-              <w:t xml:space="preserve">ḥaylā</w:t>
-            </w:r>
-          </w:p>
-        </w:tc>
-        <w:tc>
-          <w:tcPr/>
-          <w:p>
-            <w:pPr>
-              <w:pStyle w:val="Compact"/>
-              <w:jc w:val="left"/>
-            </w:pPr>
-            <w:r>
-              <w:t xml:space="preserve">m</w:t>
-            </w:r>
-          </w:p>
-        </w:tc>
-        <w:tc>
-          <w:tcPr/>
-          <w:p>
-            <w:pPr>
-              <w:pStyle w:val="Compact"/>
-              <w:jc w:val="left"/>
-            </w:pPr>
-            <w:r>
-              <w:t xml:space="preserve">power, army</w:t>
-            </w:r>
-          </w:p>
-        </w:tc>
-      </w:tr>
-      <w:tr>
-        <w:tc>
-          <w:tcPr/>
-          <w:p>
-            <w:pPr>
-              <w:pStyle w:val="Compact"/>
-              <w:jc w:val="left"/>
-            </w:pPr>
-            <w:r>
-              <w:t xml:space="preserve">ܐܕܢܐ</w:t>
-            </w:r>
-          </w:p>
-        </w:tc>
-        <w:tc>
-          <w:tcPr/>
-          <w:p>
-            <w:pPr>
-              <w:pStyle w:val="Compact"/>
-              <w:jc w:val="left"/>
-            </w:pPr>
-            <w:r>
-              <w:t xml:space="preserve">ʾednā</w:t>
-            </w:r>
-          </w:p>
-        </w:tc>
-        <w:tc>
-          <w:tcPr/>
-          <w:p>
-            <w:pPr>
-              <w:pStyle w:val="Compact"/>
-              <w:jc w:val="left"/>
-            </w:pPr>
-            <w:r>
-              <w:t xml:space="preserve">f</w:t>
-            </w:r>
-          </w:p>
-        </w:tc>
-        <w:tc>
-          <w:tcPr/>
-          <w:p>
-            <w:pPr>
-              <w:pStyle w:val="Compact"/>
-              <w:jc w:val="left"/>
-            </w:pPr>
-            <w:r>
-              <w:t xml:space="preserve">ear</w:t>
-            </w:r>
-          </w:p>
-        </w:tc>
-      </w:tr>
-      <w:tr>
-        <w:tc>
-          <w:tcPr/>
-          <w:p>
-            <w:pPr>
-              <w:pStyle w:val="Compact"/>
-              <w:jc w:val="left"/>
-            </w:pPr>
-            <w:r>
-              <w:t xml:space="preserve">ܩܝܣܐ</w:t>
-            </w:r>
-          </w:p>
-        </w:tc>
-        <w:tc>
-          <w:tcPr/>
-          <w:p>
-            <w:pPr>
-              <w:pStyle w:val="Compact"/>
-              <w:jc w:val="left"/>
-            </w:pPr>
-            <w:r>
-              <w:t xml:space="preserve">qaysā</w:t>
-            </w:r>
-          </w:p>
-        </w:tc>
-        <w:tc>
-          <w:tcPr/>
-          <w:p>
-            <w:pPr>
-              <w:pStyle w:val="Compact"/>
-              <w:jc w:val="left"/>
-            </w:pPr>
-            <w:r>
-              <w:t xml:space="preserve">m</w:t>
-            </w:r>
-          </w:p>
-        </w:tc>
-        <w:tc>
-          <w:tcPr/>
-          <w:p>
-            <w:pPr>
-              <w:pStyle w:val="Compact"/>
-              <w:jc w:val="left"/>
-            </w:pPr>
-            <w:r>
-              <w:t xml:space="preserve">wood, tree</w:t>
-            </w:r>
-          </w:p>
-        </w:tc>
-      </w:tr>
-      <w:tr>
-        <w:tc>
-          <w:tcPr/>
-          <w:p>
-            <w:pPr>
-              <w:pStyle w:val="Compact"/>
-              <w:jc w:val="left"/>
-            </w:pPr>
-            <w:r>
-              <w:t xml:space="preserve">ܢܗܪܐ</w:t>
-            </w:r>
-          </w:p>
-        </w:tc>
-        <w:tc>
-          <w:tcPr/>
-          <w:p>
-            <w:pPr>
-              <w:pStyle w:val="Compact"/>
-              <w:jc w:val="left"/>
-            </w:pPr>
-            <w:r>
-              <w:t xml:space="preserve">nahrā</w:t>
-            </w:r>
-          </w:p>
-        </w:tc>
-        <w:tc>
-          <w:tcPr/>
-          <w:p>
-            <w:pPr>
-              <w:pStyle w:val="Compact"/>
-              <w:jc w:val="left"/>
-            </w:pPr>
-            <w:r>
-              <w:t xml:space="preserve">m</w:t>
-            </w:r>
-          </w:p>
-        </w:tc>
-        <w:tc>
-          <w:tcPr/>
-          <w:p>
-            <w:pPr>
-              <w:pStyle w:val="Compact"/>
-              <w:jc w:val="left"/>
-            </w:pPr>
-            <w:r>
-              <w:t xml:space="preserve">river</w:t>
-            </w:r>
-          </w:p>
-        </w:tc>
-      </w:tr>
-      <w:tr>
-        <w:tc>
-          <w:tcPr/>
-          <w:p>
-            <w:pPr>
-              <w:pStyle w:val="Compact"/>
-              <w:jc w:val="left"/>
-            </w:pPr>
-            <w:r>
-              <w:t xml:space="preserve">ܣܒܪܐ</w:t>
-            </w:r>
-          </w:p>
-        </w:tc>
-        <w:tc>
-          <w:tcPr/>
-          <w:p>
-            <w:pPr>
-              <w:pStyle w:val="Compact"/>
-              <w:jc w:val="left"/>
-            </w:pPr>
-            <w:r>
-              <w:t xml:space="preserve">sabrā</w:t>
-            </w:r>
-          </w:p>
-        </w:tc>
-        <w:tc>
-          <w:tcPr/>
-          <w:p>
-            <w:pPr>
-              <w:pStyle w:val="Compact"/>
-              <w:jc w:val="left"/>
-            </w:pPr>
-            <w:r>
-              <w:t xml:space="preserve">m</w:t>
-            </w:r>
-          </w:p>
-        </w:tc>
-        <w:tc>
-          <w:tcPr/>
-          <w:p>
-            <w:pPr>
-              <w:pStyle w:val="Compact"/>
-              <w:jc w:val="left"/>
-            </w:pPr>
-            <w:r>
-              <w:t xml:space="preserve">hope</w:t>
-            </w:r>
-          </w:p>
-        </w:tc>
-      </w:tr>
-      <w:tr>
-        <w:tc>
-          <w:tcPr/>
-          <w:p>
-            <w:pPr>
-              <w:pStyle w:val="Compact"/>
-              <w:jc w:val="left"/>
-            </w:pPr>
-            <w:r>
-              <w:t xml:space="preserve">ܣܗܪܐ</w:t>
-            </w:r>
-          </w:p>
-        </w:tc>
-        <w:tc>
-          <w:tcPr/>
-          <w:p>
-            <w:pPr>
-              <w:pStyle w:val="Compact"/>
-              <w:jc w:val="left"/>
-            </w:pPr>
-            <w:r>
-              <w:t xml:space="preserve">sahrā</w:t>
-            </w:r>
-          </w:p>
-        </w:tc>
-        <w:tc>
-          <w:tcPr/>
-          <w:p>
-            <w:pPr>
-              <w:pStyle w:val="Compact"/>
-              <w:jc w:val="left"/>
-            </w:pPr>
-            <w:r>
-              <w:t xml:space="preserve">m</w:t>
-            </w:r>
-          </w:p>
-        </w:tc>
-        <w:tc>
-          <w:tcPr/>
-          <w:p>
-            <w:pPr>
-              <w:pStyle w:val="Compact"/>
-              <w:jc w:val="left"/>
-            </w:pPr>
-            <w:r>
-              <w:t xml:space="preserve">moon</w:t>
-            </w:r>
-          </w:p>
-        </w:tc>
-      </w:tr>
-      <w:tr>
-        <w:tc>
-          <w:tcPr/>
-          <w:p>
-            <w:pPr>
-              <w:pStyle w:val="Compact"/>
-              <w:jc w:val="left"/>
-            </w:pPr>
-            <w:r>
-              <w:t xml:space="preserve">ܪܓܠܐ</w:t>
-            </w:r>
-          </w:p>
-        </w:tc>
-        <w:tc>
-          <w:tcPr/>
-          <w:p>
-            <w:pPr>
-              <w:pStyle w:val="Compact"/>
-              <w:jc w:val="left"/>
-            </w:pPr>
-            <w:r>
-              <w:t xml:space="preserve">reglā</w:t>
-            </w:r>
-          </w:p>
-        </w:tc>
-        <w:tc>
-          <w:tcPr/>
-          <w:p>
-            <w:pPr>
-              <w:pStyle w:val="Compact"/>
-              <w:jc w:val="left"/>
-            </w:pPr>
-            <w:r>
-              <w:t xml:space="preserve">f</w:t>
-            </w:r>
-          </w:p>
-        </w:tc>
-        <w:tc>
-          <w:tcPr/>
-          <w:p>
-            <w:pPr>
-              <w:pStyle w:val="Compact"/>
-              <w:jc w:val="left"/>
-            </w:pPr>
-            <w:r>
-              <w:t xml:space="preserve">foot</w:t>
-            </w:r>
-          </w:p>
-        </w:tc>
-      </w:tr>
-      <w:tr>
-        <w:tc>
-          <w:tcPr/>
-          <w:p>
-            <w:pPr>
-              <w:pStyle w:val="Compact"/>
-              <w:jc w:val="left"/>
-            </w:pPr>
-            <w:r>
-              <w:t xml:space="preserve">ܫܠܡܐ</w:t>
-            </w:r>
-          </w:p>
-        </w:tc>
-        <w:tc>
-          <w:tcPr/>
-          <w:p>
-            <w:pPr>
-              <w:pStyle w:val="Compact"/>
-              <w:jc w:val="left"/>
-            </w:pPr>
-            <w:r>
-              <w:t xml:space="preserve">šlāmā</w:t>
-            </w:r>
-          </w:p>
-        </w:tc>
-        <w:tc>
-          <w:tcPr/>
-          <w:p>
-            <w:pPr>
-              <w:pStyle w:val="Compact"/>
-              <w:jc w:val="left"/>
-            </w:pPr>
-            <w:r>
-              <w:t xml:space="preserve">m</w:t>
-            </w:r>
-          </w:p>
-        </w:tc>
-        <w:tc>
-          <w:tcPr/>
-          <w:p>
-            <w:pPr>
-              <w:pStyle w:val="Compact"/>
-              <w:jc w:val="left"/>
-            </w:pPr>
-            <w:r>
-              <w:t xml:space="preserve">peace</w:t>
-            </w:r>
-          </w:p>
-        </w:tc>
-      </w:tr>
-      <w:tr>
-        <w:tc>
-          <w:tcPr/>
-          <w:p>
-            <w:pPr>
-              <w:pStyle w:val="Compact"/>
-              <w:jc w:val="left"/>
-            </w:pPr>
-            <w:r>
-              <w:t xml:space="preserve">ܐܬܪܐ</w:t>
-            </w:r>
-          </w:p>
-        </w:tc>
-        <w:tc>
-          <w:tcPr/>
-          <w:p>
-            <w:pPr>
-              <w:pStyle w:val="Compact"/>
-              <w:jc w:val="left"/>
-            </w:pPr>
-            <w:r>
-              <w:t xml:space="preserve">ʾatrā</w:t>
-            </w:r>
-          </w:p>
-        </w:tc>
-        <w:tc>
-          <w:tcPr/>
-          <w:p>
-            <w:pPr>
-              <w:pStyle w:val="Compact"/>
-              <w:jc w:val="left"/>
-            </w:pPr>
-            <w:r>
-              <w:t xml:space="preserve">m</w:t>
-            </w:r>
-          </w:p>
-        </w:tc>
-        <w:tc>
-          <w:tcPr/>
-          <w:p>
-            <w:pPr>
-              <w:pStyle w:val="Compact"/>
-              <w:jc w:val="left"/>
-            </w:pPr>
-            <w:r>
-              <w:t xml:space="preserve">place, country</w:t>
-            </w:r>
-          </w:p>
-        </w:tc>
-      </w:tr>
-      <w:tr>
-        <w:tc>
-          <w:tcPr/>
-          <w:p>
-            <w:pPr>
-              <w:pStyle w:val="Compact"/>
-              <w:jc w:val="left"/>
-            </w:pPr>
-            <w:r>
-              <w:t xml:space="preserve">ܣܗܕܐ</w:t>
-            </w:r>
-          </w:p>
-        </w:tc>
-        <w:tc>
-          <w:tcPr/>
-          <w:p>
-            <w:pPr>
-              <w:pStyle w:val="Compact"/>
-              <w:jc w:val="left"/>
-            </w:pPr>
-            <w:r>
-              <w:t xml:space="preserve">sāhdā</w:t>
-            </w:r>
-          </w:p>
-        </w:tc>
-        <w:tc>
-          <w:tcPr/>
-          <w:p>
-            <w:pPr>
-              <w:pStyle w:val="Compact"/>
-              <w:jc w:val="left"/>
-            </w:pPr>
-            <w:r>
-              <w:t xml:space="preserve">m</w:t>
-            </w:r>
-          </w:p>
-        </w:tc>
-        <w:tc>
-          <w:tcPr/>
-          <w:p>
-            <w:pPr>
-              <w:pStyle w:val="Compact"/>
-              <w:jc w:val="left"/>
-            </w:pPr>
-            <w:r>
-              <w:t xml:space="preserve">witness, martyr</w:t>
-            </w:r>
-          </w:p>
-        </w:tc>
-      </w:tr>
-      <w:tr>
-        <w:tc>
-          <w:tcPr/>
-          <w:p>
-            <w:pPr>
-              <w:pStyle w:val="Compact"/>
-              <w:jc w:val="left"/>
-            </w:pPr>
-            <w:r>
-              <w:t xml:space="preserve">ܒܣܪܐ</w:t>
-            </w:r>
-          </w:p>
-        </w:tc>
-        <w:tc>
-          <w:tcPr/>
-          <w:p>
-            <w:pPr>
-              <w:pStyle w:val="Compact"/>
-              <w:jc w:val="left"/>
-            </w:pPr>
-            <w:r>
-              <w:t xml:space="preserve">besrā</w:t>
-            </w:r>
-          </w:p>
-        </w:tc>
-        <w:tc>
-          <w:tcPr/>
-          <w:p>
-            <w:pPr>
-              <w:pStyle w:val="Compact"/>
-              <w:jc w:val="left"/>
-            </w:pPr>
-            <w:r>
-              <w:t xml:space="preserve">m</w:t>
-            </w:r>
-          </w:p>
-        </w:tc>
-        <w:tc>
-          <w:tcPr/>
-          <w:p>
-            <w:pPr>
-              <w:pStyle w:val="Compact"/>
-              <w:jc w:val="left"/>
-            </w:pPr>
-            <w:r>
-              <w:t xml:space="preserve">flesh</w:t>
-            </w:r>
-          </w:p>
-        </w:tc>
-      </w:tr>
-      <w:tr>
-        <w:tc>
-          <w:tcPr/>
-          <w:p>
-            <w:pPr>
-              <w:pStyle w:val="Compact"/>
-              <w:jc w:val="left"/>
-            </w:pPr>
-            <w:r>
-              <w:t xml:space="preserve">ܛܝܒܘܬܐ</w:t>
-            </w:r>
-          </w:p>
-        </w:tc>
-        <w:tc>
-          <w:tcPr/>
-          <w:p>
-            <w:pPr>
-              <w:pStyle w:val="Compact"/>
-              <w:jc w:val="left"/>
-            </w:pPr>
-            <w:r>
-              <w:t xml:space="preserve">ṭaybūttā</w:t>
-            </w:r>
-          </w:p>
-        </w:tc>
-        <w:tc>
-          <w:tcPr/>
-          <w:p>
-            <w:pPr>
-              <w:pStyle w:val="Compact"/>
-              <w:jc w:val="left"/>
-            </w:pPr>
-            <w:r>
-              <w:t xml:space="preserve">f</w:t>
-            </w:r>
-          </w:p>
-        </w:tc>
-        <w:tc>
-          <w:tcPr/>
-          <w:p>
-            <w:pPr>
-              <w:pStyle w:val="Compact"/>
-              <w:jc w:val="left"/>
-            </w:pPr>
-            <w:r>
-              <w:t xml:space="preserve">grace</w:t>
-            </w:r>
-          </w:p>
-        </w:tc>
-      </w:tr>
-      <w:tr>
-        <w:tc>
-          <w:tcPr/>
-          <w:p>
-            <w:pPr>
-              <w:pStyle w:val="Compact"/>
-              <w:jc w:val="left"/>
-            </w:pPr>
-            <w:r>
-              <w:t xml:space="preserve">ܬܘܪܐ</w:t>
-            </w:r>
-          </w:p>
-        </w:tc>
-        <w:tc>
-          <w:tcPr/>
-          <w:p>
-            <w:pPr>
-              <w:pStyle w:val="Compact"/>
-              <w:jc w:val="left"/>
-            </w:pPr>
-            <w:r>
-              <w:t xml:space="preserve">tawrā</w:t>
-            </w:r>
-          </w:p>
-        </w:tc>
-        <w:tc>
-          <w:tcPr/>
-          <w:p>
-            <w:pPr>
-              <w:pStyle w:val="Compact"/>
-              <w:jc w:val="left"/>
-            </w:pPr>
-            <w:r>
-              <w:t xml:space="preserve">m</w:t>
-            </w:r>
-          </w:p>
-        </w:tc>
-        <w:tc>
-          <w:tcPr/>
-          <w:p>
-            <w:pPr>
-              <w:pStyle w:val="Compact"/>
-              <w:jc w:val="left"/>
-            </w:pPr>
-            <w:r>
-              <w:t xml:space="preserve">bull, ox</w:t>
-            </w:r>
-          </w:p>
-        </w:tc>
-      </w:tr>
-      <w:tr>
-        <w:tc>
-          <w:tcPr/>
-          <w:p>
-            <w:pPr>
-              <w:pStyle w:val="Compact"/>
-              <w:jc w:val="left"/>
-            </w:pPr>
-            <w:r>
-              <w:t xml:space="preserve">ܐܘܪܚܐ</w:t>
-            </w:r>
-          </w:p>
-        </w:tc>
-        <w:tc>
-          <w:tcPr/>
-          <w:p>
-            <w:pPr>
-              <w:pStyle w:val="Compact"/>
-              <w:jc w:val="left"/>
-            </w:pPr>
-            <w:r>
-              <w:t xml:space="preserve">ʾūrḥā</w:t>
-            </w:r>
-          </w:p>
-        </w:tc>
-        <w:tc>
-          <w:tcPr/>
-          <w:p>
-            <w:pPr>
-              <w:pStyle w:val="Compact"/>
-              <w:jc w:val="left"/>
-            </w:pPr>
-            <w:r>
-              <w:t xml:space="preserve">f</w:t>
-            </w:r>
-          </w:p>
-        </w:tc>
-        <w:tc>
-          <w:tcPr/>
-          <w:p>
-            <w:pPr>
-              <w:pStyle w:val="Compact"/>
-              <w:jc w:val="left"/>
-            </w:pPr>
-            <w:r>
-              <w:t xml:space="preserve">way, road</w:t>
-            </w:r>
-          </w:p>
-        </w:tc>
-      </w:tr>
-      <w:tr>
-        <w:tc>
-          <w:tcPr/>
-          <w:p>
-            <w:pPr>
-              <w:pStyle w:val="Compact"/>
-              <w:jc w:val="left"/>
-            </w:pPr>
-            <w:r>
-              <w:t xml:space="preserve">ܗܝܟܠܐ</w:t>
-            </w:r>
-          </w:p>
-        </w:tc>
-        <w:tc>
-          <w:tcPr/>
-          <w:p>
-            <w:pPr>
-              <w:pStyle w:val="Compact"/>
-              <w:jc w:val="left"/>
-            </w:pPr>
-            <w:r>
-              <w:t xml:space="preserve">hayklā</w:t>
-            </w:r>
-          </w:p>
-        </w:tc>
-        <w:tc>
-          <w:tcPr/>
-          <w:p>
-            <w:pPr>
-              <w:pStyle w:val="Compact"/>
-              <w:jc w:val="left"/>
-            </w:pPr>
-            <w:r>
-              <w:t xml:space="preserve">m</w:t>
-            </w:r>
-          </w:p>
-        </w:tc>
-        <w:tc>
-          <w:tcPr/>
-          <w:p>
-            <w:pPr>
-              <w:pStyle w:val="Compact"/>
-              <w:jc w:val="left"/>
-            </w:pPr>
-            <w:r>
-              <w:t xml:space="preserve">temple, palace</w:t>
-            </w:r>
-          </w:p>
-        </w:tc>
-      </w:tr>
-      <w:tr>
-        <w:tc>
-          <w:tcPr/>
-          <w:p>
-            <w:pPr>
-              <w:pStyle w:val="Compact"/>
-              <w:jc w:val="left"/>
-            </w:pPr>
-            <w:r>
-              <w:t xml:space="preserve">ܥܝܢܐ</w:t>
-            </w:r>
-          </w:p>
-        </w:tc>
-        <w:tc>
-          <w:tcPr/>
-          <w:p>
-            <w:pPr>
-              <w:pStyle w:val="Compact"/>
-              <w:jc w:val="left"/>
-            </w:pPr>
-            <w:r>
-              <w:t xml:space="preserve">ʿaynā</w:t>
-            </w:r>
-          </w:p>
-        </w:tc>
-        <w:tc>
-          <w:tcPr/>
-          <w:p>
-            <w:pPr>
-              <w:pStyle w:val="Compact"/>
-              <w:jc w:val="left"/>
-            </w:pPr>
-            <w:r>
-              <w:t xml:space="preserve">f</w:t>
-            </w:r>
-          </w:p>
-        </w:tc>
-        <w:tc>
-          <w:tcPr/>
-          <w:p>
-            <w:pPr>
-              <w:pStyle w:val="Compact"/>
-              <w:jc w:val="left"/>
-            </w:pPr>
-            <w:r>
-              <w:t xml:space="preserve">eye</w:t>
-            </w:r>
-          </w:p>
-        </w:tc>
-      </w:tr>
-      <w:tr>
-        <w:tc>
-          <w:tcPr/>
-          <w:p>
-            <w:pPr>
-              <w:pStyle w:val="Compact"/>
-              <w:jc w:val="left"/>
-            </w:pPr>
-            <w:r>
-              <w:t xml:space="preserve">ܦܘܡܐ</w:t>
-            </w:r>
-          </w:p>
-        </w:tc>
-        <w:tc>
-          <w:tcPr/>
-          <w:p>
-            <w:pPr>
-              <w:pStyle w:val="Compact"/>
-              <w:jc w:val="left"/>
-            </w:pPr>
-            <w:r>
-              <w:t xml:space="preserve">pūmā</w:t>
-            </w:r>
-          </w:p>
-        </w:tc>
-        <w:tc>
-          <w:tcPr/>
-          <w:p>
-            <w:pPr>
-              <w:pStyle w:val="Compact"/>
-              <w:jc w:val="left"/>
-            </w:pPr>
-            <w:r>
-              <w:t xml:space="preserve">m</w:t>
-            </w:r>
-          </w:p>
-        </w:tc>
-        <w:tc>
-          <w:tcPr/>
-          <w:p>
-            <w:pPr>
-              <w:pStyle w:val="Compact"/>
-              <w:jc w:val="left"/>
-            </w:pPr>
-            <w:r>
-              <w:t xml:space="preserve">mouth</w:t>
-            </w:r>
-          </w:p>
-        </w:tc>
-      </w:tr>
-      <w:tr>
-        <w:tc>
-          <w:tcPr/>
-          <w:p>
-            <w:pPr>
-              <w:pStyle w:val="Compact"/>
-              <w:jc w:val="left"/>
-            </w:pPr>
-            <w:r>
               <w:t xml:space="preserve">ܦܪܚܬܐ</w:t>
             </w:r>
           </w:p>
@@ -7617,7 +6222,11 @@
     <w:bookmarkEnd w:id="30"/>
     <w:bookmarkEnd w:id="31"/>
     <w:bookmarkEnd w:id="32"/>
-    <w:sectPr/>
+    <w:sectPr>
+      <w:footnotePr>
+        <w:numRestart w:val="eachSect"/>
+      </w:footnotePr>
+    </w:sectPr>
   </w:body>
 </w:document>
 </file>
@@ -7655,7 +6264,7 @@
       <w:lvlText w:val=" "/>
       <w:lvlJc w:val="left"/>
       <w:pPr>
-        <w:ind w:left="720" w:hanging="480"/>
+        <w:ind w:left="720" w:hanging="360"/>
       </w:pPr>
     </w:lvl>
     <w:lvl w:ilvl="1">
@@ -7663,7 +6272,7 @@
       <w:lvlText w:val=" "/>
       <w:lvlJc w:val="left"/>
       <w:pPr>
-        <w:ind w:left="1440" w:hanging="480"/>
+        <w:ind w:left="1440" w:hanging="360"/>
       </w:pPr>
     </w:lvl>
     <w:lvl w:ilvl="2">
@@ -7671,7 +6280,7 @@
       <w:lvlText w:val=" "/>
       <w:lvlJc w:val="left"/>
       <w:pPr>
-        <w:ind w:left="2160" w:hanging="480"/>
+        <w:ind w:left="2160" w:hanging="360"/>
       </w:pPr>
     </w:lvl>
     <w:lvl w:ilvl="3">
@@ -7679,7 +6288,7 @@
       <w:lvlText w:val=" "/>
       <w:lvlJc w:val="left"/>
       <w:pPr>
-        <w:ind w:left="2880" w:hanging="480"/>
+        <w:ind w:left="2880" w:hanging="360"/>
       </w:pPr>
     </w:lvl>
     <w:lvl w:ilvl="4">
@@ -7687,7 +6296,7 @@
       <w:lvlText w:val=" "/>
       <w:lvlJc w:val="left"/>
       <w:pPr>
-        <w:ind w:left="3600" w:hanging="480"/>
+        <w:ind w:left="3600" w:hanging="360"/>
       </w:pPr>
     </w:lvl>
     <w:lvl w:ilvl="5">
@@ -7695,7 +6304,7 @@
       <w:lvlText w:val=" "/>
       <w:lvlJc w:val="left"/>
       <w:pPr>
-        <w:ind w:left="4320" w:hanging="480"/>
+        <w:ind w:left="4320" w:hanging="360"/>
       </w:pPr>
     </w:lvl>
     <w:lvl w:ilvl="6">
@@ -7703,7 +6312,7 @@
       <w:lvlText w:val=" "/>
       <w:lvlJc w:val="left"/>
       <w:pPr>
-        <w:ind w:left="5040" w:hanging="480"/>
+        <w:ind w:left="5040" w:hanging="360"/>
       </w:pPr>
     </w:lvl>
     <w:lvl w:ilvl="7">
@@ -7711,7 +6320,7 @@
       <w:lvlText w:val=" "/>
       <w:lvlJc w:val="left"/>
       <w:pPr>
-        <w:ind w:left="5760" w:hanging="480"/>
+        <w:ind w:left="5760" w:hanging="360"/>
       </w:pPr>
     </w:lvl>
     <w:lvl w:ilvl="8">
@@ -7719,7 +6328,7 @@
       <w:lvlText w:val=" "/>
       <w:lvlJc w:val="left"/>
       <w:pPr>
-        <w:ind w:left="6480" w:hanging="480"/>
+        <w:ind w:left="6480" w:hanging="360"/>
       </w:pPr>
     </w:lvl>
   </w:abstractNum>
@@ -7732,7 +6341,7 @@
       <w:lvlText w:val="%1."/>
       <w:lvlJc w:val="left"/>
       <w:pPr>
-        <w:ind w:left="720" w:hanging="480"/>
+        <w:ind w:left="720" w:hanging="360"/>
       </w:pPr>
     </w:lvl>
     <w:lvl w:ilvl="1">
@@ -7741,7 +6350,7 @@
       <w:lvlText w:val="%2."/>
       <w:lvlJc w:val="left"/>
       <w:pPr>
-        <w:ind w:left="1440" w:hanging="480"/>
+        <w:ind w:left="1440" w:hanging="360"/>
       </w:pPr>
     </w:lvl>
     <w:lvl w:ilvl="2">
@@ -7750,7 +6359,7 @@
       <w:lvlText w:val="%3."/>
       <w:lvlJc w:val="left"/>
       <w:pPr>
-        <w:ind w:left="2160" w:hanging="480"/>
+        <w:ind w:left="2160" w:hanging="360"/>
       </w:pPr>
     </w:lvl>
     <w:lvl w:ilvl="3">
@@ -7759,7 +6368,7 @@
       <w:lvlText w:val="%4."/>
       <w:lvlJc w:val="left"/>
       <w:pPr>
-        <w:ind w:left="2880" w:hanging="480"/>
+        <w:ind w:left="2880" w:hanging="360"/>
       </w:pPr>
     </w:lvl>
     <w:lvl w:ilvl="4">
@@ -7768,7 +6377,7 @@
       <w:lvlText w:val="%5."/>
       <w:lvlJc w:val="left"/>
       <w:pPr>
-        <w:ind w:left="3600" w:hanging="480"/>
+        <w:ind w:left="3600" w:hanging="360"/>
       </w:pPr>
     </w:lvl>
     <w:lvl w:ilvl="5">
@@ -7777,7 +6386,7 @@
       <w:lvlText w:val="%6."/>
       <w:lvlJc w:val="left"/>
       <w:pPr>
-        <w:ind w:left="4320" w:hanging="480"/>
+        <w:ind w:left="4320" w:hanging="360"/>
       </w:pPr>
     </w:lvl>
     <w:lvl w:ilvl="6">
@@ -7786,7 +6395,7 @@
       <w:lvlText w:val="%7."/>
       <w:lvlJc w:val="left"/>
       <w:pPr>
-        <w:ind w:left="5040" w:hanging="480"/>
+        <w:ind w:left="5040" w:hanging="360"/>
       </w:pPr>
     </w:lvl>
     <w:lvl w:ilvl="7">
@@ -7795,7 +6404,7 @@
       <w:lvlText w:val="%8."/>
       <w:lvlJc w:val="left"/>
       <w:pPr>
-        <w:ind w:left="5760" w:hanging="480"/>
+        <w:ind w:left="5760" w:hanging="360"/>
       </w:pPr>
     </w:lvl>
     <w:lvl w:ilvl="8">
@@ -7804,7 +6413,7 @@
       <w:lvlText w:val="%9."/>
       <w:lvlJc w:val="left"/>
       <w:pPr>
-        <w:ind w:left="6480" w:hanging="480"/>
+        <w:ind w:left="6480" w:hanging="360"/>
       </w:pPr>
     </w:lvl>
   </w:abstractNum>
@@ -7813,75 +6422,102 @@
     <w:multiLevelType w:val="multilevel"/>
     <w:lvl w:ilvl="0">
       <w:numFmt w:val="bullet"/>
-      <w:lvlText w:val="•"/>
+      <w:lvlText w:val=""/>
       <w:lvlJc w:val="left"/>
       <w:pPr>
-        <w:ind w:left="720" w:hanging="480"/>
-      </w:pPr>
+        <w:ind w:left="720" w:hanging="360"/>
+      </w:pPr>
+      <w:rPr>
+        <w:rFonts w:ascii="Symbol" w:hAnsi="Symbol" w:cs="Symbol" w:hint="default"/>
+      </w:rPr>
     </w:lvl>
     <w:lvl w:ilvl="1">
       <w:numFmt w:val="bullet"/>
-      <w:lvlText w:val="–"/>
+      <w:lvlText w:val="o"/>
       <w:lvlJc w:val="left"/>
       <w:pPr>
-        <w:ind w:left="1440" w:hanging="480"/>
-      </w:pPr>
+        <w:ind w:left="1440" w:hanging="360"/>
+      </w:pPr>
+      <w:rPr>
+        <w:rFonts w:ascii="Courier New" w:hAnsi="Courier New" w:cs="Courier New" w:hint="default"/>
+      </w:rPr>
     </w:lvl>
     <w:lvl w:ilvl="2">
       <w:numFmt w:val="bullet"/>
-      <w:lvlText w:val="•"/>
+      <w:lvlText w:val=""/>
       <w:lvlJc w:val="left"/>
       <w:pPr>
-        <w:ind w:left="2160" w:hanging="480"/>
-      </w:pPr>
+        <w:ind w:left="2160" w:hanging="360"/>
+      </w:pPr>
+      <w:rPr>
+        <w:rFonts w:ascii="Wingdings" w:hAnsi="Wingdings" w:cs="Wingdings" w:hint="default"/>
+      </w:rPr>
     </w:lvl>
     <w:lvl w:ilvl="3">
       <w:numFmt w:val="bullet"/>
-      <w:lvlText w:val="–"/>
+      <w:lvlText w:val=""/>
       <w:lvlJc w:val="left"/>
       <w:pPr>
-        <w:ind w:left="2880" w:hanging="480"/>
-      </w:pPr>
+        <w:ind w:left="2880" w:hanging="360"/>
+      </w:pPr>
+      <w:rPr>
+        <w:rFonts w:ascii="Symbol" w:hAnsi="Symbol" w:cs="Symbol" w:hint="default"/>
+      </w:rPr>
     </w:lvl>
     <w:lvl w:ilvl="4">
       <w:numFmt w:val="bullet"/>
-      <w:lvlText w:val="•"/>
+      <w:lvlText w:val="o"/>
       <w:lvlJc w:val="left"/>
       <w:pPr>
-        <w:ind w:left="3600" w:hanging="480"/>
-      </w:pPr>
+        <w:ind w:left="3600" w:hanging="360"/>
+      </w:pPr>
+      <w:rPr>
+        <w:rFonts w:ascii="Courier New" w:hAnsi="Courier New" w:cs="Courier New" w:hint="default"/>
+      </w:rPr>
     </w:lvl>
     <w:lvl w:ilvl="5">
       <w:numFmt w:val="bullet"/>
-      <w:lvlText w:val="–"/>
+      <w:lvlText w:val=""/>
       <w:lvlJc w:val="left"/>
       <w:pPr>
-        <w:ind w:left="4320" w:hanging="480"/>
-      </w:pPr>
+        <w:ind w:left="4320" w:hanging="360"/>
+      </w:pPr>
+      <w:rPr>
+        <w:rFonts w:ascii="Wingdings" w:hAnsi="Wingdings" w:cs="Wingdings" w:hint="default"/>
+      </w:rPr>
     </w:lvl>
     <w:lvl w:ilvl="6">
       <w:numFmt w:val="bullet"/>
-      <w:lvlText w:val="•"/>
+      <w:lvlText w:val=""/>
       <w:lvlJc w:val="left"/>
       <w:pPr>
-        <w:ind w:left="5040" w:hanging="480"/>
-      </w:pPr>
+        <w:ind w:left="5040" w:hanging="360"/>
+      </w:pPr>
+      <w:rPr>
+        <w:rFonts w:ascii="Symbol" w:hAnsi="Symbol" w:cs="Symbol" w:hint="default"/>
+      </w:rPr>
     </w:lvl>
     <w:lvl w:ilvl="7">
       <w:numFmt w:val="bullet"/>
-      <w:lvlText w:val="–"/>
+      <w:lvlText w:val="o"/>
       <w:lvlJc w:val="left"/>
       <w:pPr>
-        <w:ind w:left="5760" w:hanging="480"/>
-      </w:pPr>
+        <w:ind w:left="5760" w:hanging="360"/>
+      </w:pPr>
+      <w:rPr>
+        <w:rFonts w:ascii="Courier New" w:hAnsi="Courier New" w:cs="Courier New" w:hint="default"/>
+      </w:rPr>
     </w:lvl>
     <w:lvl w:ilvl="8">
       <w:numFmt w:val="bullet"/>
-      <w:lvlText w:val="•"/>
+      <w:lvlText w:val=""/>
       <w:lvlJc w:val="left"/>
       <w:pPr>
-        <w:ind w:left="6480" w:hanging="480"/>
-      </w:pPr>
+        <w:ind w:left="6480" w:hanging="360"/>
+      </w:pPr>
+      <w:rPr>
+        <w:rFonts w:ascii="Wingdings" w:hAnsi="Wingdings" w:cs="Wingdings" w:hint="default"/>
+      </w:rPr>
     </w:lvl>
   </w:abstractNum>
   <w:num w:numId="1000">
@@ -8311,57 +6947,94 @@
     <w:name w:val="Title"/>
     <w:basedOn w:val="Normal"/>
     <w:next w:val="BodyText"/>
+    <w:link w:val="TitleChar"/>
+    <w:uiPriority w:val="10"/>
     <w:qFormat/>
+    <w:rsid w:val="00A10FD9"/>
     <w:pPr>
-      <w:keepNext/>
-      <w:keepLines/>
-      <w:spacing w:after="240" w:before="480"/>
+      <w:spacing w:after="80" w:line="240" w:lineRule="auto"/>
+      <w:contextualSpacing/>
       <w:jc w:val="center"/>
     </w:pPr>
     <w:rPr>
       <w:rFonts w:asciiTheme="majorHAnsi" w:cstheme="majorBidi" w:eastAsiaTheme="majorEastAsia" w:hAnsiTheme="majorHAnsi"/>
-      <w:b/>
-      <w:bCs/>
-      <w:color w:themeColor="accent1" w:themeShade="B5" w:val="345A8A"/>
-      <w:sz w:val="36"/>
-      <w:szCs w:val="36"/>
+      <w:sz w:val="56"/>
+      <w:szCs w:val="56"/>
+    </w:rPr>
+  </w:style>
+  <w:style w:customStyle="1" w:styleId="TitleChar" w:type="character">
+    <w:name w:val="Title Char"/>
+    <w:basedOn w:val="DefaultParagraphFont"/>
+    <w:link w:val="Title"/>
+    <w:uiPriority w:val="10"/>
+    <w:rsid w:val="00A10FD9"/>
+    <w:rPr>
+      <w:rFonts w:asciiTheme="majorHAnsi" w:cstheme="majorBidi" w:eastAsiaTheme="majorEastAsia" w:hAnsiTheme="majorHAnsi"/>
+      <w:sz w:val="56"/>
+      <w:szCs w:val="56"/>
     </w:rPr>
   </w:style>
   <w:style w:styleId="Subtitle" w:type="paragraph">
     <w:name w:val="Subtitle"/>
     <w:basedOn w:val="Title"/>
     <w:next w:val="BodyText"/>
+    <w:link w:val="SubtitleChar"/>
+    <w:uiPriority w:val="11"/>
     <w:qFormat/>
+    <w:rsid w:val="00A10FD9"/>
     <w:pPr>
-      <w:keepNext/>
-      <w:keepLines/>
-      <w:spacing w:after="240" w:before="240"/>
-      <w:jc w:val="center"/>
+      <w:numPr>
+        <w:ilvl w:val="1"/>
+      </w:numPr>
     </w:pPr>
     <w:rPr>
-      <w:sz w:val="30"/>
-      <w:szCs w:val="30"/>
+      <w:rFonts w:cstheme="majorBidi" w:eastAsiaTheme="majorEastAsia"/>
+      <w:spacing w:val="15"/>
+      <w:sz w:val="28"/>
+      <w:szCs w:val="28"/>
+    </w:rPr>
+  </w:style>
+  <w:style w:customStyle="1" w:styleId="SubtitleChar" w:type="character">
+    <w:name w:val="Subtitle Char"/>
+    <w:basedOn w:val="DefaultParagraphFont"/>
+    <w:link w:val="Subtitle"/>
+    <w:uiPriority w:val="11"/>
+    <w:rsid w:val="00A10FD9"/>
+    <w:rPr>
+      <w:rFonts w:cstheme="majorBidi" w:eastAsiaTheme="majorEastAsia"/>
+      <w:color w:themeColor="text1" w:themeTint="A6" w:val="595959"/>
+      <w:spacing w:val="15"/>
+      <w:sz w:val="28"/>
+      <w:szCs w:val="28"/>
     </w:rPr>
   </w:style>
   <w:style w:customStyle="1" w:styleId="Author" w:type="paragraph">
     <w:name w:val="Author"/>
+    <w:basedOn w:val="Title"/>
     <w:next w:val="BodyText"/>
     <w:qFormat/>
     <w:pPr>
       <w:keepNext/>
       <w:keepLines/>
-      <w:jc w:val="center"/>
     </w:pPr>
+    <w:rPr>
+      <w:sz w:val="24"/>
+      <w:szCs w:val="24"/>
+    </w:rPr>
   </w:style>
   <w:style w:styleId="Date" w:type="paragraph">
     <w:name w:val="Date"/>
+    <w:basedOn w:val="Title"/>
     <w:next w:val="BodyText"/>
     <w:qFormat/>
     <w:pPr>
       <w:keepNext/>
       <w:keepLines/>
-      <w:jc w:val="center"/>
     </w:pPr>
+    <w:rPr>
+      <w:sz w:val="24"/>
+      <w:szCs w:val="24"/>
+    </w:rPr>
   </w:style>
   <w:style w:customStyle="1" w:styleId="AbstractTitle" w:type="paragraph">
     <w:name w:val="Abstract Title"/>
@@ -8376,7 +7049,6 @@
     </w:pPr>
     <w:rPr>
       <w:b/>
-      <w:color w:val="345A8A"/>
       <w:sz w:val="20"/>
       <w:szCs w:val="20"/>
     </w:rPr>
@@ -8405,191 +7077,321 @@
     <w:rPr/>
   </w:style>
   <w:style w:styleId="Heading1" w:type="paragraph">
-    <w:name w:val="Heading 1"/>
+    <w:name w:val="heading 1"/>
     <w:basedOn w:val="Normal"/>
     <w:next w:val="BodyText"/>
+    <w:link w:val="Heading1Char"/>
     <w:uiPriority w:val="9"/>
     <w:qFormat/>
+    <w:rsid w:val="00A10FD9"/>
     <w:pPr>
       <w:keepNext/>
       <w:keepLines/>
-      <w:spacing w:after="0" w:before="480"/>
+      <w:spacing w:after="80" w:before="360"/>
       <w:outlineLvl w:val="0"/>
     </w:pPr>
     <w:rPr>
       <w:rFonts w:asciiTheme="majorHAnsi" w:cstheme="majorBidi" w:eastAsiaTheme="majorEastAsia" w:hAnsiTheme="majorHAnsi"/>
-      <w:b/>
-      <w:bCs/>
-      <w:color w:themeColor="accent1" w:val="4F81BD"/>
+      <w:color w:themeColor="accent1" w:themeShade="BF" w:val="0F4761"/>
+      <w:sz w:val="40"/>
+      <w:szCs w:val="40"/>
+    </w:rPr>
+  </w:style>
+  <w:style w:styleId="Heading2" w:type="paragraph">
+    <w:name w:val="heading 2"/>
+    <w:basedOn w:val="Normal"/>
+    <w:next w:val="BodyText"/>
+    <w:link w:val="Heading2Char"/>
+    <w:uiPriority w:val="9"/>
+    <w:semiHidden/>
+    <w:unhideWhenUsed/>
+    <w:qFormat/>
+    <w:rsid w:val="00A10FD9"/>
+    <w:pPr>
+      <w:keepNext/>
+      <w:keepLines/>
+      <w:spacing w:after="80" w:before="160"/>
+      <w:outlineLvl w:val="1"/>
+    </w:pPr>
+    <w:rPr>
+      <w:rFonts w:asciiTheme="majorHAnsi" w:cstheme="majorBidi" w:eastAsiaTheme="majorEastAsia" w:hAnsiTheme="majorHAnsi"/>
+      <w:color w:themeColor="accent1" w:themeShade="BF" w:val="0F4761"/>
       <w:sz w:val="32"/>
       <w:szCs w:val="32"/>
     </w:rPr>
   </w:style>
-  <w:style w:styleId="Heading2" w:type="paragraph">
-    <w:name w:val="Heading 2"/>
+  <w:style w:styleId="Heading3" w:type="paragraph">
+    <w:name w:val="heading 3"/>
     <w:basedOn w:val="Normal"/>
     <w:next w:val="BodyText"/>
+    <w:link w:val="Heading3Char"/>
     <w:uiPriority w:val="9"/>
+    <w:semiHidden/>
     <w:unhideWhenUsed/>
     <w:qFormat/>
+    <w:rsid w:val="00A10FD9"/>
     <w:pPr>
       <w:keepNext/>
       <w:keepLines/>
-      <w:spacing w:after="0" w:before="200"/>
-      <w:outlineLvl w:val="1"/>
+      <w:spacing w:after="80" w:before="160"/>
+      <w:outlineLvl w:val="2"/>
     </w:pPr>
     <w:rPr>
-      <w:rFonts w:asciiTheme="majorHAnsi" w:cstheme="majorBidi" w:eastAsiaTheme="majorEastAsia" w:hAnsiTheme="majorHAnsi"/>
-      <w:b/>
-      <w:bCs/>
-      <w:color w:themeColor="accent1" w:val="4F81BD"/>
+      <w:rFonts w:cstheme="majorBidi" w:eastAsiaTheme="majorEastAsia"/>
+      <w:color w:themeColor="accent1" w:themeShade="BF" w:val="0F4761"/>
       <w:sz w:val="28"/>
       <w:szCs w:val="28"/>
     </w:rPr>
   </w:style>
-  <w:style w:styleId="Heading3" w:type="paragraph">
-    <w:name w:val="Heading 3"/>
+  <w:style w:styleId="Heading4" w:type="paragraph">
+    <w:name w:val="heading 4"/>
     <w:basedOn w:val="Normal"/>
     <w:next w:val="BodyText"/>
+    <w:link w:val="Heading4Char"/>
     <w:uiPriority w:val="9"/>
+    <w:semiHidden/>
     <w:unhideWhenUsed/>
     <w:qFormat/>
+    <w:rsid w:val="00A10FD9"/>
     <w:pPr>
       <w:keepNext/>
       <w:keepLines/>
-      <w:spacing w:after="0" w:before="200"/>
-      <w:outlineLvl w:val="2"/>
+      <w:spacing w:after="40" w:before="80"/>
+      <w:outlineLvl w:val="3"/>
     </w:pPr>
     <w:rPr>
-      <w:rFonts w:asciiTheme="majorHAnsi" w:cstheme="majorBidi" w:eastAsiaTheme="majorEastAsia" w:hAnsiTheme="majorHAnsi"/>
-      <w:b/>
-      <w:bCs/>
-      <w:color w:themeColor="accent1" w:val="4F81BD"/>
-      <w:sz w:val="24"/>
-      <w:szCs w:val="24"/>
+      <w:rFonts w:cstheme="majorBidi" w:eastAsiaTheme="majorEastAsia"/>
+      <w:i/>
+      <w:iCs/>
+      <w:color w:themeColor="accent1" w:themeShade="BF" w:val="0F4761"/>
     </w:rPr>
   </w:style>
-  <w:style w:styleId="Heading4" w:type="paragraph">
-    <w:name w:val="Heading 4"/>
+  <w:style w:styleId="Heading5" w:type="paragraph">
+    <w:name w:val="heading 5"/>
     <w:basedOn w:val="Normal"/>
     <w:next w:val="BodyText"/>
+    <w:link w:val="Heading5Char"/>
     <w:uiPriority w:val="9"/>
+    <w:semiHidden/>
     <w:unhideWhenUsed/>
     <w:qFormat/>
+    <w:rsid w:val="00A10FD9"/>
     <w:pPr>
       <w:keepNext/>
       <w:keepLines/>
-      <w:spacing w:after="0" w:before="200"/>
-      <w:outlineLvl w:val="3"/>
+      <w:spacing w:after="40" w:before="80"/>
+      <w:outlineLvl w:val="4"/>
     </w:pPr>
     <w:rPr>
-      <w:rFonts w:asciiTheme="majorHAnsi" w:cstheme="majorBidi" w:eastAsiaTheme="majorEastAsia" w:hAnsiTheme="majorHAnsi"/>
-      <w:bCs/>
-      <w:i/>
-      <w:color w:themeColor="accent1" w:val="4F81BD"/>
-      <w:sz w:val="24"/>
-      <w:szCs w:val="24"/>
+      <w:rFonts w:cstheme="majorBidi" w:eastAsiaTheme="majorEastAsia"/>
+      <w:color w:themeColor="accent1" w:themeShade="BF" w:val="0F4761"/>
     </w:rPr>
   </w:style>
-  <w:style w:styleId="Heading5" w:type="paragraph">
-    <w:name w:val="Heading 5"/>
+  <w:style w:styleId="Heading6" w:type="paragraph">
+    <w:name w:val="heading 6"/>
     <w:basedOn w:val="Normal"/>
     <w:next w:val="BodyText"/>
+    <w:link w:val="Heading6Char"/>
     <w:uiPriority w:val="9"/>
+    <w:semiHidden/>
     <w:unhideWhenUsed/>
     <w:qFormat/>
+    <w:rsid w:val="00A10FD9"/>
     <w:pPr>
       <w:keepNext/>
       <w:keepLines/>
-      <w:spacing w:after="0" w:before="200"/>
-      <w:outlineLvl w:val="4"/>
+      <w:spacing w:after="0" w:before="40"/>
+      <w:outlineLvl w:val="5"/>
     </w:pPr>
     <w:rPr>
-      <w:rFonts w:asciiTheme="majorHAnsi" w:cstheme="majorBidi" w:eastAsiaTheme="majorEastAsia" w:hAnsiTheme="majorHAnsi"/>
+      <w:rFonts w:cstheme="majorBidi" w:eastAsiaTheme="majorEastAsia"/>
+      <w:i/>
       <w:iCs/>
-      <w:color w:themeColor="accent1" w:val="4F81BD"/>
-      <w:sz w:val="24"/>
-      <w:szCs w:val="24"/>
+      <w:color w:themeColor="text1" w:themeTint="A6" w:val="595959"/>
     </w:rPr>
   </w:style>
-  <w:style w:styleId="Heading6" w:type="paragraph">
-    <w:name w:val="Heading 6"/>
+  <w:style w:styleId="Heading7" w:type="paragraph">
+    <w:name w:val="heading 7"/>
     <w:basedOn w:val="Normal"/>
     <w:next w:val="BodyText"/>
+    <w:link w:val="Heading7Char"/>
     <w:uiPriority w:val="9"/>
+    <w:semiHidden/>
     <w:unhideWhenUsed/>
     <w:qFormat/>
+    <w:rsid w:val="00A10FD9"/>
     <w:pPr>
       <w:keepNext/>
       <w:keepLines/>
-      <w:spacing w:after="0" w:before="200"/>
-      <w:outlineLvl w:val="5"/>
+      <w:spacing w:after="0" w:before="40"/>
+      <w:outlineLvl w:val="6"/>
     </w:pPr>
     <w:rPr>
-      <w:rFonts w:asciiTheme="majorHAnsi" w:cstheme="majorBidi" w:eastAsiaTheme="majorEastAsia" w:hAnsiTheme="majorHAnsi"/>
-      <w:color w:themeColor="accent1" w:val="4F81BD"/>
-      <w:sz w:val="24"/>
-      <w:szCs w:val="24"/>
+      <w:rFonts w:cstheme="majorBidi" w:eastAsiaTheme="majorEastAsia"/>
+      <w:color w:themeColor="text1" w:themeTint="A6" w:val="595959"/>
     </w:rPr>
   </w:style>
-  <w:style w:styleId="Heading7" w:type="paragraph">
-    <w:name w:val="Heading 7"/>
+  <w:style w:styleId="Heading8" w:type="paragraph">
+    <w:name w:val="heading 8"/>
     <w:basedOn w:val="Normal"/>
     <w:next w:val="BodyText"/>
+    <w:link w:val="Heading8Char"/>
     <w:uiPriority w:val="9"/>
+    <w:semiHidden/>
     <w:unhideWhenUsed/>
     <w:qFormat/>
+    <w:rsid w:val="00A10FD9"/>
     <w:pPr>
       <w:keepNext/>
       <w:keepLines/>
-      <w:spacing w:after="0" w:before="200"/>
-      <w:outlineLvl w:val="6"/>
+      <w:spacing w:after="0"/>
+      <w:outlineLvl w:val="7"/>
     </w:pPr>
     <w:rPr>
-      <w:rFonts w:asciiTheme="majorHAnsi" w:cstheme="majorBidi" w:eastAsiaTheme="majorEastAsia" w:hAnsiTheme="majorHAnsi"/>
-      <w:color w:themeColor="accent1" w:val="4F81BD"/>
-      <w:sz w:val="24"/>
-      <w:szCs w:val="24"/>
+      <w:rFonts w:cstheme="majorBidi" w:eastAsiaTheme="majorEastAsia"/>
+      <w:i/>
+      <w:iCs/>
+      <w:color w:themeColor="text1" w:themeTint="D8" w:val="272727"/>
     </w:rPr>
   </w:style>
-  <w:style w:styleId="Heading8" w:type="paragraph">
-    <w:name w:val="Heading 8"/>
+  <w:style w:styleId="Heading9" w:type="paragraph">
+    <w:name w:val="heading 9"/>
     <w:basedOn w:val="Normal"/>
     <w:next w:val="BodyText"/>
+    <w:link w:val="Heading9Char"/>
     <w:uiPriority w:val="9"/>
+    <w:semiHidden/>
     <w:unhideWhenUsed/>
     <w:qFormat/>
+    <w:rsid w:val="00A10FD9"/>
     <w:pPr>
       <w:keepNext/>
       <w:keepLines/>
-      <w:spacing w:after="0" w:before="200"/>
-      <w:outlineLvl w:val="7"/>
-    </w:pPr>
-    <w:rPr>
-      <w:rFonts w:asciiTheme="majorHAnsi" w:cstheme="majorBidi" w:eastAsiaTheme="majorEastAsia" w:hAnsiTheme="majorHAnsi"/>
-      <w:color w:themeColor="accent1" w:val="4F81BD"/>
-      <w:sz w:val="24"/>
-      <w:szCs w:val="24"/>
-    </w:rPr>
-  </w:style>
-  <w:style w:styleId="Heading9" w:type="paragraph">
-    <w:name w:val="Heading 9"/>
-    <w:basedOn w:val="Normal"/>
-    <w:next w:val="BodyText"/>
-    <w:uiPriority w:val="9"/>
-    <w:unhideWhenUsed/>
-    <w:qFormat/>
-    <w:pPr>
-      <w:keepNext/>
-      <w:keepLines/>
-      <w:spacing w:after="0" w:before="200"/>
+      <w:spacing w:after="0"/>
       <w:outlineLvl w:val="8"/>
     </w:pPr>
     <w:rPr>
+      <w:rFonts w:cstheme="majorBidi" w:eastAsiaTheme="majorEastAsia"/>
+      <w:color w:themeColor="text1" w:themeTint="D8" w:val="272727"/>
+    </w:rPr>
+  </w:style>
+  <w:style w:customStyle="1" w:styleId="Heading1Char" w:type="character">
+    <w:name w:val="Heading 1 Char"/>
+    <w:basedOn w:val="DefaultParagraphFont"/>
+    <w:link w:val="Heading1"/>
+    <w:uiPriority w:val="9"/>
+    <w:rsid w:val="00A10FD9"/>
+    <w:rPr>
       <w:rFonts w:asciiTheme="majorHAnsi" w:cstheme="majorBidi" w:eastAsiaTheme="majorEastAsia" w:hAnsiTheme="majorHAnsi"/>
-      <w:color w:themeColor="accent1" w:val="4F81BD"/>
-      <w:sz w:val="24"/>
-      <w:szCs w:val="24"/>
+      <w:color w:themeColor="accent1" w:themeShade="BF" w:val="0F4761"/>
+      <w:sz w:val="40"/>
+      <w:szCs w:val="40"/>
+    </w:rPr>
+  </w:style>
+  <w:style w:customStyle="1" w:styleId="Heading2Char" w:type="character">
+    <w:name w:val="Heading 2 Char"/>
+    <w:basedOn w:val="DefaultParagraphFont"/>
+    <w:link w:val="Heading2"/>
+    <w:uiPriority w:val="9"/>
+    <w:semiHidden/>
+    <w:rsid w:val="00A10FD9"/>
+    <w:rPr>
+      <w:rFonts w:asciiTheme="majorHAnsi" w:cstheme="majorBidi" w:eastAsiaTheme="majorEastAsia" w:hAnsiTheme="majorHAnsi"/>
+      <w:color w:themeColor="accent1" w:themeShade="BF" w:val="0F4761"/>
+      <w:sz w:val="32"/>
+      <w:szCs w:val="32"/>
+    </w:rPr>
+  </w:style>
+  <w:style w:customStyle="1" w:styleId="Heading3Char" w:type="character">
+    <w:name w:val="Heading 3 Char"/>
+    <w:basedOn w:val="DefaultParagraphFont"/>
+    <w:link w:val="Heading3"/>
+    <w:uiPriority w:val="9"/>
+    <w:semiHidden/>
+    <w:rsid w:val="00A10FD9"/>
+    <w:rPr>
+      <w:rFonts w:cstheme="majorBidi" w:eastAsiaTheme="majorEastAsia"/>
+      <w:color w:themeColor="accent1" w:themeShade="BF" w:val="0F4761"/>
+      <w:sz w:val="28"/>
+      <w:szCs w:val="28"/>
+    </w:rPr>
+  </w:style>
+  <w:style w:customStyle="1" w:styleId="Heading4Char" w:type="character">
+    <w:name w:val="Heading 4 Char"/>
+    <w:basedOn w:val="DefaultParagraphFont"/>
+    <w:link w:val="Heading4"/>
+    <w:uiPriority w:val="9"/>
+    <w:semiHidden/>
+    <w:rsid w:val="00A10FD9"/>
+    <w:rPr>
+      <w:rFonts w:cstheme="majorBidi" w:eastAsiaTheme="majorEastAsia"/>
+      <w:i/>
+      <w:iCs/>
+      <w:color w:themeColor="accent1" w:themeShade="BF" w:val="0F4761"/>
+    </w:rPr>
+  </w:style>
+  <w:style w:customStyle="1" w:styleId="Heading5Char" w:type="character">
+    <w:name w:val="Heading 5 Char"/>
+    <w:basedOn w:val="DefaultParagraphFont"/>
+    <w:link w:val="Heading5"/>
+    <w:uiPriority w:val="9"/>
+    <w:semiHidden/>
+    <w:rsid w:val="00A10FD9"/>
+    <w:rPr>
+      <w:rFonts w:cstheme="majorBidi" w:eastAsiaTheme="majorEastAsia"/>
+      <w:color w:themeColor="accent1" w:themeShade="BF" w:val="0F4761"/>
+    </w:rPr>
+  </w:style>
+  <w:style w:customStyle="1" w:styleId="Heading6Char" w:type="character">
+    <w:name w:val="Heading 6 Char"/>
+    <w:basedOn w:val="DefaultParagraphFont"/>
+    <w:link w:val="Heading6"/>
+    <w:uiPriority w:val="9"/>
+    <w:semiHidden/>
+    <w:rsid w:val="00A10FD9"/>
+    <w:rPr>
+      <w:rFonts w:cstheme="majorBidi" w:eastAsiaTheme="majorEastAsia"/>
+      <w:i/>
+      <w:iCs/>
+      <w:color w:themeColor="text1" w:themeTint="A6" w:val="595959"/>
+    </w:rPr>
+  </w:style>
+  <w:style w:customStyle="1" w:styleId="Heading7Char" w:type="character">
+    <w:name w:val="Heading 7 Char"/>
+    <w:basedOn w:val="DefaultParagraphFont"/>
+    <w:link w:val="Heading7"/>
+    <w:uiPriority w:val="9"/>
+    <w:semiHidden/>
+    <w:rsid w:val="00A10FD9"/>
+    <w:rPr>
+      <w:rFonts w:cstheme="majorBidi" w:eastAsiaTheme="majorEastAsia"/>
+      <w:color w:themeColor="text1" w:themeTint="A6" w:val="595959"/>
+    </w:rPr>
+  </w:style>
+  <w:style w:customStyle="1" w:styleId="Heading8Char" w:type="character">
+    <w:name w:val="Heading 8 Char"/>
+    <w:basedOn w:val="DefaultParagraphFont"/>
+    <w:link w:val="Heading8"/>
+    <w:uiPriority w:val="9"/>
+    <w:semiHidden/>
+    <w:rsid w:val="00A10FD9"/>
+    <w:rPr>
+      <w:rFonts w:cstheme="majorBidi" w:eastAsiaTheme="majorEastAsia"/>
+      <w:i/>
+      <w:iCs/>
+      <w:color w:themeColor="text1" w:themeTint="D8" w:val="272727"/>
+    </w:rPr>
+  </w:style>
+  <w:style w:customStyle="1" w:styleId="Heading9Char" w:type="character">
+    <w:name w:val="Heading 9 Char"/>
+    <w:basedOn w:val="DefaultParagraphFont"/>
+    <w:link w:val="Heading9"/>
+    <w:uiPriority w:val="9"/>
+    <w:semiHidden/>
+    <w:rsid w:val="00A10FD9"/>
+    <w:rPr>
+      <w:rFonts w:cstheme="majorBidi" w:eastAsiaTheme="majorEastAsia"/>
+      <w:color w:themeColor="text1" w:themeTint="D8" w:val="272727"/>
     </w:rPr>
   </w:style>
   <w:style w:styleId="BlockText" w:type="paragraph">
@@ -8614,8 +7416,8 @@
   </w:style>
   <w:style w:styleId="FootnoteBlockText" w:type="paragraph">
     <w:name w:val="Footnote Block Text"/>
-    <w:basedOn w:val="Footnote Text"/>
-    <w:next w:val="Footnote Text"/>
+    <w:basedOn w:val="FootnoteText"/>
+    <w:next w:val="FootnoteText"/>
     <w:uiPriority w:val="9"/>
     <w:unhideWhenUsed/>
     <w:qFormat/>
@@ -9007,44 +7809,44 @@
         <a:sysClr val="window" lastClr="FFFFFF"/>
       </a:lt1>
       <a:dk2>
-        <a:srgbClr val="1F497D"/>
+        <a:srgbClr val="0E2841"/>
       </a:dk2>
       <a:lt2>
-        <a:srgbClr val="EEECE1"/>
+        <a:srgbClr val="E8E8E8"/>
       </a:lt2>
       <a:accent1>
-        <a:srgbClr val="4F81BD"/>
+        <a:srgbClr val="156082"/>
       </a:accent1>
       <a:accent2>
-        <a:srgbClr val="C0504D"/>
+        <a:srgbClr val="E97132"/>
       </a:accent2>
       <a:accent3>
-        <a:srgbClr val="9BBB59"/>
+        <a:srgbClr val="196B24"/>
       </a:accent3>
       <a:accent4>
-        <a:srgbClr val="8064A2"/>
+        <a:srgbClr val="0F9ED5"/>
       </a:accent4>
       <a:accent5>
-        <a:srgbClr val="4BACC6"/>
+        <a:srgbClr val="A02B93"/>
       </a:accent5>
       <a:accent6>
-        <a:srgbClr val="F79646"/>
+        <a:srgbClr val="4EA72E"/>
       </a:accent6>
       <a:hlink>
-        <a:srgbClr val="0000FF"/>
+        <a:srgbClr val="467886"/>
       </a:hlink>
       <a:folHlink>
-        <a:srgbClr val="800080"/>
+        <a:srgbClr val="96607D"/>
       </a:folHlink>
     </a:clrScheme>
     <a:fontScheme name="Office">
       <a:majorFont>
-        <a:latin typeface="Calibri"/>
+        <a:latin typeface="Aptos Display" panose="02110004020202020204"/>
         <a:ea typeface=""/>
         <a:cs typeface=""/>
-        <a:font script="Jpan" typeface="ＭＳ ゴシック"/>
+        <a:font script="Jpan" typeface="游ゴシック Light"/>
         <a:font script="Hang" typeface="맑은 고딕"/>
-        <a:font script="Hans" typeface="宋体"/>
+        <a:font script="Hans" typeface="等线 Light"/>
         <a:font script="Hant" typeface="新細明體"/>
         <a:font script="Arab" typeface="Times New Roman"/>
         <a:font script="Hebr" typeface="Times New Roman"/>
@@ -9071,14 +7873,32 @@
         <a:font script="Mong" typeface="Mongolian Baiti"/>
         <a:font script="Viet" typeface="Times New Roman"/>
         <a:font script="Uigh" typeface="Microsoft Uighur"/>
+        <a:font script="Geor" typeface="Sylfaen"/>
+        <a:font script="Armn" typeface="Arial"/>
+        <a:font script="Bugi" typeface="Leelawadee UI"/>
+        <a:font script="Bopo" typeface="Microsoft JhengHei"/>
+        <a:font script="Java" typeface="Javanese Text"/>
+        <a:font script="Lisu" typeface="Segoe UI"/>
+        <a:font script="Mymr" typeface="Myanmar Text"/>
+        <a:font script="Nkoo" typeface="Ebrima"/>
+        <a:font script="Olck" typeface="Nirmala UI"/>
+        <a:font script="Osma" typeface="Ebrima"/>
+        <a:font script="Phag" typeface="Phagspa"/>
+        <a:font script="Syrn" typeface="Estrangelo Edessa"/>
+        <a:font script="Syrj" typeface="Estrangelo Edessa"/>
+        <a:font script="Syre" typeface="Estrangelo Edessa"/>
+        <a:font script="Sora" typeface="Nirmala UI"/>
+        <a:font script="Tale" typeface="Microsoft Tai Le"/>
+        <a:font script="Talu" typeface="Microsoft New Tai Lue"/>
+        <a:font script="Tfng" typeface="Ebrima"/>
       </a:majorFont>
       <a:minorFont>
-        <a:latin typeface="Cambria"/>
+        <a:latin typeface="Aptos" panose="02110004020202020204"/>
         <a:ea typeface=""/>
         <a:cs typeface=""/>
-        <a:font script="Jpan" typeface="ＭＳ 明朝"/>
+        <a:font script="Jpan" typeface="游明朝"/>
         <a:font script="Hang" typeface="맑은 고딕"/>
-        <a:font script="Hans" typeface="宋体"/>
+        <a:font script="Hans" typeface="等线"/>
         <a:font script="Hant" typeface="新細明體"/>
         <a:font script="Arab" typeface="Arial"/>
         <a:font script="Hebr" typeface="Arial"/>
@@ -9105,6 +7925,24 @@
         <a:font script="Mong" typeface="Mongolian Baiti"/>
         <a:font script="Viet" typeface="Arial"/>
         <a:font script="Uigh" typeface="Microsoft Uighur"/>
+        <a:font script="Geor" typeface="Sylfaen"/>
+        <a:font script="Armn" typeface="Arial"/>
+        <a:font script="Bugi" typeface="Leelawadee UI"/>
+        <a:font script="Bopo" typeface="Microsoft JhengHei"/>
+        <a:font script="Java" typeface="Javanese Text"/>
+        <a:font script="Lisu" typeface="Segoe UI"/>
+        <a:font script="Mymr" typeface="Myanmar Text"/>
+        <a:font script="Nkoo" typeface="Ebrima"/>
+        <a:font script="Olck" typeface="Nirmala UI"/>
+        <a:font script="Osma" typeface="Ebrima"/>
+        <a:font script="Phag" typeface="Phagspa"/>
+        <a:font script="Syrn" typeface="Estrangelo Edessa"/>
+        <a:font script="Syrj" typeface="Estrangelo Edessa"/>
+        <a:font script="Syre" typeface="Estrangelo Edessa"/>
+        <a:font script="Sora" typeface="Nirmala UI"/>
+        <a:font script="Tale" typeface="Microsoft Tai Le"/>
+        <a:font script="Talu" typeface="Microsoft New Tai Lue"/>
+        <a:font script="Tfng" typeface="Ebrima"/>
       </a:minorFont>
     </a:fontScheme>
     <a:fmtScheme name="Office">
@@ -9116,200 +7954,141 @@
           <a:gsLst>
             <a:gs pos="0">
               <a:schemeClr val="phClr">
-                <a:tint val="50000"/>
-                <a:satMod val="300000"/>
+                <a:lumMod val="110000"/>
+                <a:satMod val="105000"/>
+                <a:tint val="67000"/>
               </a:schemeClr>
             </a:gs>
-            <a:gs pos="35000">
+            <a:gs pos="50000">
               <a:schemeClr val="phClr">
-                <a:tint val="37000"/>
-                <a:satMod val="300000"/>
+                <a:lumMod val="105000"/>
+                <a:satMod val="103000"/>
+                <a:tint val="73000"/>
               </a:schemeClr>
             </a:gs>
             <a:gs pos="100000">
               <a:schemeClr val="phClr">
-                <a:tint val="15000"/>
-                <a:satMod val="350000"/>
+                <a:lumMod val="105000"/>
+                <a:satMod val="109000"/>
+                <a:tint val="81000"/>
               </a:schemeClr>
             </a:gs>
           </a:gsLst>
-          <a:lin ang="16200000" scaled="1"/>
+          <a:lin ang="5400000" scaled="0"/>
         </a:gradFill>
         <a:gradFill rotWithShape="1">
           <a:gsLst>
             <a:gs pos="0">
               <a:schemeClr val="phClr">
-                <a:tint val="100000"/>
+                <a:satMod val="103000"/>
+                <a:lumMod val="102000"/>
+                <a:tint val="94000"/>
+              </a:schemeClr>
+            </a:gs>
+            <a:gs pos="50000">
+              <a:schemeClr val="phClr">
+                <a:satMod val="110000"/>
+                <a:lumMod val="100000"/>
                 <a:shade val="100000"/>
-                <a:satMod val="130000"/>
               </a:schemeClr>
             </a:gs>
             <a:gs pos="100000">
               <a:schemeClr val="phClr">
-                <a:tint val="50000"/>
-                <a:shade val="100000"/>
-                <a:satMod val="350000"/>
+                <a:lumMod val="99000"/>
+                <a:satMod val="120000"/>
+                <a:shade val="78000"/>
               </a:schemeClr>
             </a:gs>
           </a:gsLst>
-          <a:lin ang="16200000" scaled="0"/>
+          <a:lin ang="5400000" scaled="0"/>
         </a:gradFill>
       </a:fillStyleLst>
       <a:lnStyleLst>
-        <a:ln w="9525" cap="flat" cmpd="sng" algn="ctr">
-          <a:solidFill>
-            <a:schemeClr val="phClr">
-              <a:shade val="95000"/>
-              <a:satMod val="105000"/>
-            </a:schemeClr>
-          </a:solidFill>
-          <a:prstDash val="solid"/>
-        </a:ln>
-        <a:ln w="25400" cap="flat" cmpd="sng" algn="ctr">
+        <a:ln w="6350" cap="flat" cmpd="sng" algn="ctr">
           <a:solidFill>
             <a:schemeClr val="phClr"/>
           </a:solidFill>
           <a:prstDash val="solid"/>
+          <a:miter lim="800000"/>
         </a:ln>
-        <a:ln w="38100" cap="flat" cmpd="sng" algn="ctr">
+        <a:ln w="12700" cap="flat" cmpd="sng" algn="ctr">
           <a:solidFill>
             <a:schemeClr val="phClr"/>
           </a:solidFill>
           <a:prstDash val="solid"/>
+          <a:miter lim="800000"/>
+        </a:ln>
+        <a:ln w="19050" cap="flat" cmpd="sng" algn="ctr">
+          <a:solidFill>
+            <a:schemeClr val="phClr"/>
+          </a:solidFill>
+          <a:prstDash val="solid"/>
+          <a:miter lim="800000"/>
         </a:ln>
       </a:lnStyleLst>
       <a:effectStyleLst>
         <a:effectStyle>
+          <a:effectLst/>
+        </a:effectStyle>
+        <a:effectStyle>
+          <a:effectLst/>
+        </a:effectStyle>
+        <a:effectStyle>
           <a:effectLst>
-            <a:outerShdw blurRad="40000" dist="20000" dir="5400000" rotWithShape="0">
+            <a:outerShdw blurRad="57150" dist="19050" dir="5400000" algn="ctr" rotWithShape="0">
               <a:srgbClr val="000000">
-                <a:alpha val="38000"/>
+                <a:alpha val="63000"/>
               </a:srgbClr>
             </a:outerShdw>
           </a:effectLst>
-        </a:effectStyle>
-        <a:effectStyle>
-          <a:effectLst>
-            <a:outerShdw blurRad="40000" dist="23000" dir="5400000" rotWithShape="0">
-              <a:srgbClr val="000000">
-                <a:alpha val="35000"/>
-              </a:srgbClr>
-            </a:outerShdw>
-          </a:effectLst>
-        </a:effectStyle>
-        <a:effectStyle>
-          <a:effectLst>
-            <a:outerShdw blurRad="40000" dist="23000" dir="5400000" rotWithShape="0">
-              <a:srgbClr val="000000">
-                <a:alpha val="35000"/>
-              </a:srgbClr>
-            </a:outerShdw>
-          </a:effectLst>
-          <a:scene3d>
-            <a:camera prst="orthographicFront">
-              <a:rot lat="0" lon="0" rev="0"/>
-            </a:camera>
-            <a:lightRig rig="threePt" dir="t">
-              <a:rot lat="0" lon="0" rev="1200000"/>
-            </a:lightRig>
-          </a:scene3d>
-          <a:sp3d>
-            <a:bevelT w="63500" h="25400"/>
-          </a:sp3d>
         </a:effectStyle>
       </a:effectStyleLst>
       <a:bgFillStyleLst>
         <a:solidFill>
           <a:schemeClr val="phClr"/>
         </a:solidFill>
+        <a:solidFill>
+          <a:schemeClr val="phClr">
+            <a:tint val="95000"/>
+            <a:satMod val="170000"/>
+          </a:schemeClr>
+        </a:solidFill>
         <a:gradFill rotWithShape="1">
           <a:gsLst>
             <a:gs pos="0">
               <a:schemeClr val="phClr">
-                <a:tint val="40000"/>
-                <a:satMod val="350000"/>
+                <a:tint val="93000"/>
+                <a:satMod val="150000"/>
+                <a:shade val="98000"/>
+                <a:lumMod val="102000"/>
               </a:schemeClr>
             </a:gs>
-            <a:gs pos="40000">
+            <a:gs pos="50000">
               <a:schemeClr val="phClr">
-                <a:tint val="45000"/>
-                <a:shade val="99000"/>
-                <a:satMod val="350000"/>
+                <a:tint val="98000"/>
+                <a:satMod val="130000"/>
+                <a:shade val="90000"/>
+                <a:lumMod val="103000"/>
               </a:schemeClr>
             </a:gs>
             <a:gs pos="100000">
               <a:schemeClr val="phClr">
-                <a:shade val="20000"/>
-                <a:satMod val="255000"/>
+                <a:shade val="63000"/>
+                <a:satMod val="120000"/>
               </a:schemeClr>
             </a:gs>
           </a:gsLst>
-          <a:path path="circle">
-            <a:fillToRect l="50000" t="-80000" r="50000" b="180000"/>
-          </a:path>
-        </a:gradFill>
-        <a:gradFill rotWithShape="1">
-          <a:gsLst>
-            <a:gs pos="0">
-              <a:schemeClr val="phClr">
-                <a:tint val="80000"/>
-                <a:satMod val="300000"/>
-              </a:schemeClr>
-            </a:gs>
-            <a:gs pos="100000">
-              <a:schemeClr val="phClr">
-                <a:shade val="30000"/>
-                <a:satMod val="200000"/>
-              </a:schemeClr>
-            </a:gs>
-          </a:gsLst>
-          <a:path path="circle">
-            <a:fillToRect l="50000" t="50000" r="50000" b="50000"/>
-          </a:path>
+          <a:lin ang="5400000" scaled="0"/>
         </a:gradFill>
       </a:bgFillStyleLst>
     </a:fmtScheme>
   </a:themeElements>
-  <a:objectDefaults>
-    <a:spDef>
-      <a:spPr/>
-      <a:bodyPr/>
-      <a:lstStyle/>
-      <a:style>
-        <a:lnRef idx="1">
-          <a:schemeClr val="accent1"/>
-        </a:lnRef>
-        <a:fillRef idx="3">
-          <a:schemeClr val="accent1"/>
-        </a:fillRef>
-        <a:effectRef idx="2">
-          <a:schemeClr val="accent1"/>
-        </a:effectRef>
-        <a:fontRef idx="minor">
-          <a:schemeClr val="lt1"/>
-        </a:fontRef>
-      </a:style>
-    </a:spDef>
-    <a:lnDef>
-      <a:spPr/>
-      <a:bodyPr/>
-      <a:lstStyle/>
-      <a:style>
-        <a:lnRef idx="2">
-          <a:schemeClr val="accent1"/>
-        </a:lnRef>
-        <a:fillRef idx="0">
-          <a:schemeClr val="accent1"/>
-        </a:fillRef>
-        <a:effectRef idx="1">
-          <a:schemeClr val="accent1"/>
-        </a:effectRef>
-        <a:fontRef idx="minor">
-          <a:schemeClr val="tx1"/>
-        </a:fontRef>
-      </a:style>
-    </a:lnDef>
-  </a:objectDefaults>
+  <a:objectDefaults/>
   <a:extraClrSchemeLst/>
+  <a:extLst>
+    <a:ext uri="{05A4C25C-085E-4340-85A3-A5531E510DB2}">
+      <thm15:themeFamily xmlns:thm15="http://schemas.microsoft.com/office/thememl/2012/main" name="Office Theme" id="{2E142A2C-CD16-42D6-873A-C26D2A0506FA}" vid="{1BDDFF52-6CD6-40A5-AB3C-68EB2F1E4D0A}"/>
+    </a:ext>
+  </a:extLst>
 </a:theme>
 </file>